--- a/doc/cambios/Historial-de-cambios.docx
+++ b/doc/cambios/Historial-de-cambios.docx
@@ -49,7 +49,7 @@
           <w:sz w:val="22"/>
           <w:szCs w:val="22"/>
         </w:rPr>
-        <w:t>Actualizado: 2026-10-27</w:t>
+        <w:t>Actualizado: 2026-10-28</w:t>
       </w:r>
     </w:p>
     <w:p>
@@ -62,7 +62,7 @@
           <w:sz w:val="22"/>
           <w:szCs w:val="22"/>
         </w:rPr>
-        <w:t>12 entregas registradas</w:t>
+        <w:t>13 entregas registradas</w:t>
       </w:r>
     </w:p>
     <w:p>
@@ -90,7 +90,7 @@
     <w:sdt>
       <w:sdtPr>
         <w:alias w:val="Contenido"/>
-        <w:id w:val="326252894"/>
+        <w:id w:val="-1571730044"/>
       </w:sdtPr>
       <w:sdtEndPr/>
       <w:sdtContent>
@@ -117,7 +117,7 @@
           <w:r>
             <w:fldChar w:fldCharType="separate"/>
           </w:r>
-          <w:hyperlink w:anchor="_Toc244001053" w:history="1">
+          <w:hyperlink w:anchor="_Toc244048756" w:history="1">
             <w:r>
               <w:rPr>
                 <w:rStyle w:val="Hipervnculo"/>
@@ -141,7 +141,7 @@
               <w:rPr>
                 <w:noProof/>
               </w:rPr>
-              <w:instrText xml:space="preserve"> PAGEREF _Toc244001053 \h </w:instrText>
+              <w:instrText xml:space="preserve"> PAGEREF _Toc244048756 \h </w:instrText>
             </w:r>
             <w:r>
               <w:rPr>
@@ -182,13 +182,13 @@
               <w:szCs w:val="22"/>
             </w:rPr>
           </w:pPr>
-          <w:hyperlink w:anchor="_Toc244001054" w:history="1">
+          <w:hyperlink w:anchor="_Toc244048757" w:history="1">
             <w:r>
               <w:rPr>
                 <w:rStyle w:val="Hipervnculo"/>
                 <w:noProof/>
               </w:rPr>
-              <w:t>2026-10-27 · Extraer caras, carpetas, tildes y rutas</w:t>
+              <w:t>2026-10-28 · Caras volteadas y mejillas</w:t>
             </w:r>
             <w:r>
               <w:rPr>
@@ -206,7 +206,7 @@
               <w:rPr>
                 <w:noProof/>
               </w:rPr>
-              <w:instrText xml:space="preserve"> PAGEREF _Toc244001054 \h </w:instrText>
+              <w:instrText xml:space="preserve"> PAGEREF _Toc244048757 \h </w:instrText>
             </w:r>
             <w:r>
               <w:rPr>
@@ -247,13 +247,13 @@
               <w:szCs w:val="22"/>
             </w:rPr>
           </w:pPr>
-          <w:hyperlink w:anchor="_Toc244001055" w:history="1">
+          <w:hyperlink w:anchor="_Toc244048758" w:history="1">
             <w:r>
               <w:rPr>
                 <w:rStyle w:val="Hipervnculo"/>
                 <w:noProof/>
               </w:rPr>
-              <w:t>2026-10-27 · Primeros planos y video</w:t>
+              <w:t>2026-10-27 · Extraer caras, carpetas, tildes y rutas</w:t>
             </w:r>
             <w:r>
               <w:rPr>
@@ -271,7 +271,7 @@
               <w:rPr>
                 <w:noProof/>
               </w:rPr>
-              <w:instrText xml:space="preserve"> PAGEREF _Toc244001055 \h </w:instrText>
+              <w:instrText xml:space="preserve"> PAGEREF _Toc244048758 \h </w:instrText>
             </w:r>
             <w:r>
               <w:rPr>
@@ -312,13 +312,13 @@
               <w:szCs w:val="22"/>
             </w:rPr>
           </w:pPr>
-          <w:hyperlink w:anchor="_Toc244001056" w:history="1">
+          <w:hyperlink w:anchor="_Toc244048759" w:history="1">
             <w:r>
               <w:rPr>
                 <w:rStyle w:val="Hipervnculo"/>
                 <w:noProof/>
               </w:rPr>
-              <w:t>2026-10-26 · ZIP con contraseña y una fuente en varias caras</w:t>
+              <w:t>2026-10-27 · Primeros planos y video</w:t>
             </w:r>
             <w:r>
               <w:rPr>
@@ -336,7 +336,7 @@
               <w:rPr>
                 <w:noProof/>
               </w:rPr>
-              <w:instrText xml:space="preserve"> PAGEREF _Toc244001056 \h </w:instrText>
+              <w:instrText xml:space="preserve"> PAGEREF _Toc244048759 \h </w:instrText>
             </w:r>
             <w:r>
               <w:rPr>
@@ -377,13 +377,13 @@
               <w:szCs w:val="22"/>
             </w:rPr>
           </w:pPr>
-          <w:hyperlink w:anchor="_Toc244001057" w:history="1">
+          <w:hyperlink w:anchor="_Toc244048760" w:history="1">
             <w:r>
               <w:rPr>
                 <w:rStyle w:val="Hipervnculo"/>
                 <w:noProof/>
               </w:rPr>
-              <w:t>2026-10-26 · Videos, lotes y configuraciones</w:t>
+              <w:t>2026-10-26 · ZIP con contraseña y una fuente en varias caras</w:t>
             </w:r>
             <w:r>
               <w:rPr>
@@ -401,7 +401,7 @@
               <w:rPr>
                 <w:noProof/>
               </w:rPr>
-              <w:instrText xml:space="preserve"> PAGEREF _Toc244001057 \h </w:instrText>
+              <w:instrText xml:space="preserve"> PAGEREF _Toc244048760 \h </w:instrText>
             </w:r>
             <w:r>
               <w:rPr>
@@ -442,13 +442,13 @@
               <w:szCs w:val="22"/>
             </w:rPr>
           </w:pPr>
-          <w:hyperlink w:anchor="_Toc244001058" w:history="1">
+          <w:hyperlink w:anchor="_Toc244048761" w:history="1">
             <w:r>
               <w:rPr>
                 <w:rStyle w:val="Hipervnculo"/>
                 <w:noProof/>
               </w:rPr>
-              <w:t>2026-10-26 · Modelos de cara (.npy)</w:t>
+              <w:t>2026-10-26 · Videos, lotes y configuraciones</w:t>
             </w:r>
             <w:r>
               <w:rPr>
@@ -466,7 +466,7 @@
               <w:rPr>
                 <w:noProof/>
               </w:rPr>
-              <w:instrText xml:space="preserve"> PAGEREF _Toc244001058 \h </w:instrText>
+              <w:instrText xml:space="preserve"> PAGEREF _Toc244048761 \h </w:instrText>
             </w:r>
             <w:r>
               <w:rPr>
@@ -507,13 +507,13 @@
               <w:szCs w:val="22"/>
             </w:rPr>
           </w:pPr>
-          <w:hyperlink w:anchor="_Toc244001059" w:history="1">
+          <w:hyperlink w:anchor="_Toc244048762" w:history="1">
             <w:r>
               <w:rPr>
                 <w:rStyle w:val="Hipervnculo"/>
                 <w:noProof/>
               </w:rPr>
-              <w:t>2026-10-26 · Personas: identidad y género</w:t>
+              <w:t>2026-10-26 · Modelos de cara (.npy)</w:t>
             </w:r>
             <w:r>
               <w:rPr>
@@ -531,7 +531,7 @@
               <w:rPr>
                 <w:noProof/>
               </w:rPr>
-              <w:instrText xml:space="preserve"> PAGEREF _Toc244001059 \h </w:instrText>
+              <w:instrText xml:space="preserve"> PAGEREF _Toc244048762 \h </w:instrText>
             </w:r>
             <w:r>
               <w:rPr>
@@ -572,13 +572,13 @@
               <w:szCs w:val="22"/>
             </w:rPr>
           </w:pPr>
-          <w:hyperlink w:anchor="_Toc244001060" w:history="1">
+          <w:hyperlink w:anchor="_Toc244048763" w:history="1">
             <w:r>
               <w:rPr>
                 <w:rStyle w:val="Hipervnculo"/>
                 <w:noProof/>
               </w:rPr>
-              <w:t>2026-10-26 · Mejora, nitidez y oclusión</w:t>
+              <w:t>2026-10-26 · Personas: identidad y género</w:t>
             </w:r>
             <w:r>
               <w:rPr>
@@ -596,7 +596,7 @@
               <w:rPr>
                 <w:noProof/>
               </w:rPr>
-              <w:instrText xml:space="preserve"> PAGEREF _Toc244001060 \h </w:instrText>
+              <w:instrText xml:space="preserve"> PAGEREF _Toc244048763 \h </w:instrText>
             </w:r>
             <w:r>
               <w:rPr>
@@ -637,13 +637,13 @@
               <w:szCs w:val="22"/>
             </w:rPr>
           </w:pPr>
-          <w:hyperlink w:anchor="_Toc244001061" w:history="1">
+          <w:hyperlink w:anchor="_Toc244048764" w:history="1">
             <w:r>
               <w:rPr>
                 <w:rStyle w:val="Hipervnculo"/>
                 <w:noProof/>
               </w:rPr>
-              <w:t>2026-10-26 · Cambio de cara: controles finos</w:t>
+              <w:t>2026-10-26 · Mejora, nitidez y oclusión</w:t>
             </w:r>
             <w:r>
               <w:rPr>
@@ -661,7 +661,7 @@
               <w:rPr>
                 <w:noProof/>
               </w:rPr>
-              <w:instrText xml:space="preserve"> PAGEREF _Toc244001061 \h </w:instrText>
+              <w:instrText xml:space="preserve"> PAGEREF _Toc244048764 \h </w:instrText>
             </w:r>
             <w:r>
               <w:rPr>
@@ -678,7 +678,7 @@
               <w:rPr>
                 <w:noProof/>
               </w:rPr>
-              <w:t>4</w:t>
+              <w:t>5</w:t>
             </w:r>
             <w:r>
               <w:rPr>
@@ -702,13 +702,13 @@
               <w:szCs w:val="22"/>
             </w:rPr>
           </w:pPr>
-          <w:hyperlink w:anchor="_Toc244001062" w:history="1">
+          <w:hyperlink w:anchor="_Toc244048765" w:history="1">
             <w:r>
               <w:rPr>
                 <w:rStyle w:val="Hipervnculo"/>
                 <w:noProof/>
               </w:rPr>
-              <w:t>2026-10-26 · Vista previa que se actualiza sola</w:t>
+              <w:t>2026-10-26 · Cambio de cara: controles finos</w:t>
             </w:r>
             <w:r>
               <w:rPr>
@@ -726,7 +726,7 @@
               <w:rPr>
                 <w:noProof/>
               </w:rPr>
-              <w:instrText xml:space="preserve"> PAGEREF _Toc244001062 \h </w:instrText>
+              <w:instrText xml:space="preserve"> PAGEREF _Toc244048765 \h </w:instrText>
             </w:r>
             <w:r>
               <w:rPr>
@@ -767,13 +767,13 @@
               <w:szCs w:val="22"/>
             </w:rPr>
           </w:pPr>
-          <w:hyperlink w:anchor="_Toc244001063" w:history="1">
+          <w:hyperlink w:anchor="_Toc244048766" w:history="1">
             <w:r>
               <w:rPr>
                 <w:rStyle w:val="Hipervnculo"/>
                 <w:noProof/>
               </w:rPr>
-              <w:t>2026-10-23 · Caras inclinadas y boca abajo</w:t>
+              <w:t>2026-10-26 · Vista previa que se actualiza sola</w:t>
             </w:r>
             <w:r>
               <w:rPr>
@@ -791,7 +791,7 @@
               <w:rPr>
                 <w:noProof/>
               </w:rPr>
-              <w:instrText xml:space="preserve"> PAGEREF _Toc244001063 \h </w:instrText>
+              <w:instrText xml:space="preserve"> PAGEREF _Toc244048766 \h </w:instrText>
             </w:r>
             <w:r>
               <w:rPr>
@@ -832,13 +832,13 @@
               <w:szCs w:val="22"/>
             </w:rPr>
           </w:pPr>
-          <w:hyperlink w:anchor="_Toc244001064" w:history="1">
+          <w:hyperlink w:anchor="_Toc244048767" w:history="1">
             <w:r>
               <w:rPr>
                 <w:rStyle w:val="Hipervnculo"/>
                 <w:noProof/>
               </w:rPr>
-              <w:t>2026-10-13 · GPU o CPU: los providers de CUDA</w:t>
+              <w:t>2026-10-23 · Caras inclinadas y boca abajo</w:t>
             </w:r>
             <w:r>
               <w:rPr>
@@ -856,7 +856,7 @@
               <w:rPr>
                 <w:noProof/>
               </w:rPr>
-              <w:instrText xml:space="preserve"> PAGEREF _Toc244001064 \h </w:instrText>
+              <w:instrText xml:space="preserve"> PAGEREF _Toc244048767 \h </w:instrText>
             </w:r>
             <w:r>
               <w:rPr>
@@ -897,12 +897,77 @@
               <w:szCs w:val="22"/>
             </w:rPr>
           </w:pPr>
-          <w:hyperlink w:anchor="_Toc244001065" w:history="1">
+          <w:hyperlink w:anchor="_Toc244048768" w:history="1">
             <w:r>
               <w:rPr>
                 <w:rStyle w:val="Hipervnculo"/>
                 <w:noProof/>
               </w:rPr>
+              <w:t>2026-10-13 · GPU o CPU: los providers de CUDA</w:t>
+            </w:r>
+            <w:r>
+              <w:rPr>
+                <w:noProof/>
+              </w:rPr>
+              <w:tab/>
+            </w:r>
+            <w:r>
+              <w:rPr>
+                <w:noProof/>
+              </w:rPr>
+              <w:fldChar w:fldCharType="begin"/>
+            </w:r>
+            <w:r>
+              <w:rPr>
+                <w:noProof/>
+              </w:rPr>
+              <w:instrText xml:space="preserve"> PAGEREF _Toc244048768 \h </w:instrText>
+            </w:r>
+            <w:r>
+              <w:rPr>
+                <w:noProof/>
+              </w:rPr>
+            </w:r>
+            <w:r>
+              <w:rPr>
+                <w:noProof/>
+              </w:rPr>
+              <w:fldChar w:fldCharType="separate"/>
+            </w:r>
+            <w:r>
+              <w:rPr>
+                <w:noProof/>
+              </w:rPr>
+              <w:t>5</w:t>
+            </w:r>
+            <w:r>
+              <w:rPr>
+                <w:noProof/>
+              </w:rPr>
+              <w:fldChar w:fldCharType="end"/>
+            </w:r>
+          </w:hyperlink>
+        </w:p>
+        <w:p>
+          <w:pPr>
+            <w:pStyle w:val="TDC2"/>
+            <w:tabs>
+              <w:tab w:val="right" w:leader="dot" w:pos="9016"/>
+            </w:tabs>
+            <w:rPr>
+              <w:rFonts w:asciiTheme="minorHAnsi" w:eastAsiaTheme="minorEastAsia" w:hAnsiTheme="minorHAnsi" w:cstheme="minorBidi"/>
+              <w:noProof/>
+              <w:color w:val="auto"/>
+              <w:sz w:val="22"/>
+              <w:szCs w:val="22"/>
+            </w:rPr>
+          </w:pPr>
+          <w:hyperlink w:anchor="_Toc244048769" w:history="1">
+            <w:r>
+              <w:rPr>
+                <w:rStyle w:val="Hipervnculo"/>
+                <w:noProof/>
+              </w:rPr>
               <w:t>2026-08-21 · Punto de partida: barra de progreso e hilos</w:t>
             </w:r>
             <w:r>
@@ -921,7 +986,7 @@
               <w:rPr>
                 <w:noProof/>
               </w:rPr>
-              <w:instrText xml:space="preserve"> PAGEREF _Toc244001065 \h </w:instrText>
+              <w:instrText xml:space="preserve"> PAGEREF _Toc244048769 \h </w:instrText>
             </w:r>
             <w:r>
               <w:rPr>
@@ -938,7 +1003,7 @@
               <w:rPr>
                 <w:noProof/>
               </w:rPr>
-              <w:t>5</w:t>
+              <w:t>6</w:t>
             </w:r>
             <w:r>
               <w:rPr>
@@ -967,24 +1032,14 @@
           <w:sz w:val="18"/>
           <w:szCs w:val="18"/>
         </w:rPr>
-        <w:t>Si el índice aparece vacío, en Word haz clic derecho sobre é</w:t>
-      </w:r>
-      <w:r>
-        <w:rPr>
-          <w:i/>
-          <w:iCs/>
-          <w:color w:val="5F6B76"/>
-          <w:sz w:val="18"/>
-          <w:szCs w:val="18"/>
-        </w:rPr>
-        <w:t>l → Actualizar campos.</w:t>
+        <w:t>Si el índice aparece vacío, en Word haz clic derecho sobre él → Actualizar campos.</w:t>
       </w:r>
     </w:p>
     <w:p>
       <w:pPr>
         <w:pStyle w:val="Ttulo1"/>
       </w:pPr>
-      <w:bookmarkStart w:id="0" w:name="_Toc244001053"/>
+      <w:bookmarkStart w:id="0" w:name="_Toc244048756"/>
       <w:r>
         <w:t>Resumen</w:t>
       </w:r>
@@ -1179,7 +1234,7 @@
                 <w:sz w:val="19"/>
                 <w:szCs w:val="19"/>
               </w:rPr>
-              <w:t>2026-10-27</w:t>
+              <w:t>2026-10-28</w:t>
             </w:r>
           </w:p>
         </w:tc>
@@ -1205,7 +1260,7 @@
                 <w:sz w:val="19"/>
                 <w:szCs w:val="19"/>
               </w:rPr>
-              <w:t>Extraer caras, carpetas, tildes y rutas</w:t>
+              <w:t>Caras volteadas y mejillas</w:t>
             </w:r>
           </w:p>
         </w:tc>
@@ -1231,7 +1286,7 @@
                 <w:sz w:val="19"/>
                 <w:szCs w:val="19"/>
               </w:rPr>
-              <w:t>Nueva función</w:t>
+              <w:t>Corrección</w:t>
             </w:r>
           </w:p>
         </w:tc>
@@ -1259,7 +1314,7 @@
                 <w:sz w:val="19"/>
                 <w:szCs w:val="19"/>
               </w:rPr>
-              <w:t>2026-10-27-extraer-caras-carpetas-y-rutas.docx</w:t>
+              <w:t>2026-10-28-caras-volteadas-y-mejillas.docx</w:t>
             </w:r>
           </w:p>
         </w:tc>
@@ -1316,7 +1371,7 @@
                 <w:sz w:val="19"/>
                 <w:szCs w:val="19"/>
               </w:rPr>
-              <w:t>Primeros planos y video</w:t>
+              <w:t>Extraer caras, carpetas, tildes y rutas</w:t>
             </w:r>
           </w:p>
         </w:tc>
@@ -1342,7 +1397,7 @@
                 <w:sz w:val="19"/>
                 <w:szCs w:val="19"/>
               </w:rPr>
-              <w:t>Corrección</w:t>
+              <w:t>Nueva función</w:t>
             </w:r>
           </w:p>
         </w:tc>
@@ -1370,7 +1425,7 @@
                 <w:sz w:val="19"/>
                 <w:szCs w:val="19"/>
               </w:rPr>
-              <w:t>2026-10-27-primeros-planos-y-video.docx</w:t>
+              <w:t>2026-10-27-extraer-caras-carpetas-y-rutas.docx</w:t>
             </w:r>
           </w:p>
         </w:tc>
@@ -1401,7 +1456,7 @@
                 <w:sz w:val="19"/>
                 <w:szCs w:val="19"/>
               </w:rPr>
-              <w:t>2026-10-26</w:t>
+              <w:t>2026-10-27</w:t>
             </w:r>
           </w:p>
         </w:tc>
@@ -1427,7 +1482,7 @@
                 <w:sz w:val="19"/>
                 <w:szCs w:val="19"/>
               </w:rPr>
-              <w:t>ZIP con contraseña y una fuente en varias caras</w:t>
+              <w:t>Primeros planos y video</w:t>
             </w:r>
           </w:p>
         </w:tc>
@@ -1453,7 +1508,7 @@
                 <w:sz w:val="19"/>
                 <w:szCs w:val="19"/>
               </w:rPr>
-              <w:t>Nueva función</w:t>
+              <w:t>Corrección</w:t>
             </w:r>
           </w:p>
         </w:tc>
@@ -1481,7 +1536,7 @@
                 <w:sz w:val="19"/>
                 <w:szCs w:val="19"/>
               </w:rPr>
-              <w:t>2026-10-26-zip-y-una-fuente-en-varias-caras.docx</w:t>
+              <w:t>2026-10-27-primeros-planos-y-video.docx</w:t>
             </w:r>
           </w:p>
         </w:tc>
@@ -1538,7 +1593,14 @@
                 <w:sz w:val="19"/>
                 <w:szCs w:val="19"/>
               </w:rPr>
-              <w:t>Videos, lotes y configuraciones</w:t>
+              <w:t>ZIP con contraseña y una fuente en varias car</w:t>
+            </w:r>
+            <w:r>
+              <w:rPr>
+                <w:sz w:val="19"/>
+                <w:szCs w:val="19"/>
+              </w:rPr>
+              <w:t>as</w:t>
             </w:r>
           </w:p>
         </w:tc>
@@ -1592,7 +1654,7 @@
                 <w:sz w:val="19"/>
                 <w:szCs w:val="19"/>
               </w:rPr>
-              <w:t>2026-10-26-videos-lotes-configuraciones.docx</w:t>
+              <w:t>2026-10-26-zip-y-una-fuente-en-varias-caras.docx</w:t>
             </w:r>
           </w:p>
         </w:tc>
@@ -1649,7 +1711,7 @@
                 <w:sz w:val="19"/>
                 <w:szCs w:val="19"/>
               </w:rPr>
-              <w:t>Modelos de cara (.npy)</w:t>
+              <w:t>Videos, lotes y configuraciones</w:t>
             </w:r>
           </w:p>
         </w:tc>
@@ -1703,7 +1765,7 @@
                 <w:sz w:val="19"/>
                 <w:szCs w:val="19"/>
               </w:rPr>
-              <w:t>2026-10-26-modelos-de-cara.docx</w:t>
+              <w:t>2026-10-26-videos-lotes-configuraciones.docx</w:t>
             </w:r>
           </w:p>
         </w:tc>
@@ -1760,7 +1822,7 @@
                 <w:sz w:val="19"/>
                 <w:szCs w:val="19"/>
               </w:rPr>
-              <w:t>Personas: identidad y género</w:t>
+              <w:t>Modelos de cara (.npy)</w:t>
             </w:r>
           </w:p>
         </w:tc>
@@ -1814,7 +1876,7 @@
                 <w:sz w:val="19"/>
                 <w:szCs w:val="19"/>
               </w:rPr>
-              <w:t>2026-10-26-personas-identidad-genero.docx</w:t>
+              <w:t>2026-10-26-modelos-de-cara.docx</w:t>
             </w:r>
           </w:p>
         </w:tc>
@@ -1871,7 +1933,7 @@
                 <w:sz w:val="19"/>
                 <w:szCs w:val="19"/>
               </w:rPr>
-              <w:t>Mejora, nitidez y oclusión</w:t>
+              <w:t>Personas: identidad y género</w:t>
             </w:r>
           </w:p>
         </w:tc>
@@ -1897,7 +1959,7 @@
                 <w:sz w:val="19"/>
                 <w:szCs w:val="19"/>
               </w:rPr>
-              <w:t>Mejora</w:t>
+              <w:t>Nueva función</w:t>
             </w:r>
           </w:p>
         </w:tc>
@@ -1925,7 +1987,7 @@
                 <w:sz w:val="19"/>
                 <w:szCs w:val="19"/>
               </w:rPr>
-              <w:t>2026-10-26-mejora-nitidez-oclusion.docx</w:t>
+              <w:t>2026-10-26-personas-identidad-genero.docx</w:t>
             </w:r>
           </w:p>
         </w:tc>
@@ -1982,14 +2044,7 @@
                 <w:sz w:val="19"/>
                 <w:szCs w:val="19"/>
               </w:rPr>
-              <w:t>Cambio de cara: controles fin</w:t>
-            </w:r>
-            <w:r>
-              <w:rPr>
-                <w:sz w:val="19"/>
-                <w:szCs w:val="19"/>
-              </w:rPr>
-              <w:t>os</w:t>
+              <w:t>Mejora, nitidez y oclusión</w:t>
             </w:r>
           </w:p>
         </w:tc>
@@ -2015,7 +2070,7 @@
                 <w:sz w:val="19"/>
                 <w:szCs w:val="19"/>
               </w:rPr>
-              <w:t>Nueva función</w:t>
+              <w:t>Mejora</w:t>
             </w:r>
           </w:p>
         </w:tc>
@@ -2043,7 +2098,7 @@
                 <w:sz w:val="19"/>
                 <w:szCs w:val="19"/>
               </w:rPr>
-              <w:t>2026-10-26-cambio-de-cara-controles.docx</w:t>
+              <w:t>2026-10-26-mejora-nitidez-oclusion.docx</w:t>
             </w:r>
           </w:p>
         </w:tc>
@@ -2100,7 +2155,7 @@
                 <w:sz w:val="19"/>
                 <w:szCs w:val="19"/>
               </w:rPr>
-              <w:t>Vista previa que se actualiza sola</w:t>
+              <w:t>Cambio de cara: controles finos</w:t>
             </w:r>
           </w:p>
         </w:tc>
@@ -2154,7 +2209,7 @@
                 <w:sz w:val="19"/>
                 <w:szCs w:val="19"/>
               </w:rPr>
-              <w:t>2026-10-26-vista-previa.docx</w:t>
+              <w:t>2026-10-26-cambio-de-cara-controles.docx</w:t>
             </w:r>
           </w:p>
         </w:tc>
@@ -2186,7 +2241,7 @@
                 <w:szCs w:val="19"/>
               </w:rPr>
               <w:lastRenderedPageBreak/>
-              <w:t>2026-10-23</w:t>
+              <w:t>2026-10-26</w:t>
             </w:r>
           </w:p>
         </w:tc>
@@ -2212,7 +2267,7 @@
                 <w:sz w:val="19"/>
                 <w:szCs w:val="19"/>
               </w:rPr>
-              <w:t>Caras inclinadas y boca abajo</w:t>
+              <w:t>Vista previa que se actualiza sola</w:t>
             </w:r>
           </w:p>
         </w:tc>
@@ -2238,7 +2293,7 @@
                 <w:sz w:val="19"/>
                 <w:szCs w:val="19"/>
               </w:rPr>
-              <w:t>Corrección</w:t>
+              <w:t>Nueva función</w:t>
             </w:r>
           </w:p>
         </w:tc>
@@ -2266,7 +2321,7 @@
                 <w:sz w:val="19"/>
                 <w:szCs w:val="19"/>
               </w:rPr>
-              <w:t>2026-10-23-caras-inclinadas-y-boca-abajo.docx</w:t>
+              <w:t>2026-10-26-vista-previa.docx</w:t>
             </w:r>
           </w:p>
         </w:tc>
@@ -2297,7 +2352,7 @@
                 <w:sz w:val="19"/>
                 <w:szCs w:val="19"/>
               </w:rPr>
-              <w:t>2026-10-13</w:t>
+              <w:t>2026-10-23</w:t>
             </w:r>
           </w:p>
         </w:tc>
@@ -2323,7 +2378,7 @@
                 <w:sz w:val="19"/>
                 <w:szCs w:val="19"/>
               </w:rPr>
-              <w:t>GPU o CPU: los providers de CUDA</w:t>
+              <w:t>Caras inclinadas y boca abajo</w:t>
             </w:r>
           </w:p>
         </w:tc>
@@ -2349,7 +2404,7 @@
                 <w:sz w:val="19"/>
                 <w:szCs w:val="19"/>
               </w:rPr>
-              <w:t>Refactorización</w:t>
+              <w:t>Corrección</w:t>
             </w:r>
           </w:p>
         </w:tc>
@@ -2377,7 +2432,7 @@
                 <w:sz w:val="19"/>
                 <w:szCs w:val="19"/>
               </w:rPr>
-              <w:t>2026-10-13-gpu-o-cpu-providers-cuda.docx</w:t>
+              <w:t>2026-10-23-caras-inclinadas-y-boca-abajo.docx</w:t>
             </w:r>
           </w:p>
         </w:tc>
@@ -2408,7 +2463,7 @@
                 <w:sz w:val="19"/>
                 <w:szCs w:val="19"/>
               </w:rPr>
-              <w:t>2026-08-21</w:t>
+              <w:t>2026-10-13</w:t>
             </w:r>
           </w:p>
         </w:tc>
@@ -2434,7 +2489,7 @@
                 <w:sz w:val="19"/>
                 <w:szCs w:val="19"/>
               </w:rPr>
-              <w:t>Punto de partida: barra de progreso e hilos</w:t>
+              <w:t>GPU o CPU: los providers de CUDA</w:t>
             </w:r>
           </w:p>
         </w:tc>
@@ -2460,7 +2515,7 @@
                 <w:sz w:val="19"/>
                 <w:szCs w:val="19"/>
               </w:rPr>
-              <w:t>Nueva función</w:t>
+              <w:t>Refactorización</w:t>
             </w:r>
           </w:p>
         </w:tc>
@@ -2488,6 +2543,117 @@
                 <w:sz w:val="19"/>
                 <w:szCs w:val="19"/>
               </w:rPr>
+              <w:t>2026-10-13-gpu-o-cpu-providers-cuda.docx</w:t>
+            </w:r>
+          </w:p>
+        </w:tc>
+      </w:tr>
+      <w:tr>
+        <w:trPr>
+          <w:cantSplit/>
+        </w:trPr>
+        <w:tc>
+          <w:tcPr>
+            <w:tcW w:w="1389" w:type="dxa"/>
+            <w:tcBorders>
+              <w:top w:val="single" w:sz="4" w:space="0" w:color="C8D3DF"/>
+              <w:left w:val="single" w:sz="4" w:space="0" w:color="C8D3DF"/>
+              <w:bottom w:val="single" w:sz="4" w:space="0" w:color="C8D3DF"/>
+              <w:right w:val="single" w:sz="4" w:space="0" w:color="C8D3DF"/>
+            </w:tcBorders>
+            <w:tcMar>
+              <w:top w:w="60" w:type="dxa"/>
+              <w:left w:w="100" w:type="dxa"/>
+              <w:bottom w:w="60" w:type="dxa"/>
+              <w:right w:w="100" w:type="dxa"/>
+            </w:tcMar>
+          </w:tcPr>
+          <w:p>
+            <w:r>
+              <w:rPr>
+                <w:sz w:val="19"/>
+                <w:szCs w:val="19"/>
+              </w:rPr>
+              <w:t>2026-08-21</w:t>
+            </w:r>
+          </w:p>
+        </w:tc>
+        <w:tc>
+          <w:tcPr>
+            <w:tcW w:w="3472" w:type="dxa"/>
+            <w:tcBorders>
+              <w:top w:val="single" w:sz="4" w:space="0" w:color="C8D3DF"/>
+              <w:left w:val="single" w:sz="4" w:space="0" w:color="C8D3DF"/>
+              <w:bottom w:val="single" w:sz="4" w:space="0" w:color="C8D3DF"/>
+              <w:right w:val="single" w:sz="4" w:space="0" w:color="C8D3DF"/>
+            </w:tcBorders>
+            <w:tcMar>
+              <w:top w:w="60" w:type="dxa"/>
+              <w:left w:w="100" w:type="dxa"/>
+              <w:bottom w:w="60" w:type="dxa"/>
+              <w:right w:w="100" w:type="dxa"/>
+            </w:tcMar>
+          </w:tcPr>
+          <w:p>
+            <w:r>
+              <w:rPr>
+                <w:sz w:val="19"/>
+                <w:szCs w:val="19"/>
+              </w:rPr>
+              <w:t>Punto de partida: barra de progreso e hilos</w:t>
+            </w:r>
+          </w:p>
+        </w:tc>
+        <w:tc>
+          <w:tcPr>
+            <w:tcW w:w="1389" w:type="dxa"/>
+            <w:tcBorders>
+              <w:top w:val="single" w:sz="4" w:space="0" w:color="C8D3DF"/>
+              <w:left w:val="single" w:sz="4" w:space="0" w:color="C8D3DF"/>
+              <w:bottom w:val="single" w:sz="4" w:space="0" w:color="C8D3DF"/>
+              <w:right w:val="single" w:sz="4" w:space="0" w:color="C8D3DF"/>
+            </w:tcBorders>
+            <w:tcMar>
+              <w:top w:w="60" w:type="dxa"/>
+              <w:left w:w="100" w:type="dxa"/>
+              <w:bottom w:w="60" w:type="dxa"/>
+              <w:right w:w="100" w:type="dxa"/>
+            </w:tcMar>
+          </w:tcPr>
+          <w:p>
+            <w:r>
+              <w:rPr>
+                <w:sz w:val="19"/>
+                <w:szCs w:val="19"/>
+              </w:rPr>
+              <w:t>Nueva función</w:t>
+            </w:r>
+          </w:p>
+        </w:tc>
+        <w:tc>
+          <w:tcPr>
+            <w:tcW w:w="2776" w:type="dxa"/>
+            <w:tcBorders>
+              <w:top w:val="single" w:sz="4" w:space="0" w:color="C8D3DF"/>
+              <w:left w:val="single" w:sz="4" w:space="0" w:color="C8D3DF"/>
+              <w:bottom w:val="single" w:sz="4" w:space="0" w:color="C8D3DF"/>
+              <w:right w:val="single" w:sz="4" w:space="0" w:color="C8D3DF"/>
+            </w:tcBorders>
+            <w:tcMar>
+              <w:top w:w="60" w:type="dxa"/>
+              <w:left w:w="100" w:type="dxa"/>
+              <w:bottom w:w="60" w:type="dxa"/>
+              <w:right w:w="100" w:type="dxa"/>
+            </w:tcMar>
+          </w:tcPr>
+          <w:p>
+            <w:r>
+              <w:rPr>
+                <w:rFonts w:ascii="Consolas" w:eastAsia="Consolas" w:hAnsi="Consolas" w:cs="Consolas"/>
+                <w:color w:val="1F4E79"/>
+                <w:sz w:val="19"/>
+                <w:szCs w:val="19"/>
+              </w:rPr>
               <w:t>2026-08-21-punto-de-partida-barra-e-hilos.docx</w:t>
             </w:r>
           </w:p>
@@ -2503,9 +2669,9 @@
       <w:pPr>
         <w:pStyle w:val="Ttulo2"/>
       </w:pPr>
-      <w:bookmarkStart w:id="1" w:name="_Toc244001054"/>
-      <w:r>
-        <w:t>2026-10-27 · Extraer caras, carpetas, tildes y rutas</w:t>
+      <w:bookmarkStart w:id="1" w:name="_Toc244048757"/>
+      <w:r>
+        <w:t>2026-10-28 · Caras volteadas y mejillas</w:t>
       </w:r>
       <w:bookmarkEnd w:id="1"/>
     </w:p>
@@ -2514,10 +2680,10 @@
         <w:spacing w:after="140"/>
       </w:pPr>
       <w:r>
-        <w:t>Extraer y revisar las caras antes de crear un modelo, vista previa imagen por imagen de una carpeta, rutas con tildes y nombres de video largos (sin commi</w:t>
-      </w:r>
-      <w:r>
-        <w:t>t).</w:t>
+        <w:t>Las caras inclinadas y medio tapadas (celular, mano) ya no se pegan al revés: se lee la cara al revés si es dudosa y, en videos, se decide con memoria de los frames an</w:t>
+      </w:r>
+      <w:r>
+        <w:t>teriores. Nueva opción --mejillas para conservar mejillas y pómulos del destino.</w:t>
       </w:r>
     </w:p>
     <w:p>
@@ -2532,7 +2698,202 @@
         <w:t>Por qué:</w:t>
       </w:r>
       <w:r>
-        <w:t xml:space="preserve"> Las caras malas entraban al modelo sin verse, OpenCV no leía ni guardaba rutas con tildes y los nombres largos superaban los 260 caracteres.</w:t>
+        <w:t xml:space="preserve"> Con la nariz y la boca tapadas el detector ponía esos puntos del lado de la frente; con una sola imagen la confianza no alcanza para decidir la orientación.</w:t>
+      </w:r>
+    </w:p>
+    <w:p>
+      <w:pPr>
+        <w:pStyle w:val="Prrafodelista"/>
+        <w:numPr>
+          <w:ilvl w:val="0"/>
+          <w:numId w:val="2"/>
+        </w:numPr>
+        <w:spacing w:after="60"/>
+      </w:pPr>
+      <w:r>
+        <w:rPr>
+          <w:rFonts w:ascii="Consolas" w:eastAsia="Consolas" w:hAnsi="Consolas" w:cs="Consolas"/>
+          <w:color w:val="1F4E79"/>
+          <w:sz w:val="19"/>
+          <w:szCs w:val="19"/>
+        </w:rPr>
+        <w:t>core/Face</w:t>
+      </w:r>
+      <w:r>
+        <w:rPr>
+          <w:rFonts w:ascii="Consolas" w:eastAsia="Consolas" w:hAnsi="Consolas" w:cs="Consolas"/>
+          <w:color w:val="1F4E79"/>
+          <w:sz w:val="19"/>
+          <w:szCs w:val="19"/>
+        </w:rPr>
+        <w:t>_Analyzer.py</w:t>
+      </w:r>
+    </w:p>
+    <w:p>
+      <w:pPr>
+        <w:pStyle w:val="Prrafodelista"/>
+        <w:numPr>
+          <w:ilvl w:val="0"/>
+          <w:numId w:val="2"/>
+        </w:numPr>
+        <w:spacing w:after="60"/>
+      </w:pPr>
+      <w:r>
+        <w:rPr>
+          <w:rFonts w:ascii="Consolas" w:eastAsia="Consolas" w:hAnsi="Consolas" w:cs="Consolas"/>
+          <w:color w:val="1F4E79"/>
+          <w:sz w:val="19"/>
+          <w:szCs w:val="19"/>
+        </w:rPr>
+        <w:t>core/Proceso_Video.py</w:t>
+      </w:r>
+    </w:p>
+    <w:p>
+      <w:pPr>
+        <w:pStyle w:val="Prrafodelista"/>
+        <w:numPr>
+          <w:ilvl w:val="0"/>
+          <w:numId w:val="2"/>
+        </w:numPr>
+        <w:spacing w:after="60"/>
+      </w:pPr>
+      <w:r>
+        <w:rPr>
+          <w:rFonts w:ascii="Consolas" w:eastAsia="Consolas" w:hAnsi="Consolas" w:cs="Consolas"/>
+          <w:color w:val="1F4E79"/>
+          <w:sz w:val="19"/>
+          <w:szCs w:val="19"/>
+        </w:rPr>
+        <w:t>core/Face_Swaper.py</w:t>
+      </w:r>
+    </w:p>
+    <w:p>
+      <w:pPr>
+        <w:pStyle w:val="Prrafodelista"/>
+        <w:numPr>
+          <w:ilvl w:val="0"/>
+          <w:numId w:val="2"/>
+        </w:numPr>
+        <w:spacing w:after="60"/>
+      </w:pPr>
+      <w:r>
+        <w:rPr>
+          <w:rFonts w:ascii="Consolas" w:eastAsia="Consolas" w:hAnsi="Consolas" w:cs="Consolas"/>
+          <w:color w:val="1F4E79"/>
+          <w:sz w:val="19"/>
+          <w:szCs w:val="19"/>
+        </w:rPr>
+        <w:t>app.py</w:t>
+      </w:r>
+    </w:p>
+    <w:p>
+      <w:pPr>
+        <w:pStyle w:val="Prrafodelista"/>
+        <w:numPr>
+          <w:ilvl w:val="0"/>
+          <w:numId w:val="2"/>
+        </w:numPr>
+        <w:spacing w:after="60"/>
+      </w:pPr>
+      <w:r>
+        <w:rPr>
+          <w:rFonts w:ascii="Consolas" w:eastAsia="Consolas" w:hAnsi="Consolas" w:cs="Consolas"/>
+          <w:color w:val="1F4E79"/>
+          <w:sz w:val="19"/>
+          <w:szCs w:val="19"/>
+        </w:rPr>
+        <w:t>cli.py</w:t>
+      </w:r>
+    </w:p>
+    <w:p>
+      <w:pPr>
+        <w:pStyle w:val="Prrafodelista"/>
+        <w:numPr>
+          <w:ilvl w:val="0"/>
+          <w:numId w:val="2"/>
+        </w:numPr>
+        <w:spacing w:after="60"/>
+      </w:pPr>
+      <w:r>
+        <w:rPr>
+          <w:rFonts w:ascii="Consolas" w:eastAsia="Consolas" w:hAnsi="Consolas" w:cs="Consolas"/>
+          <w:color w:val="1F4E79"/>
+          <w:sz w:val="19"/>
+          <w:szCs w:val="19"/>
+        </w:rPr>
+        <w:t>core/Configuraciones.py</w:t>
+      </w:r>
+    </w:p>
+    <w:p>
+      <w:pPr>
+        <w:pStyle w:val="Prrafodelista"/>
+        <w:numPr>
+          <w:ilvl w:val="0"/>
+          <w:numId w:val="2"/>
+        </w:numPr>
+        <w:spacing w:after="60"/>
+      </w:pPr>
+      <w:r>
+        <w:rPr>
+          <w:rFonts w:ascii="Consolas" w:eastAsia="Consolas" w:hAnsi="Consolas" w:cs="Consolas"/>
+          <w:color w:val="1F4E79"/>
+          <w:sz w:val="19"/>
+          <w:szCs w:val="19"/>
+        </w:rPr>
+        <w:t>README.md</w:t>
+      </w:r>
+    </w:p>
+    <w:p>
+      <w:pPr>
+        <w:spacing w:after="140"/>
+      </w:pPr>
+      <w:r>
+        <w:t xml:space="preserve">Detalle completo: </w:t>
+      </w:r>
+      <w:r>
+        <w:rPr>
+          <w:rFonts w:ascii="Consolas" w:eastAsia="Consolas" w:hAnsi="Consolas" w:cs="Consolas"/>
+          <w:color w:val="1F4E79"/>
+          <w:sz w:val="19"/>
+          <w:szCs w:val="19"/>
+        </w:rPr>
+        <w:t>2026-10-28-caras-volteadas-y-mejillas.docx</w:t>
+      </w:r>
+    </w:p>
+    <w:p>
+      <w:pPr>
+        <w:pStyle w:val="Ttulo2"/>
+      </w:pPr>
+      <w:bookmarkStart w:id="2" w:name="_Toc244048758"/>
+      <w:r>
+        <w:t>2026-10-27 · Extraer caras, carpetas, tildes y rutas</w:t>
+      </w:r>
+      <w:bookmarkEnd w:id="2"/>
+    </w:p>
+    <w:p>
+      <w:pPr>
+        <w:spacing w:after="140"/>
+      </w:pPr>
+      <w:r>
+        <w:t>Extraer y revisar las caras antes de crear un modelo, vista previa imagen por imagen de una carpeta, rutas con tildes y nombres de video largos.</w:t>
+      </w:r>
+    </w:p>
+    <w:p>
+      <w:pPr>
+        <w:spacing w:after="140"/>
+      </w:pPr>
+      <w:r>
+        <w:rPr>
+          <w:b/>
+          <w:bCs/>
+        </w:rPr>
+        <w:t>Por qué:</w:t>
+      </w:r>
+      <w:r>
+        <w:t xml:space="preserve"> Las caras malas entraban al modelo sin verse, Ope</w:t>
+      </w:r>
+      <w:r>
+        <w:t>nCV no leía ni guardaba rutas con tildes y los nombres largos superaban los 260 caracteres.</w:t>
       </w:r>
     </w:p>
     <w:p>
@@ -2670,21 +3031,21 @@
       <w:pPr>
         <w:pStyle w:val="Ttulo2"/>
       </w:pPr>
-      <w:bookmarkStart w:id="2" w:name="_Toc244001055"/>
-      <w:r>
-        <w:t>2026-10-27 · Primeros planos y video</w:t>
-      </w:r>
-      <w:bookmarkEnd w:id="2"/>
+      <w:bookmarkStart w:id="3" w:name="_Toc244048759"/>
+      <w:r>
+        <w:t>2026-10</w:t>
+      </w:r>
+      <w:r>
+        <w:t>-27 · Primeros planos y video</w:t>
+      </w:r>
+      <w:bookmarkEnd w:id="3"/>
     </w:p>
     <w:p>
       <w:pPr>
         <w:spacing w:after="140"/>
       </w:pPr>
       <w:r>
-        <w:t xml:space="preserve">Casilla de caras inclinadas, detección de caras en primer plano, sin borde oscuro, oclusión en zoom extremo, video de prueba y videos con audio desfasado </w:t>
-      </w:r>
-      <w:r>
-        <w:t>(sin commit).</w:t>
+        <w:t>Casilla de caras inclinadas, detección de caras en primer plano, sin borde oscuro, oclusión en zoom extremo, video de prueba y videos con audio desfasado.</w:t>
       </w:r>
     </w:p>
     <w:p>
@@ -2696,10 +3057,14 @@
           <w:b/>
           <w:bCs/>
         </w:rPr>
+        <w:lastRenderedPageBreak/>
         <w:t>Por qué:</w:t>
       </w:r>
       <w:r>
-        <w:t xml:space="preserve"> Las caras que llenaban el cuadro no se detectaban, dejaban un borde negro, y algunos videos quedaban con el audio corrido 0,47 s.</w:t>
+        <w:t xml:space="preserve"> Las caras que llenaban el cuadro no se detectaban, dejaban un </w:t>
+      </w:r>
+      <w:r>
+        <w:t>borde negro, y algunos videos quedaban con el audio corrido 0,47 s.</w:t>
       </w:r>
     </w:p>
     <w:p>
@@ -2821,10 +3186,7 @@
         <w:spacing w:after="140"/>
       </w:pPr>
       <w:r>
-        <w:t>Detalle comp</w:t>
-      </w:r>
-      <w:r>
-        <w:t xml:space="preserve">leto: </w:t>
+        <w:t xml:space="preserve">Detalle completo: </w:t>
       </w:r>
       <w:r>
         <w:rPr>
@@ -2840,11 +3202,11 @@
       <w:pPr>
         <w:pStyle w:val="Ttulo2"/>
       </w:pPr>
-      <w:bookmarkStart w:id="3" w:name="_Toc244001056"/>
+      <w:bookmarkStart w:id="4" w:name="_Toc244048760"/>
       <w:r>
         <w:t>2026-10-26 · ZIP con contraseña y una fuente en varias caras</w:t>
       </w:r>
-      <w:bookmarkEnd w:id="3"/>
+      <w:bookmarkEnd w:id="4"/>
     </w:p>
     <w:p>
       <w:pPr>
@@ -2866,10 +3228,7 @@
         <w:t>Por qué:</w:t>
       </w:r>
       <w:r>
-        <w:t xml:space="preserve"> Que </w:t>
-      </w:r>
-      <w:r>
-        <w:t>los resultados no queden sueltos; con una fuente de una cara solo cambiaba la primera persona.</w:t>
+        <w:t xml:space="preserve"> Que los resultados no queden sueltos; con una fuente de una cara solo cambiaba la primera persona.</w:t>
       </w:r>
     </w:p>
     <w:p>
@@ -2888,7 +3247,16 @@
           <w:sz w:val="19"/>
           <w:szCs w:val="19"/>
         </w:rPr>
-        <w:t>core/Empaquetar.py</w:t>
+        <w:t>core/Empaque</w:t>
+      </w:r>
+      <w:r>
+        <w:rPr>
+          <w:rFonts w:ascii="Consolas" w:eastAsia="Consolas" w:hAnsi="Consolas" w:cs="Consolas"/>
+          <w:color w:val="1F4E79"/>
+          <w:sz w:val="19"/>
+          <w:szCs w:val="19"/>
+        </w:rPr>
+        <w:t>tar.py</w:t>
       </w:r>
     </w:p>
     <w:p>
@@ -2926,7 +3294,6 @@
           <w:sz w:val="19"/>
           <w:szCs w:val="19"/>
         </w:rPr>
-        <w:lastRenderedPageBreak/>
         <w:t>app.py</w:t>
       </w:r>
     </w:p>
@@ -2989,21 +3356,21 @@
       <w:pPr>
         <w:pStyle w:val="Ttulo2"/>
       </w:pPr>
-      <w:bookmarkStart w:id="4" w:name="_Toc244001057"/>
-      <w:r>
-        <w:t>2026-10-26 · Vide</w:t>
-      </w:r>
-      <w:r>
-        <w:t>os, lotes y configuraciones</w:t>
-      </w:r>
-      <w:bookmarkEnd w:id="4"/>
+      <w:bookmarkStart w:id="5" w:name="_Toc244048761"/>
+      <w:r>
+        <w:t>2026-10-26 · Videos, lotes y configuraciones</w:t>
+      </w:r>
+      <w:bookmarkEnd w:id="5"/>
     </w:p>
     <w:p>
       <w:pPr>
         <w:spacing w:after="140"/>
       </w:pPr>
       <w:r>
-        <w:t>Detener y continuar tras un corte, sin imágenes temporales, fragmentos, carpetas como destino y configuraciones guardadas.</w:t>
+        <w:t>Detener y continuar tras un corte, sin imágenes temporales, fragmentos, carpeta</w:t>
+      </w:r>
+      <w:r>
+        <w:t>s como destino y configuraciones guardadas.</w:t>
       </w:r>
     </w:p>
     <w:p>
@@ -3099,11 +3466,14 @@
       <w:pPr>
         <w:pStyle w:val="Ttulo2"/>
       </w:pPr>
-      <w:bookmarkStart w:id="5" w:name="_Toc244001058"/>
-      <w:r>
-        <w:t>2026-10-26 · Modelos de cara (.npy)</w:t>
-      </w:r>
-      <w:bookmarkEnd w:id="5"/>
+      <w:bookmarkStart w:id="6" w:name="_Toc244048762"/>
+      <w:r>
+        <w:t>2026-</w:t>
+      </w:r>
+      <w:r>
+        <w:t>10-26 · Modelos de cara (.npy)</w:t>
+      </w:r>
+      <w:bookmarkEnd w:id="6"/>
     </w:p>
     <w:p>
       <w:pPr>
@@ -3199,21 +3569,27 @@
           <w:sz w:val="19"/>
           <w:szCs w:val="19"/>
         </w:rPr>
-        <w:t>2026-10-26-modelos-de-cara.docx</w:t>
+        <w:t>2026-10-26-model</w:t>
+      </w:r>
+      <w:r>
+        <w:rPr>
+          <w:rFonts w:ascii="Consolas" w:eastAsia="Consolas" w:hAnsi="Consolas" w:cs="Consolas"/>
+          <w:color w:val="1F4E79"/>
+          <w:sz w:val="19"/>
+          <w:szCs w:val="19"/>
+        </w:rPr>
+        <w:t>os-de-cara.docx</w:t>
       </w:r>
     </w:p>
     <w:p>
       <w:pPr>
         <w:pStyle w:val="Ttulo2"/>
       </w:pPr>
-      <w:bookmarkStart w:id="6" w:name="_Toc244001059"/>
-      <w:r>
-        <w:t>2026-10-26 · Pe</w:t>
-      </w:r>
-      <w:r>
-        <w:t>rsonas: identidad y género</w:t>
-      </w:r>
-      <w:bookmarkEnd w:id="6"/>
+      <w:bookmarkStart w:id="7" w:name="_Toc244048763"/>
+      <w:r>
+        <w:t>2026-10-26 · Personas: identidad y género</w:t>
+      </w:r>
+      <w:bookmarkEnd w:id="7"/>
     </w:p>
     <w:p>
       <w:pPr>
@@ -3254,6 +3630,7 @@
           <w:sz w:val="19"/>
           <w:szCs w:val="19"/>
         </w:rPr>
+        <w:lastRenderedPageBreak/>
         <w:t>core/Personas.py</w:t>
       </w:r>
     </w:p>
@@ -3273,7 +3650,16 @@
           <w:sz w:val="19"/>
           <w:szCs w:val="19"/>
         </w:rPr>
-        <w:t>core/Identidades.py</w:t>
+        <w:t>core/</w:t>
+      </w:r>
+      <w:r>
+        <w:rPr>
+          <w:rFonts w:ascii="Consolas" w:eastAsia="Consolas" w:hAnsi="Consolas" w:cs="Consolas"/>
+          <w:color w:val="1F4E79"/>
+          <w:sz w:val="19"/>
+          <w:szCs w:val="19"/>
+        </w:rPr>
+        <w:t>Identidades.py</w:t>
       </w:r>
     </w:p>
     <w:p>
@@ -3292,16 +3678,7 @@
           <w:sz w:val="19"/>
           <w:szCs w:val="19"/>
         </w:rPr>
-        <w:t>core/Face_Analyz</w:t>
-      </w:r>
-      <w:r>
-        <w:rPr>
-          <w:rFonts w:ascii="Consolas" w:eastAsia="Consolas" w:hAnsi="Consolas" w:cs="Consolas"/>
-          <w:color w:val="1F4E79"/>
-          <w:sz w:val="19"/>
-          <w:szCs w:val="19"/>
-        </w:rPr>
-        <w:t>er.py</w:t>
+        <w:t>core/Face_Analyzer.py</w:t>
       </w:r>
     </w:p>
     <w:p>
@@ -3325,11 +3702,11 @@
       <w:pPr>
         <w:pStyle w:val="Ttulo2"/>
       </w:pPr>
-      <w:bookmarkStart w:id="7" w:name="_Toc244001060"/>
+      <w:bookmarkStart w:id="8" w:name="_Toc244048764"/>
       <w:r>
         <w:t>2026-10-26 · Mejora, nitidez y oclusión</w:t>
       </w:r>
-      <w:bookmarkEnd w:id="7"/>
+      <w:bookmarkEnd w:id="8"/>
     </w:p>
     <w:p>
       <w:pPr>
@@ -3351,10 +3728,7 @@
         <w:t>Por qué:</w:t>
       </w:r>
       <w:r>
-        <w:t xml:space="preserve"> La cara salía bl</w:t>
-      </w:r>
-      <w:r>
-        <w:t>anda (128 px) y se pintaba sobre manos y objetos.</w:t>
+        <w:t xml:space="preserve"> La cara salía blanda (128 px) y se pintaba sobre manos y objetos.</w:t>
       </w:r>
     </w:p>
     <w:p>
@@ -3435,21 +3809,18 @@
       <w:pPr>
         <w:pStyle w:val="Ttulo2"/>
       </w:pPr>
-      <w:bookmarkStart w:id="8" w:name="_Toc244001061"/>
+      <w:bookmarkStart w:id="9" w:name="_Toc244048765"/>
       <w:r>
         <w:t>2026-10-26 · Cambio de cara: controles finos</w:t>
       </w:r>
-      <w:bookmarkEnd w:id="8"/>
+      <w:bookmarkEnd w:id="9"/>
     </w:p>
     <w:p>
       <w:pPr>
         <w:spacing w:after="140"/>
       </w:pPr>
       <w:r>
-        <w:t>Zona de la cara, corrección de color, conservar ojos</w:t>
-      </w:r>
-      <w:r>
-        <w:t>/boca/nariz, quitar cerquillo y conservar maquillaje.</w:t>
+        <w:t>Zona de la cara, corrección de color, conservar ojos/boca/nariz, quitar cerquillo y conservar maquillaje.</w:t>
       </w:r>
     </w:p>
     <w:p>
@@ -3461,11 +3832,13 @@
           <w:b/>
           <w:bCs/>
         </w:rPr>
-        <w:lastRenderedPageBreak/>
         <w:t>Por qué:</w:t>
       </w:r>
       <w:r>
-        <w:t xml:space="preserve"> Más control sobre qué se cambia; el maquillaje del destino desaparecía.</w:t>
+        <w:t xml:space="preserve"> Más control sobre qué se cambia; el ma</w:t>
+      </w:r>
+      <w:r>
+        <w:t>quillaje del destino desaparecía.</w:t>
       </w:r>
     </w:p>
     <w:p>
@@ -3546,21 +3919,21 @@
       <w:pPr>
         <w:pStyle w:val="Ttulo2"/>
       </w:pPr>
-      <w:bookmarkStart w:id="9" w:name="_Toc244001062"/>
-      <w:r>
-        <w:t>2026-10-26 · Vista previa qu</w:t>
-      </w:r>
-      <w:r>
-        <w:t>e se actualiza sola</w:t>
-      </w:r>
-      <w:bookmarkEnd w:id="9"/>
+      <w:bookmarkStart w:id="10" w:name="_Toc244048766"/>
+      <w:r>
+        <w:t>2026-10-26 · Vista previa que se actualiza sola</w:t>
+      </w:r>
+      <w:bookmarkEnd w:id="10"/>
     </w:p>
     <w:p>
       <w:pPr>
         <w:spacing w:after="140"/>
       </w:pPr>
       <w:r>
-        <w:t>Vistas Deslizar / Lado a lado / Solo resultado, Ver máscara, copiar al portapapeles, actualización automática y procesado en segundo plano.</w:t>
+        <w:t>Vistas Deslizar / Lado a lado / Solo resultado, Ver máscara, copiar al portapapel</w:t>
+      </w:r>
+      <w:r>
+        <w:t>es, actualización automática y procesado en segundo plano.</w:t>
       </w:r>
     </w:p>
     <w:p>
@@ -3613,16 +3986,7 @@
           <w:sz w:val="19"/>
           <w:szCs w:val="19"/>
         </w:rPr>
-        <w:t>cor</w:t>
-      </w:r>
-      <w:r>
-        <w:rPr>
-          <w:rFonts w:ascii="Consolas" w:eastAsia="Consolas" w:hAnsi="Consolas" w:cs="Consolas"/>
-          <w:color w:val="1F4E79"/>
-          <w:sz w:val="19"/>
-          <w:szCs w:val="19"/>
-        </w:rPr>
-        <w:t>e/Face_Swaper.py</w:t>
+        <w:t>core/Face_Swaper.py</w:t>
       </w:r>
     </w:p>
     <w:p>
@@ -3646,11 +4010,14 @@
       <w:pPr>
         <w:pStyle w:val="Ttulo2"/>
       </w:pPr>
-      <w:bookmarkStart w:id="10" w:name="_Toc244001063"/>
-      <w:r>
-        <w:t>2026-10-23 · Caras inclinadas y boca abajo</w:t>
-      </w:r>
-      <w:bookmarkEnd w:id="10"/>
+      <w:bookmarkStart w:id="11" w:name="_Toc244048767"/>
+      <w:r>
+        <w:t>2026-10-23 · Cara</w:t>
+      </w:r>
+      <w:r>
+        <w:t>s inclinadas y boca abajo</w:t>
+      </w:r>
+      <w:bookmarkEnd w:id="11"/>
     </w:p>
     <w:p>
       <w:pPr>
@@ -3672,7 +4039,10 @@
         <w:t>Por qué:</w:t>
       </w:r>
       <w:r>
-        <w:t xml:space="preserve"> Con caras de costado o boca abajo los puntos clave caían mal y el resultado salía deformado.</w:t>
+        <w:t xml:space="preserve"> Con caras de costado o boca abajo los puntos clave caían mal y el resultado salía deforma</w:t>
+      </w:r>
+      <w:r>
+        <w:t>do.</w:t>
       </w:r>
     </w:p>
     <w:p>
@@ -3753,14 +4123,11 @@
       <w:pPr>
         <w:pStyle w:val="Ttulo2"/>
       </w:pPr>
-      <w:bookmarkStart w:id="11" w:name="_Toc244001064"/>
-      <w:r>
-        <w:t>2026-10-13 · GPU o CPU: los providers de CU</w:t>
-      </w:r>
-      <w:r>
-        <w:t>DA</w:t>
-      </w:r>
-      <w:bookmarkEnd w:id="11"/>
+      <w:bookmarkStart w:id="12" w:name="_Toc244048768"/>
+      <w:r>
+        <w:t>2026-10-13 · GPU o CPU: los providers de CUDA</w:t>
+      </w:r>
+      <w:bookmarkEnd w:id="12"/>
     </w:p>
     <w:p>
       <w:pPr>
@@ -3779,6 +4146,7 @@
           <w:b/>
           <w:bCs/>
         </w:rPr>
+        <w:lastRenderedPageBreak/>
         <w:t>Por qué:</w:t>
       </w:r>
       <w:r>
@@ -3847,10 +4215,10 @@
         <w:spacing w:after="140"/>
       </w:pPr>
       <w:r>
-        <w:t>Detalle co</w:t>
-      </w:r>
-      <w:r>
-        <w:t xml:space="preserve">mpleto: </w:t>
+        <w:t>Detalle compl</w:t>
+      </w:r>
+      <w:r>
+        <w:t xml:space="preserve">eto: </w:t>
       </w:r>
       <w:r>
         <w:rPr>
@@ -3866,11 +4234,11 @@
       <w:pPr>
         <w:pStyle w:val="Ttulo2"/>
       </w:pPr>
-      <w:bookmarkStart w:id="12" w:name="_Toc244001065"/>
+      <w:bookmarkStart w:id="13" w:name="_Toc244048769"/>
       <w:r>
         <w:t>2026-08-21 · Punto de partida: barra de progreso e hilos</w:t>
       </w:r>
-      <w:bookmarkEnd w:id="12"/>
+      <w:bookmarkEnd w:id="13"/>
     </w:p>
     <w:p>
       <w:pPr>
@@ -3892,10 +4260,10 @@
         <w:t>Por qué:</w:t>
       </w:r>
       <w:r>
-        <w:t xml:space="preserve"> Al procesar un vide</w:t>
-      </w:r>
-      <w:r>
-        <w:t>o por consola no se veía cuánto faltaba, y --threads se validaba pero no se usaba.</w:t>
+        <w:t xml:space="preserve"> Al procesar un video p</w:t>
+      </w:r>
+      <w:r>
+        <w:t>or consola no se veía cuánto faltaba, y --threads se validaba pero no se usaba.</w:t>
       </w:r>
     </w:p>
     <w:p>
@@ -4132,10 +4500,10 @@
 <file path=word/numbering.xml><?xml version="1.0" encoding="utf-8"?>
 <w:numbering xmlns:wpc="http://schemas.microsoft.com/office/word/2010/wordprocessingCanvas" xmlns:cx="http://schemas.microsoft.com/office/drawing/2014/chartex" xmlns:cx1="http://schemas.microsoft.com/office/drawing/2015/9/8/chartex" xmlns:cx2="http://schemas.microsoft.com/office/drawing/2015/10/21/chartex" xmlns:cx3="http://schemas.microsoft.com/office/drawing/2016/5/9/chartex" xmlns:cx4="http://schemas.microsoft.com/office/drawing/2016/5/10/chartex" xmlns:cx5="http://schemas.microsoft.com/office/drawing/2016/5/11/chartex" xmlns:cx6="http://schemas.microsoft.com/office/drawing/2016/5/12/chartex" xmlns:cx7="http://schemas.microsoft.com/office/drawing/2016/5/13/chartex" xmlns:cx8="http://schemas.microsoft.com/office/drawing/2016/5/14/chartex" xmlns:mc="http://schemas.openxmlformats.org/markup-compatibility/2006" xmlns:aink="http://schemas.microsoft.com/office/drawing/2016/ink" xmlns:am3d="http://schemas.microsoft.com/office/drawing/2017/model3d" xmlns:o="urn:schemas-microsoft-com:office:office" xmlns:r="http://schemas.openxmlformats.org/officeDocument/2006/relationships" xmlns:m="http://schemas.openxmlformats.org/officeDocument/2006/math" xmlns:v="urn:schemas-microsoft-com:vml" xmlns:wp14="http://schemas.microsoft.com/office/word/2010/wordprocessingDrawing" xmlns:wp="http://schemas.openxmlformats.org/drawingml/2006/wordprocessingDrawing" xmlns:w10="urn:schemas-microsoft-com:office:word" xmlns:w="http://schemas.openxmlformats.org/wordprocessingml/2006/main" xmlns:w14="http://schemas.microsoft.com/office/word/2010/wordml" xmlns:w15="http://schemas.microsoft.com/office/word/2012/wordml" xmlns:w16cex="http://schemas.microsoft.com/office/word/2018/wordml/cex" xmlns:w16cid="http://schemas.microsoft.com/office/word/2016/wordml/cid" xmlns:w16="http://schemas.microsoft.com/office/word/2018/wordml" xmlns:w16sdtdh="http://schemas.microsoft.com/office/word/2020/wordml/sdtdatahash" xmlns:w16se="http://schemas.microsoft.com/office/word/2015/wordml/symex" xmlns:wpg="http://schemas.microsoft.com/office/word/2010/wordprocessingGroup" xmlns:wpi="http://schemas.microsoft.com/office/word/2010/wordprocessingInk" xmlns:wne="http://schemas.microsoft.com/office/word/2006/wordml" xmlns:wps="http://schemas.microsoft.com/office/word/2010/wordprocessingShape" mc:Ignorable="w14 w15 w16se w16cid w16 w16cex w16sdtdh wp14">
   <w:abstractNum w:abstractNumId="0" w15:restartNumberingAfterBreak="0">
-    <w:nsid w:val="03C960D5"/>
+    <w:nsid w:val="02EC5141"/>
     <w:multiLevelType w:val="hybridMultilevel"/>
-    <w:tmpl w:val="4A5AB362"/>
-    <w:lvl w:ilvl="0" w:tplc="30C096D8" w:tentative="1">
+    <w:tmpl w:val="EA7886DC"/>
+    <w:lvl w:ilvl="0" w:tplc="3514CDCA" w:tentative="1">
       <w:start w:val="1"/>
       <w:numFmt w:val="decimal"/>
       <w:lvlText w:val="%1."/>
@@ -4144,52 +4512,52 @@
         <w:ind w:left="720" w:hanging="360"/>
       </w:pPr>
     </w:lvl>
-    <w:lvl w:ilvl="1" w:tplc="40B60300">
-      <w:numFmt w:val="decimal"/>
-      <w:lvlText w:val=""/>
-      <w:lvlJc w:val="left"/>
-    </w:lvl>
-    <w:lvl w:ilvl="2" w:tplc="6D1C313C">
-      <w:numFmt w:val="decimal"/>
-      <w:lvlText w:val=""/>
-      <w:lvlJc w:val="left"/>
-    </w:lvl>
-    <w:lvl w:ilvl="3" w:tplc="4E14DADA">
-      <w:numFmt w:val="decimal"/>
-      <w:lvlText w:val=""/>
-      <w:lvlJc w:val="left"/>
-    </w:lvl>
-    <w:lvl w:ilvl="4" w:tplc="70A87B90">
-      <w:numFmt w:val="decimal"/>
-      <w:lvlText w:val=""/>
-      <w:lvlJc w:val="left"/>
-    </w:lvl>
-    <w:lvl w:ilvl="5" w:tplc="BC2458E6">
-      <w:numFmt w:val="decimal"/>
-      <w:lvlText w:val=""/>
-      <w:lvlJc w:val="left"/>
-    </w:lvl>
-    <w:lvl w:ilvl="6" w:tplc="DBA27082">
-      <w:numFmt w:val="decimal"/>
-      <w:lvlText w:val=""/>
-      <w:lvlJc w:val="left"/>
-    </w:lvl>
-    <w:lvl w:ilvl="7" w:tplc="8D60FEF8">
-      <w:numFmt w:val="decimal"/>
-      <w:lvlText w:val=""/>
-      <w:lvlJc w:val="left"/>
-    </w:lvl>
-    <w:lvl w:ilvl="8" w:tplc="016ABCDC">
+    <w:lvl w:ilvl="1" w:tplc="5658C2AA">
+      <w:numFmt w:val="decimal"/>
+      <w:lvlText w:val=""/>
+      <w:lvlJc w:val="left"/>
+    </w:lvl>
+    <w:lvl w:ilvl="2" w:tplc="7ECCF432">
+      <w:numFmt w:val="decimal"/>
+      <w:lvlText w:val=""/>
+      <w:lvlJc w:val="left"/>
+    </w:lvl>
+    <w:lvl w:ilvl="3" w:tplc="A8A087CC">
+      <w:numFmt w:val="decimal"/>
+      <w:lvlText w:val=""/>
+      <w:lvlJc w:val="left"/>
+    </w:lvl>
+    <w:lvl w:ilvl="4" w:tplc="0BA0357A">
+      <w:numFmt w:val="decimal"/>
+      <w:lvlText w:val=""/>
+      <w:lvlJc w:val="left"/>
+    </w:lvl>
+    <w:lvl w:ilvl="5" w:tplc="F3F81168">
+      <w:numFmt w:val="decimal"/>
+      <w:lvlText w:val=""/>
+      <w:lvlJc w:val="left"/>
+    </w:lvl>
+    <w:lvl w:ilvl="6" w:tplc="2364FCA6">
+      <w:numFmt w:val="decimal"/>
+      <w:lvlText w:val=""/>
+      <w:lvlJc w:val="left"/>
+    </w:lvl>
+    <w:lvl w:ilvl="7" w:tplc="F22E777C">
+      <w:numFmt w:val="decimal"/>
+      <w:lvlText w:val=""/>
+      <w:lvlJc w:val="left"/>
+    </w:lvl>
+    <w:lvl w:ilvl="8" w:tplc="37A88B68">
       <w:numFmt w:val="decimal"/>
       <w:lvlText w:val=""/>
       <w:lvlJc w:val="left"/>
     </w:lvl>
   </w:abstractNum>
   <w:abstractNum w:abstractNumId="1" w15:restartNumberingAfterBreak="0">
-    <w:nsid w:val="04EA3A8E"/>
+    <w:nsid w:val="049F6762"/>
     <w:multiLevelType w:val="hybridMultilevel"/>
-    <w:tmpl w:val="4E625B50"/>
-    <w:lvl w:ilvl="0" w:tplc="9DDCA430" w:tentative="1">
+    <w:tmpl w:val="F0D499F0"/>
+    <w:lvl w:ilvl="0" w:tplc="0FB03940" w:tentative="1">
       <w:start w:val="1"/>
       <w:numFmt w:val="decimal"/>
       <w:lvlText w:val="%1."/>
@@ -4198,52 +4566,52 @@
         <w:ind w:left="720" w:hanging="360"/>
       </w:pPr>
     </w:lvl>
-    <w:lvl w:ilvl="1" w:tplc="4A2E2408">
-      <w:numFmt w:val="decimal"/>
-      <w:lvlText w:val=""/>
-      <w:lvlJc w:val="left"/>
-    </w:lvl>
-    <w:lvl w:ilvl="2" w:tplc="A2588ED0">
-      <w:numFmt w:val="decimal"/>
-      <w:lvlText w:val=""/>
-      <w:lvlJc w:val="left"/>
-    </w:lvl>
-    <w:lvl w:ilvl="3" w:tplc="2C342CE0">
-      <w:numFmt w:val="decimal"/>
-      <w:lvlText w:val=""/>
-      <w:lvlJc w:val="left"/>
-    </w:lvl>
-    <w:lvl w:ilvl="4" w:tplc="DDB8904E">
-      <w:numFmt w:val="decimal"/>
-      <w:lvlText w:val=""/>
-      <w:lvlJc w:val="left"/>
-    </w:lvl>
-    <w:lvl w:ilvl="5" w:tplc="853A65A0">
-      <w:numFmt w:val="decimal"/>
-      <w:lvlText w:val=""/>
-      <w:lvlJc w:val="left"/>
-    </w:lvl>
-    <w:lvl w:ilvl="6" w:tplc="02082F36">
-      <w:numFmt w:val="decimal"/>
-      <w:lvlText w:val=""/>
-      <w:lvlJc w:val="left"/>
-    </w:lvl>
-    <w:lvl w:ilvl="7" w:tplc="B7B41F96">
-      <w:numFmt w:val="decimal"/>
-      <w:lvlText w:val=""/>
-      <w:lvlJc w:val="left"/>
-    </w:lvl>
-    <w:lvl w:ilvl="8" w:tplc="3056D370">
+    <w:lvl w:ilvl="1" w:tplc="AFD06F42">
+      <w:numFmt w:val="decimal"/>
+      <w:lvlText w:val=""/>
+      <w:lvlJc w:val="left"/>
+    </w:lvl>
+    <w:lvl w:ilvl="2" w:tplc="965E296A">
+      <w:numFmt w:val="decimal"/>
+      <w:lvlText w:val=""/>
+      <w:lvlJc w:val="left"/>
+    </w:lvl>
+    <w:lvl w:ilvl="3" w:tplc="2AA0B570">
+      <w:numFmt w:val="decimal"/>
+      <w:lvlText w:val=""/>
+      <w:lvlJc w:val="left"/>
+    </w:lvl>
+    <w:lvl w:ilvl="4" w:tplc="3F96B060">
+      <w:numFmt w:val="decimal"/>
+      <w:lvlText w:val=""/>
+      <w:lvlJc w:val="left"/>
+    </w:lvl>
+    <w:lvl w:ilvl="5" w:tplc="06541590">
+      <w:numFmt w:val="decimal"/>
+      <w:lvlText w:val=""/>
+      <w:lvlJc w:val="left"/>
+    </w:lvl>
+    <w:lvl w:ilvl="6" w:tplc="9E2EEB48">
+      <w:numFmt w:val="decimal"/>
+      <w:lvlText w:val=""/>
+      <w:lvlJc w:val="left"/>
+    </w:lvl>
+    <w:lvl w:ilvl="7" w:tplc="E892D610">
+      <w:numFmt w:val="decimal"/>
+      <w:lvlText w:val=""/>
+      <w:lvlJc w:val="left"/>
+    </w:lvl>
+    <w:lvl w:ilvl="8" w:tplc="B76C2610">
       <w:numFmt w:val="decimal"/>
       <w:lvlText w:val=""/>
       <w:lvlJc w:val="left"/>
     </w:lvl>
   </w:abstractNum>
   <w:abstractNum w:abstractNumId="2" w15:restartNumberingAfterBreak="0">
-    <w:nsid w:val="0541392E"/>
+    <w:nsid w:val="073123EE"/>
     <w:multiLevelType w:val="hybridMultilevel"/>
-    <w:tmpl w:val="AB7080AE"/>
-    <w:lvl w:ilvl="0" w:tplc="311E957C" w:tentative="1">
+    <w:tmpl w:val="2340A3D8"/>
+    <w:lvl w:ilvl="0" w:tplc="2D5C7932" w:tentative="1">
       <w:start w:val="1"/>
       <w:numFmt w:val="decimal"/>
       <w:lvlText w:val="%1."/>
@@ -4252,52 +4620,52 @@
         <w:ind w:left="720" w:hanging="360"/>
       </w:pPr>
     </w:lvl>
-    <w:lvl w:ilvl="1" w:tplc="1C1476A4">
-      <w:numFmt w:val="decimal"/>
-      <w:lvlText w:val=""/>
-      <w:lvlJc w:val="left"/>
-    </w:lvl>
-    <w:lvl w:ilvl="2" w:tplc="D9C4EEB2">
-      <w:numFmt w:val="decimal"/>
-      <w:lvlText w:val=""/>
-      <w:lvlJc w:val="left"/>
-    </w:lvl>
-    <w:lvl w:ilvl="3" w:tplc="CE0895F0">
-      <w:numFmt w:val="decimal"/>
-      <w:lvlText w:val=""/>
-      <w:lvlJc w:val="left"/>
-    </w:lvl>
-    <w:lvl w:ilvl="4" w:tplc="BEE4D49E">
-      <w:numFmt w:val="decimal"/>
-      <w:lvlText w:val=""/>
-      <w:lvlJc w:val="left"/>
-    </w:lvl>
-    <w:lvl w:ilvl="5" w:tplc="5A8E9370">
-      <w:numFmt w:val="decimal"/>
-      <w:lvlText w:val=""/>
-      <w:lvlJc w:val="left"/>
-    </w:lvl>
-    <w:lvl w:ilvl="6" w:tplc="D9B0DDE8">
-      <w:numFmt w:val="decimal"/>
-      <w:lvlText w:val=""/>
-      <w:lvlJc w:val="left"/>
-    </w:lvl>
-    <w:lvl w:ilvl="7" w:tplc="B7781B5C">
-      <w:numFmt w:val="decimal"/>
-      <w:lvlText w:val=""/>
-      <w:lvlJc w:val="left"/>
-    </w:lvl>
-    <w:lvl w:ilvl="8" w:tplc="0C9C0562">
+    <w:lvl w:ilvl="1" w:tplc="E0746C00">
+      <w:numFmt w:val="decimal"/>
+      <w:lvlText w:val=""/>
+      <w:lvlJc w:val="left"/>
+    </w:lvl>
+    <w:lvl w:ilvl="2" w:tplc="94D892CA">
+      <w:numFmt w:val="decimal"/>
+      <w:lvlText w:val=""/>
+      <w:lvlJc w:val="left"/>
+    </w:lvl>
+    <w:lvl w:ilvl="3" w:tplc="E95C0DEE">
+      <w:numFmt w:val="decimal"/>
+      <w:lvlText w:val=""/>
+      <w:lvlJc w:val="left"/>
+    </w:lvl>
+    <w:lvl w:ilvl="4" w:tplc="B5C2412C">
+      <w:numFmt w:val="decimal"/>
+      <w:lvlText w:val=""/>
+      <w:lvlJc w:val="left"/>
+    </w:lvl>
+    <w:lvl w:ilvl="5" w:tplc="CA9AF194">
+      <w:numFmt w:val="decimal"/>
+      <w:lvlText w:val=""/>
+      <w:lvlJc w:val="left"/>
+    </w:lvl>
+    <w:lvl w:ilvl="6" w:tplc="796A3866">
+      <w:numFmt w:val="decimal"/>
+      <w:lvlText w:val=""/>
+      <w:lvlJc w:val="left"/>
+    </w:lvl>
+    <w:lvl w:ilvl="7" w:tplc="338E187A">
+      <w:numFmt w:val="decimal"/>
+      <w:lvlText w:val=""/>
+      <w:lvlJc w:val="left"/>
+    </w:lvl>
+    <w:lvl w:ilvl="8" w:tplc="58A4F34E">
       <w:numFmt w:val="decimal"/>
       <w:lvlText w:val=""/>
       <w:lvlJc w:val="left"/>
     </w:lvl>
   </w:abstractNum>
   <w:abstractNum w:abstractNumId="3" w15:restartNumberingAfterBreak="0">
-    <w:nsid w:val="06883791"/>
+    <w:nsid w:val="073934B5"/>
     <w:multiLevelType w:val="hybridMultilevel"/>
-    <w:tmpl w:val="EA3E0B92"/>
-    <w:lvl w:ilvl="0" w:tplc="2DD4A924" w:tentative="1">
+    <w:tmpl w:val="825C7994"/>
+    <w:lvl w:ilvl="0" w:tplc="955205F2" w:tentative="1">
       <w:start w:val="1"/>
       <w:numFmt w:val="decimal"/>
       <w:lvlText w:val="%1."/>
@@ -4306,52 +4674,52 @@
         <w:ind w:left="720" w:hanging="360"/>
       </w:pPr>
     </w:lvl>
-    <w:lvl w:ilvl="1" w:tplc="4B8A72AC">
-      <w:numFmt w:val="decimal"/>
-      <w:lvlText w:val=""/>
-      <w:lvlJc w:val="left"/>
-    </w:lvl>
-    <w:lvl w:ilvl="2" w:tplc="BCE2DCF2">
-      <w:numFmt w:val="decimal"/>
-      <w:lvlText w:val=""/>
-      <w:lvlJc w:val="left"/>
-    </w:lvl>
-    <w:lvl w:ilvl="3" w:tplc="D632F848">
-      <w:numFmt w:val="decimal"/>
-      <w:lvlText w:val=""/>
-      <w:lvlJc w:val="left"/>
-    </w:lvl>
-    <w:lvl w:ilvl="4" w:tplc="A0EE5242">
-      <w:numFmt w:val="decimal"/>
-      <w:lvlText w:val=""/>
-      <w:lvlJc w:val="left"/>
-    </w:lvl>
-    <w:lvl w:ilvl="5" w:tplc="2DFA29C8">
-      <w:numFmt w:val="decimal"/>
-      <w:lvlText w:val=""/>
-      <w:lvlJc w:val="left"/>
-    </w:lvl>
-    <w:lvl w:ilvl="6" w:tplc="3976BC32">
-      <w:numFmt w:val="decimal"/>
-      <w:lvlText w:val=""/>
-      <w:lvlJc w:val="left"/>
-    </w:lvl>
-    <w:lvl w:ilvl="7" w:tplc="3EC09E5E">
-      <w:numFmt w:val="decimal"/>
-      <w:lvlText w:val=""/>
-      <w:lvlJc w:val="left"/>
-    </w:lvl>
-    <w:lvl w:ilvl="8" w:tplc="F25C72AA">
+    <w:lvl w:ilvl="1" w:tplc="81B20388">
+      <w:numFmt w:val="decimal"/>
+      <w:lvlText w:val=""/>
+      <w:lvlJc w:val="left"/>
+    </w:lvl>
+    <w:lvl w:ilvl="2" w:tplc="E5E88560">
+      <w:numFmt w:val="decimal"/>
+      <w:lvlText w:val=""/>
+      <w:lvlJc w:val="left"/>
+    </w:lvl>
+    <w:lvl w:ilvl="3" w:tplc="27C87C18">
+      <w:numFmt w:val="decimal"/>
+      <w:lvlText w:val=""/>
+      <w:lvlJc w:val="left"/>
+    </w:lvl>
+    <w:lvl w:ilvl="4" w:tplc="26E2F77A">
+      <w:numFmt w:val="decimal"/>
+      <w:lvlText w:val=""/>
+      <w:lvlJc w:val="left"/>
+    </w:lvl>
+    <w:lvl w:ilvl="5" w:tplc="8D56892E">
+      <w:numFmt w:val="decimal"/>
+      <w:lvlText w:val=""/>
+      <w:lvlJc w:val="left"/>
+    </w:lvl>
+    <w:lvl w:ilvl="6" w:tplc="501CB79A">
+      <w:numFmt w:val="decimal"/>
+      <w:lvlText w:val=""/>
+      <w:lvlJc w:val="left"/>
+    </w:lvl>
+    <w:lvl w:ilvl="7" w:tplc="06C29A5E">
+      <w:numFmt w:val="decimal"/>
+      <w:lvlText w:val=""/>
+      <w:lvlJc w:val="left"/>
+    </w:lvl>
+    <w:lvl w:ilvl="8" w:tplc="A4BEB7EE">
       <w:numFmt w:val="decimal"/>
       <w:lvlText w:val=""/>
       <w:lvlJc w:val="left"/>
     </w:lvl>
   </w:abstractNum>
   <w:abstractNum w:abstractNumId="4" w15:restartNumberingAfterBreak="0">
-    <w:nsid w:val="06D1207D"/>
+    <w:nsid w:val="0FBD0A3A"/>
     <w:multiLevelType w:val="hybridMultilevel"/>
-    <w:tmpl w:val="2AEE7610"/>
-    <w:lvl w:ilvl="0" w:tplc="E4205EB4" w:tentative="1">
+    <w:tmpl w:val="133E7102"/>
+    <w:lvl w:ilvl="0" w:tplc="E7A40876" w:tentative="1">
       <w:start w:val="1"/>
       <w:numFmt w:val="decimal"/>
       <w:lvlText w:val="%1."/>
@@ -4360,52 +4728,52 @@
         <w:ind w:left="720" w:hanging="360"/>
       </w:pPr>
     </w:lvl>
-    <w:lvl w:ilvl="1" w:tplc="B5645974">
-      <w:numFmt w:val="decimal"/>
-      <w:lvlText w:val=""/>
-      <w:lvlJc w:val="left"/>
-    </w:lvl>
-    <w:lvl w:ilvl="2" w:tplc="380EF65A">
-      <w:numFmt w:val="decimal"/>
-      <w:lvlText w:val=""/>
-      <w:lvlJc w:val="left"/>
-    </w:lvl>
-    <w:lvl w:ilvl="3" w:tplc="9346574C">
-      <w:numFmt w:val="decimal"/>
-      <w:lvlText w:val=""/>
-      <w:lvlJc w:val="left"/>
-    </w:lvl>
-    <w:lvl w:ilvl="4" w:tplc="8CCE4486">
-      <w:numFmt w:val="decimal"/>
-      <w:lvlText w:val=""/>
-      <w:lvlJc w:val="left"/>
-    </w:lvl>
-    <w:lvl w:ilvl="5" w:tplc="149876E2">
-      <w:numFmt w:val="decimal"/>
-      <w:lvlText w:val=""/>
-      <w:lvlJc w:val="left"/>
-    </w:lvl>
-    <w:lvl w:ilvl="6" w:tplc="430EFC1C">
-      <w:numFmt w:val="decimal"/>
-      <w:lvlText w:val=""/>
-      <w:lvlJc w:val="left"/>
-    </w:lvl>
-    <w:lvl w:ilvl="7" w:tplc="78F2427C">
-      <w:numFmt w:val="decimal"/>
-      <w:lvlText w:val=""/>
-      <w:lvlJc w:val="left"/>
-    </w:lvl>
-    <w:lvl w:ilvl="8" w:tplc="02302E2E">
+    <w:lvl w:ilvl="1" w:tplc="D018B2C4">
+      <w:numFmt w:val="decimal"/>
+      <w:lvlText w:val=""/>
+      <w:lvlJc w:val="left"/>
+    </w:lvl>
+    <w:lvl w:ilvl="2" w:tplc="A50C4A1A">
+      <w:numFmt w:val="decimal"/>
+      <w:lvlText w:val=""/>
+      <w:lvlJc w:val="left"/>
+    </w:lvl>
+    <w:lvl w:ilvl="3" w:tplc="39246BBC">
+      <w:numFmt w:val="decimal"/>
+      <w:lvlText w:val=""/>
+      <w:lvlJc w:val="left"/>
+    </w:lvl>
+    <w:lvl w:ilvl="4" w:tplc="6F7A2704">
+      <w:numFmt w:val="decimal"/>
+      <w:lvlText w:val=""/>
+      <w:lvlJc w:val="left"/>
+    </w:lvl>
+    <w:lvl w:ilvl="5" w:tplc="48927700">
+      <w:numFmt w:val="decimal"/>
+      <w:lvlText w:val=""/>
+      <w:lvlJc w:val="left"/>
+    </w:lvl>
+    <w:lvl w:ilvl="6" w:tplc="9C98142E">
+      <w:numFmt w:val="decimal"/>
+      <w:lvlText w:val=""/>
+      <w:lvlJc w:val="left"/>
+    </w:lvl>
+    <w:lvl w:ilvl="7" w:tplc="7920553C">
+      <w:numFmt w:val="decimal"/>
+      <w:lvlText w:val=""/>
+      <w:lvlJc w:val="left"/>
+    </w:lvl>
+    <w:lvl w:ilvl="8" w:tplc="54EC5F5A">
       <w:numFmt w:val="decimal"/>
       <w:lvlText w:val=""/>
       <w:lvlJc w:val="left"/>
     </w:lvl>
   </w:abstractNum>
   <w:abstractNum w:abstractNumId="5" w15:restartNumberingAfterBreak="0">
-    <w:nsid w:val="087A73B9"/>
+    <w:nsid w:val="0FCB22F4"/>
     <w:multiLevelType w:val="hybridMultilevel"/>
-    <w:tmpl w:val="A50A1780"/>
-    <w:lvl w:ilvl="0" w:tplc="DFDEE6E4" w:tentative="1">
+    <w:tmpl w:val="44224F22"/>
+    <w:lvl w:ilvl="0" w:tplc="3202C9B6" w:tentative="1">
       <w:start w:val="1"/>
       <w:numFmt w:val="decimal"/>
       <w:lvlText w:val="%1."/>
@@ -4414,52 +4782,52 @@
         <w:ind w:left="720" w:hanging="360"/>
       </w:pPr>
     </w:lvl>
-    <w:lvl w:ilvl="1" w:tplc="3C90C9F2">
-      <w:numFmt w:val="decimal"/>
-      <w:lvlText w:val=""/>
-      <w:lvlJc w:val="left"/>
-    </w:lvl>
-    <w:lvl w:ilvl="2" w:tplc="CAD61C50">
-      <w:numFmt w:val="decimal"/>
-      <w:lvlText w:val=""/>
-      <w:lvlJc w:val="left"/>
-    </w:lvl>
-    <w:lvl w:ilvl="3" w:tplc="6900B01C">
-      <w:numFmt w:val="decimal"/>
-      <w:lvlText w:val=""/>
-      <w:lvlJc w:val="left"/>
-    </w:lvl>
-    <w:lvl w:ilvl="4" w:tplc="BBCC2F92">
-      <w:numFmt w:val="decimal"/>
-      <w:lvlText w:val=""/>
-      <w:lvlJc w:val="left"/>
-    </w:lvl>
-    <w:lvl w:ilvl="5" w:tplc="6980D698">
-      <w:numFmt w:val="decimal"/>
-      <w:lvlText w:val=""/>
-      <w:lvlJc w:val="left"/>
-    </w:lvl>
-    <w:lvl w:ilvl="6" w:tplc="1624A39A">
-      <w:numFmt w:val="decimal"/>
-      <w:lvlText w:val=""/>
-      <w:lvlJc w:val="left"/>
-    </w:lvl>
-    <w:lvl w:ilvl="7" w:tplc="F88CB7F4">
-      <w:numFmt w:val="decimal"/>
-      <w:lvlText w:val=""/>
-      <w:lvlJc w:val="left"/>
-    </w:lvl>
-    <w:lvl w:ilvl="8" w:tplc="88102F52">
+    <w:lvl w:ilvl="1" w:tplc="D004B2D4">
+      <w:numFmt w:val="decimal"/>
+      <w:lvlText w:val=""/>
+      <w:lvlJc w:val="left"/>
+    </w:lvl>
+    <w:lvl w:ilvl="2" w:tplc="03285452">
+      <w:numFmt w:val="decimal"/>
+      <w:lvlText w:val=""/>
+      <w:lvlJc w:val="left"/>
+    </w:lvl>
+    <w:lvl w:ilvl="3" w:tplc="62C47604">
+      <w:numFmt w:val="decimal"/>
+      <w:lvlText w:val=""/>
+      <w:lvlJc w:val="left"/>
+    </w:lvl>
+    <w:lvl w:ilvl="4" w:tplc="F6CEFC8C">
+      <w:numFmt w:val="decimal"/>
+      <w:lvlText w:val=""/>
+      <w:lvlJc w:val="left"/>
+    </w:lvl>
+    <w:lvl w:ilvl="5" w:tplc="44F00780">
+      <w:numFmt w:val="decimal"/>
+      <w:lvlText w:val=""/>
+      <w:lvlJc w:val="left"/>
+    </w:lvl>
+    <w:lvl w:ilvl="6" w:tplc="0702207C">
+      <w:numFmt w:val="decimal"/>
+      <w:lvlText w:val=""/>
+      <w:lvlJc w:val="left"/>
+    </w:lvl>
+    <w:lvl w:ilvl="7" w:tplc="A39E871A">
+      <w:numFmt w:val="decimal"/>
+      <w:lvlText w:val=""/>
+      <w:lvlJc w:val="left"/>
+    </w:lvl>
+    <w:lvl w:ilvl="8" w:tplc="7724353A">
       <w:numFmt w:val="decimal"/>
       <w:lvlText w:val=""/>
       <w:lvlJc w:val="left"/>
     </w:lvl>
   </w:abstractNum>
   <w:abstractNum w:abstractNumId="6" w15:restartNumberingAfterBreak="0">
-    <w:nsid w:val="08AB280D"/>
+    <w:nsid w:val="10CC2342"/>
     <w:multiLevelType w:val="hybridMultilevel"/>
-    <w:tmpl w:val="6546A19A"/>
-    <w:lvl w:ilvl="0" w:tplc="FF668142" w:tentative="1">
+    <w:tmpl w:val="B97C7BF0"/>
+    <w:lvl w:ilvl="0" w:tplc="2820BA84" w:tentative="1">
       <w:start w:val="1"/>
       <w:numFmt w:val="decimal"/>
       <w:lvlText w:val="%1."/>
@@ -4468,52 +4836,52 @@
         <w:ind w:left="720" w:hanging="360"/>
       </w:pPr>
     </w:lvl>
-    <w:lvl w:ilvl="1" w:tplc="69B4B3E4">
-      <w:numFmt w:val="decimal"/>
-      <w:lvlText w:val=""/>
-      <w:lvlJc w:val="left"/>
-    </w:lvl>
-    <w:lvl w:ilvl="2" w:tplc="AE02F4DC">
-      <w:numFmt w:val="decimal"/>
-      <w:lvlText w:val=""/>
-      <w:lvlJc w:val="left"/>
-    </w:lvl>
-    <w:lvl w:ilvl="3" w:tplc="2536FD80">
-      <w:numFmt w:val="decimal"/>
-      <w:lvlText w:val=""/>
-      <w:lvlJc w:val="left"/>
-    </w:lvl>
-    <w:lvl w:ilvl="4" w:tplc="C4B60376">
-      <w:numFmt w:val="decimal"/>
-      <w:lvlText w:val=""/>
-      <w:lvlJc w:val="left"/>
-    </w:lvl>
-    <w:lvl w:ilvl="5" w:tplc="02EC98BA">
-      <w:numFmt w:val="decimal"/>
-      <w:lvlText w:val=""/>
-      <w:lvlJc w:val="left"/>
-    </w:lvl>
-    <w:lvl w:ilvl="6" w:tplc="BA644064">
-      <w:numFmt w:val="decimal"/>
-      <w:lvlText w:val=""/>
-      <w:lvlJc w:val="left"/>
-    </w:lvl>
-    <w:lvl w:ilvl="7" w:tplc="A43411B0">
-      <w:numFmt w:val="decimal"/>
-      <w:lvlText w:val=""/>
-      <w:lvlJc w:val="left"/>
-    </w:lvl>
-    <w:lvl w:ilvl="8" w:tplc="F2565E72">
+    <w:lvl w:ilvl="1" w:tplc="0554EB04">
+      <w:numFmt w:val="decimal"/>
+      <w:lvlText w:val=""/>
+      <w:lvlJc w:val="left"/>
+    </w:lvl>
+    <w:lvl w:ilvl="2" w:tplc="77E4F456">
+      <w:numFmt w:val="decimal"/>
+      <w:lvlText w:val=""/>
+      <w:lvlJc w:val="left"/>
+    </w:lvl>
+    <w:lvl w:ilvl="3" w:tplc="33F0E0EE">
+      <w:numFmt w:val="decimal"/>
+      <w:lvlText w:val=""/>
+      <w:lvlJc w:val="left"/>
+    </w:lvl>
+    <w:lvl w:ilvl="4" w:tplc="BD3E741A">
+      <w:numFmt w:val="decimal"/>
+      <w:lvlText w:val=""/>
+      <w:lvlJc w:val="left"/>
+    </w:lvl>
+    <w:lvl w:ilvl="5" w:tplc="84E012EC">
+      <w:numFmt w:val="decimal"/>
+      <w:lvlText w:val=""/>
+      <w:lvlJc w:val="left"/>
+    </w:lvl>
+    <w:lvl w:ilvl="6" w:tplc="5A4EE050">
+      <w:numFmt w:val="decimal"/>
+      <w:lvlText w:val=""/>
+      <w:lvlJc w:val="left"/>
+    </w:lvl>
+    <w:lvl w:ilvl="7" w:tplc="ECB433BC">
+      <w:numFmt w:val="decimal"/>
+      <w:lvlText w:val=""/>
+      <w:lvlJc w:val="left"/>
+    </w:lvl>
+    <w:lvl w:ilvl="8" w:tplc="0E4CD666">
       <w:numFmt w:val="decimal"/>
       <w:lvlText w:val=""/>
       <w:lvlJc w:val="left"/>
     </w:lvl>
   </w:abstractNum>
   <w:abstractNum w:abstractNumId="7" w15:restartNumberingAfterBreak="0">
-    <w:nsid w:val="08EB4040"/>
+    <w:nsid w:val="12CF4454"/>
     <w:multiLevelType w:val="hybridMultilevel"/>
-    <w:tmpl w:val="1788FE8E"/>
-    <w:lvl w:ilvl="0" w:tplc="3CC4B044" w:tentative="1">
+    <w:tmpl w:val="387C7268"/>
+    <w:lvl w:ilvl="0" w:tplc="750CEA98" w:tentative="1">
       <w:start w:val="1"/>
       <w:numFmt w:val="decimal"/>
       <w:lvlText w:val="%1."/>
@@ -4522,1024 +4890,52 @@
         <w:ind w:left="720" w:hanging="360"/>
       </w:pPr>
     </w:lvl>
-    <w:lvl w:ilvl="1" w:tplc="AC107C6C">
-      <w:numFmt w:val="decimal"/>
-      <w:lvlText w:val=""/>
-      <w:lvlJc w:val="left"/>
-    </w:lvl>
-    <w:lvl w:ilvl="2" w:tplc="DFCC2722">
-      <w:numFmt w:val="decimal"/>
-      <w:lvlText w:val=""/>
-      <w:lvlJc w:val="left"/>
-    </w:lvl>
-    <w:lvl w:ilvl="3" w:tplc="922C1154">
-      <w:numFmt w:val="decimal"/>
-      <w:lvlText w:val=""/>
-      <w:lvlJc w:val="left"/>
-    </w:lvl>
-    <w:lvl w:ilvl="4" w:tplc="21F86D7E">
-      <w:numFmt w:val="decimal"/>
-      <w:lvlText w:val=""/>
-      <w:lvlJc w:val="left"/>
-    </w:lvl>
-    <w:lvl w:ilvl="5" w:tplc="D5BAC20C">
-      <w:numFmt w:val="decimal"/>
-      <w:lvlText w:val=""/>
-      <w:lvlJc w:val="left"/>
-    </w:lvl>
-    <w:lvl w:ilvl="6" w:tplc="D478B0D6">
-      <w:numFmt w:val="decimal"/>
-      <w:lvlText w:val=""/>
-      <w:lvlJc w:val="left"/>
-    </w:lvl>
-    <w:lvl w:ilvl="7" w:tplc="84FAE33C">
-      <w:numFmt w:val="decimal"/>
-      <w:lvlText w:val=""/>
-      <w:lvlJc w:val="left"/>
-    </w:lvl>
-    <w:lvl w:ilvl="8" w:tplc="27204EDE">
+    <w:lvl w:ilvl="1" w:tplc="554A7612">
+      <w:numFmt w:val="decimal"/>
+      <w:lvlText w:val=""/>
+      <w:lvlJc w:val="left"/>
+    </w:lvl>
+    <w:lvl w:ilvl="2" w:tplc="3134DDDC">
+      <w:numFmt w:val="decimal"/>
+      <w:lvlText w:val=""/>
+      <w:lvlJc w:val="left"/>
+    </w:lvl>
+    <w:lvl w:ilvl="3" w:tplc="C7F0B55C">
+      <w:numFmt w:val="decimal"/>
+      <w:lvlText w:val=""/>
+      <w:lvlJc w:val="left"/>
+    </w:lvl>
+    <w:lvl w:ilvl="4" w:tplc="1EF86390">
+      <w:numFmt w:val="decimal"/>
+      <w:lvlText w:val=""/>
+      <w:lvlJc w:val="left"/>
+    </w:lvl>
+    <w:lvl w:ilvl="5" w:tplc="0FA6B666">
+      <w:numFmt w:val="decimal"/>
+      <w:lvlText w:val=""/>
+      <w:lvlJc w:val="left"/>
+    </w:lvl>
+    <w:lvl w:ilvl="6" w:tplc="DF044F28">
+      <w:numFmt w:val="decimal"/>
+      <w:lvlText w:val=""/>
+      <w:lvlJc w:val="left"/>
+    </w:lvl>
+    <w:lvl w:ilvl="7" w:tplc="249258A2">
+      <w:numFmt w:val="decimal"/>
+      <w:lvlText w:val=""/>
+      <w:lvlJc w:val="left"/>
+    </w:lvl>
+    <w:lvl w:ilvl="8" w:tplc="A122404E">
       <w:numFmt w:val="decimal"/>
       <w:lvlText w:val=""/>
       <w:lvlJc w:val="left"/>
     </w:lvl>
   </w:abstractNum>
   <w:abstractNum w:abstractNumId="8" w15:restartNumberingAfterBreak="0">
-    <w:nsid w:val="0A8249F7"/>
+    <w:nsid w:val="12D239A5"/>
     <w:multiLevelType w:val="hybridMultilevel"/>
-    <w:tmpl w:val="A1AE1ED4"/>
-    <w:lvl w:ilvl="0" w:tplc="F57E78F6" w:tentative="1">
-      <w:start w:val="1"/>
-      <w:numFmt w:val="decimal"/>
-      <w:lvlText w:val="%1."/>
-      <w:lvlJc w:val="left"/>
-      <w:pPr>
-        <w:ind w:left="720" w:hanging="360"/>
-      </w:pPr>
-    </w:lvl>
-    <w:lvl w:ilvl="1" w:tplc="E9423866">
-      <w:numFmt w:val="decimal"/>
-      <w:lvlText w:val=""/>
-      <w:lvlJc w:val="left"/>
-    </w:lvl>
-    <w:lvl w:ilvl="2" w:tplc="FC7CEA3C">
-      <w:numFmt w:val="decimal"/>
-      <w:lvlText w:val=""/>
-      <w:lvlJc w:val="left"/>
-    </w:lvl>
-    <w:lvl w:ilvl="3" w:tplc="A8D80348">
-      <w:numFmt w:val="decimal"/>
-      <w:lvlText w:val=""/>
-      <w:lvlJc w:val="left"/>
-    </w:lvl>
-    <w:lvl w:ilvl="4" w:tplc="292CDD3A">
-      <w:numFmt w:val="decimal"/>
-      <w:lvlText w:val=""/>
-      <w:lvlJc w:val="left"/>
-    </w:lvl>
-    <w:lvl w:ilvl="5" w:tplc="A992FB56">
-      <w:numFmt w:val="decimal"/>
-      <w:lvlText w:val=""/>
-      <w:lvlJc w:val="left"/>
-    </w:lvl>
-    <w:lvl w:ilvl="6" w:tplc="A43C43DE">
-      <w:numFmt w:val="decimal"/>
-      <w:lvlText w:val=""/>
-      <w:lvlJc w:val="left"/>
-    </w:lvl>
-    <w:lvl w:ilvl="7" w:tplc="E834BD22">
-      <w:numFmt w:val="decimal"/>
-      <w:lvlText w:val=""/>
-      <w:lvlJc w:val="left"/>
-    </w:lvl>
-    <w:lvl w:ilvl="8" w:tplc="735067E6">
-      <w:numFmt w:val="decimal"/>
-      <w:lvlText w:val=""/>
-      <w:lvlJc w:val="left"/>
-    </w:lvl>
-  </w:abstractNum>
-  <w:abstractNum w:abstractNumId="9" w15:restartNumberingAfterBreak="0">
-    <w:nsid w:val="0C832950"/>
-    <w:multiLevelType w:val="hybridMultilevel"/>
-    <w:tmpl w:val="2154F496"/>
-    <w:lvl w:ilvl="0" w:tplc="CAB4E662" w:tentative="1">
-      <w:start w:val="1"/>
-      <w:numFmt w:val="decimal"/>
-      <w:lvlText w:val="%1."/>
-      <w:lvlJc w:val="left"/>
-      <w:pPr>
-        <w:ind w:left="720" w:hanging="360"/>
-      </w:pPr>
-    </w:lvl>
-    <w:lvl w:ilvl="1" w:tplc="DBBEA63E">
-      <w:numFmt w:val="decimal"/>
-      <w:lvlText w:val=""/>
-      <w:lvlJc w:val="left"/>
-    </w:lvl>
-    <w:lvl w:ilvl="2" w:tplc="46C208C0">
-      <w:numFmt w:val="decimal"/>
-      <w:lvlText w:val=""/>
-      <w:lvlJc w:val="left"/>
-    </w:lvl>
-    <w:lvl w:ilvl="3" w:tplc="EE28F65E">
-      <w:numFmt w:val="decimal"/>
-      <w:lvlText w:val=""/>
-      <w:lvlJc w:val="left"/>
-    </w:lvl>
-    <w:lvl w:ilvl="4" w:tplc="FC6EA4E6">
-      <w:numFmt w:val="decimal"/>
-      <w:lvlText w:val=""/>
-      <w:lvlJc w:val="left"/>
-    </w:lvl>
-    <w:lvl w:ilvl="5" w:tplc="92962EE8">
-      <w:numFmt w:val="decimal"/>
-      <w:lvlText w:val=""/>
-      <w:lvlJc w:val="left"/>
-    </w:lvl>
-    <w:lvl w:ilvl="6" w:tplc="F640A216">
-      <w:numFmt w:val="decimal"/>
-      <w:lvlText w:val=""/>
-      <w:lvlJc w:val="left"/>
-    </w:lvl>
-    <w:lvl w:ilvl="7" w:tplc="D80A7C32">
-      <w:numFmt w:val="decimal"/>
-      <w:lvlText w:val=""/>
-      <w:lvlJc w:val="left"/>
-    </w:lvl>
-    <w:lvl w:ilvl="8" w:tplc="07C6903A">
-      <w:numFmt w:val="decimal"/>
-      <w:lvlText w:val=""/>
-      <w:lvlJc w:val="left"/>
-    </w:lvl>
-  </w:abstractNum>
-  <w:abstractNum w:abstractNumId="10" w15:restartNumberingAfterBreak="0">
-    <w:nsid w:val="0DE53A37"/>
-    <w:multiLevelType w:val="hybridMultilevel"/>
-    <w:tmpl w:val="3B5E054A"/>
-    <w:lvl w:ilvl="0" w:tplc="24F89692" w:tentative="1">
-      <w:start w:val="1"/>
-      <w:numFmt w:val="decimal"/>
-      <w:lvlText w:val="%1."/>
-      <w:lvlJc w:val="left"/>
-      <w:pPr>
-        <w:ind w:left="720" w:hanging="360"/>
-      </w:pPr>
-    </w:lvl>
-    <w:lvl w:ilvl="1" w:tplc="C8E6AE90">
-      <w:numFmt w:val="decimal"/>
-      <w:lvlText w:val=""/>
-      <w:lvlJc w:val="left"/>
-    </w:lvl>
-    <w:lvl w:ilvl="2" w:tplc="582AAE12">
-      <w:numFmt w:val="decimal"/>
-      <w:lvlText w:val=""/>
-      <w:lvlJc w:val="left"/>
-    </w:lvl>
-    <w:lvl w:ilvl="3" w:tplc="6F022D3E">
-      <w:numFmt w:val="decimal"/>
-      <w:lvlText w:val=""/>
-      <w:lvlJc w:val="left"/>
-    </w:lvl>
-    <w:lvl w:ilvl="4" w:tplc="2CAC4214">
-      <w:numFmt w:val="decimal"/>
-      <w:lvlText w:val=""/>
-      <w:lvlJc w:val="left"/>
-    </w:lvl>
-    <w:lvl w:ilvl="5" w:tplc="86004BBE">
-      <w:numFmt w:val="decimal"/>
-      <w:lvlText w:val=""/>
-      <w:lvlJc w:val="left"/>
-    </w:lvl>
-    <w:lvl w:ilvl="6" w:tplc="387C5D8A">
-      <w:numFmt w:val="decimal"/>
-      <w:lvlText w:val=""/>
-      <w:lvlJc w:val="left"/>
-    </w:lvl>
-    <w:lvl w:ilvl="7" w:tplc="0F1C23EE">
-      <w:numFmt w:val="decimal"/>
-      <w:lvlText w:val=""/>
-      <w:lvlJc w:val="left"/>
-    </w:lvl>
-    <w:lvl w:ilvl="8" w:tplc="BAC6E270">
-      <w:numFmt w:val="decimal"/>
-      <w:lvlText w:val=""/>
-      <w:lvlJc w:val="left"/>
-    </w:lvl>
-  </w:abstractNum>
-  <w:abstractNum w:abstractNumId="11" w15:restartNumberingAfterBreak="0">
-    <w:nsid w:val="0F211C04"/>
-    <w:multiLevelType w:val="hybridMultilevel"/>
-    <w:tmpl w:val="FB2ECE32"/>
-    <w:lvl w:ilvl="0" w:tplc="FD3A5936" w:tentative="1">
-      <w:start w:val="1"/>
-      <w:numFmt w:val="decimal"/>
-      <w:lvlText w:val="%1."/>
-      <w:lvlJc w:val="left"/>
-      <w:pPr>
-        <w:ind w:left="720" w:hanging="360"/>
-      </w:pPr>
-    </w:lvl>
-    <w:lvl w:ilvl="1" w:tplc="DCF08BEC">
-      <w:numFmt w:val="decimal"/>
-      <w:lvlText w:val=""/>
-      <w:lvlJc w:val="left"/>
-    </w:lvl>
-    <w:lvl w:ilvl="2" w:tplc="592EC63E">
-      <w:numFmt w:val="decimal"/>
-      <w:lvlText w:val=""/>
-      <w:lvlJc w:val="left"/>
-    </w:lvl>
-    <w:lvl w:ilvl="3" w:tplc="D2DC01DE">
-      <w:numFmt w:val="decimal"/>
-      <w:lvlText w:val=""/>
-      <w:lvlJc w:val="left"/>
-    </w:lvl>
-    <w:lvl w:ilvl="4" w:tplc="EA50B096">
-      <w:numFmt w:val="decimal"/>
-      <w:lvlText w:val=""/>
-      <w:lvlJc w:val="left"/>
-    </w:lvl>
-    <w:lvl w:ilvl="5" w:tplc="E37235F8">
-      <w:numFmt w:val="decimal"/>
-      <w:lvlText w:val=""/>
-      <w:lvlJc w:val="left"/>
-    </w:lvl>
-    <w:lvl w:ilvl="6" w:tplc="FB3AAC18">
-      <w:numFmt w:val="decimal"/>
-      <w:lvlText w:val=""/>
-      <w:lvlJc w:val="left"/>
-    </w:lvl>
-    <w:lvl w:ilvl="7" w:tplc="8D94E0E0">
-      <w:numFmt w:val="decimal"/>
-      <w:lvlText w:val=""/>
-      <w:lvlJc w:val="left"/>
-    </w:lvl>
-    <w:lvl w:ilvl="8" w:tplc="709477EA">
-      <w:numFmt w:val="decimal"/>
-      <w:lvlText w:val=""/>
-      <w:lvlJc w:val="left"/>
-    </w:lvl>
-  </w:abstractNum>
-  <w:abstractNum w:abstractNumId="12" w15:restartNumberingAfterBreak="0">
-    <w:nsid w:val="0F305C5E"/>
-    <w:multiLevelType w:val="hybridMultilevel"/>
-    <w:tmpl w:val="8EE8BF24"/>
-    <w:lvl w:ilvl="0" w:tplc="4AF86CA6" w:tentative="1">
-      <w:start w:val="1"/>
-      <w:numFmt w:val="decimal"/>
-      <w:lvlText w:val="%1."/>
-      <w:lvlJc w:val="left"/>
-      <w:pPr>
-        <w:ind w:left="720" w:hanging="360"/>
-      </w:pPr>
-    </w:lvl>
-    <w:lvl w:ilvl="1" w:tplc="B05E8468">
-      <w:numFmt w:val="decimal"/>
-      <w:lvlText w:val=""/>
-      <w:lvlJc w:val="left"/>
-    </w:lvl>
-    <w:lvl w:ilvl="2" w:tplc="EB8623A2">
-      <w:numFmt w:val="decimal"/>
-      <w:lvlText w:val=""/>
-      <w:lvlJc w:val="left"/>
-    </w:lvl>
-    <w:lvl w:ilvl="3" w:tplc="4DCCF596">
-      <w:numFmt w:val="decimal"/>
-      <w:lvlText w:val=""/>
-      <w:lvlJc w:val="left"/>
-    </w:lvl>
-    <w:lvl w:ilvl="4" w:tplc="188E5078">
-      <w:numFmt w:val="decimal"/>
-      <w:lvlText w:val=""/>
-      <w:lvlJc w:val="left"/>
-    </w:lvl>
-    <w:lvl w:ilvl="5" w:tplc="5DF4DD9E">
-      <w:numFmt w:val="decimal"/>
-      <w:lvlText w:val=""/>
-      <w:lvlJc w:val="left"/>
-    </w:lvl>
-    <w:lvl w:ilvl="6" w:tplc="91109F8C">
-      <w:numFmt w:val="decimal"/>
-      <w:lvlText w:val=""/>
-      <w:lvlJc w:val="left"/>
-    </w:lvl>
-    <w:lvl w:ilvl="7" w:tplc="2FA2C64C">
-      <w:numFmt w:val="decimal"/>
-      <w:lvlText w:val=""/>
-      <w:lvlJc w:val="left"/>
-    </w:lvl>
-    <w:lvl w:ilvl="8" w:tplc="C9ECDA08">
-      <w:numFmt w:val="decimal"/>
-      <w:lvlText w:val=""/>
-      <w:lvlJc w:val="left"/>
-    </w:lvl>
-  </w:abstractNum>
-  <w:abstractNum w:abstractNumId="13" w15:restartNumberingAfterBreak="0">
-    <w:nsid w:val="0FDE6179"/>
-    <w:multiLevelType w:val="hybridMultilevel"/>
-    <w:tmpl w:val="5734EBF2"/>
-    <w:lvl w:ilvl="0" w:tplc="2BB084FA" w:tentative="1">
-      <w:start w:val="1"/>
-      <w:numFmt w:val="decimal"/>
-      <w:lvlText w:val="%1."/>
-      <w:lvlJc w:val="left"/>
-      <w:pPr>
-        <w:ind w:left="720" w:hanging="360"/>
-      </w:pPr>
-    </w:lvl>
-    <w:lvl w:ilvl="1" w:tplc="CD9A0DBE">
-      <w:numFmt w:val="decimal"/>
-      <w:lvlText w:val=""/>
-      <w:lvlJc w:val="left"/>
-    </w:lvl>
-    <w:lvl w:ilvl="2" w:tplc="823A83B4">
-      <w:numFmt w:val="decimal"/>
-      <w:lvlText w:val=""/>
-      <w:lvlJc w:val="left"/>
-    </w:lvl>
-    <w:lvl w:ilvl="3" w:tplc="10FAC498">
-      <w:numFmt w:val="decimal"/>
-      <w:lvlText w:val=""/>
-      <w:lvlJc w:val="left"/>
-    </w:lvl>
-    <w:lvl w:ilvl="4" w:tplc="902693DA">
-      <w:numFmt w:val="decimal"/>
-      <w:lvlText w:val=""/>
-      <w:lvlJc w:val="left"/>
-    </w:lvl>
-    <w:lvl w:ilvl="5" w:tplc="97F2BB36">
-      <w:numFmt w:val="decimal"/>
-      <w:lvlText w:val=""/>
-      <w:lvlJc w:val="left"/>
-    </w:lvl>
-    <w:lvl w:ilvl="6" w:tplc="963633A8">
-      <w:numFmt w:val="decimal"/>
-      <w:lvlText w:val=""/>
-      <w:lvlJc w:val="left"/>
-    </w:lvl>
-    <w:lvl w:ilvl="7" w:tplc="405088D6">
-      <w:numFmt w:val="decimal"/>
-      <w:lvlText w:val=""/>
-      <w:lvlJc w:val="left"/>
-    </w:lvl>
-    <w:lvl w:ilvl="8" w:tplc="D9B824F2">
-      <w:numFmt w:val="decimal"/>
-      <w:lvlText w:val=""/>
-      <w:lvlJc w:val="left"/>
-    </w:lvl>
-  </w:abstractNum>
-  <w:abstractNum w:abstractNumId="14" w15:restartNumberingAfterBreak="0">
-    <w:nsid w:val="108F78F0"/>
-    <w:multiLevelType w:val="hybridMultilevel"/>
-    <w:tmpl w:val="C6486650"/>
-    <w:lvl w:ilvl="0" w:tplc="9E3E3EC4" w:tentative="1">
-      <w:start w:val="1"/>
-      <w:numFmt w:val="decimal"/>
-      <w:lvlText w:val="%1."/>
-      <w:lvlJc w:val="left"/>
-      <w:pPr>
-        <w:ind w:left="720" w:hanging="360"/>
-      </w:pPr>
-    </w:lvl>
-    <w:lvl w:ilvl="1" w:tplc="549AEC52">
-      <w:numFmt w:val="decimal"/>
-      <w:lvlText w:val=""/>
-      <w:lvlJc w:val="left"/>
-    </w:lvl>
-    <w:lvl w:ilvl="2" w:tplc="CA5A9562">
-      <w:numFmt w:val="decimal"/>
-      <w:lvlText w:val=""/>
-      <w:lvlJc w:val="left"/>
-    </w:lvl>
-    <w:lvl w:ilvl="3" w:tplc="6C0EE564">
-      <w:numFmt w:val="decimal"/>
-      <w:lvlText w:val=""/>
-      <w:lvlJc w:val="left"/>
-    </w:lvl>
-    <w:lvl w:ilvl="4" w:tplc="F2FC6D16">
-      <w:numFmt w:val="decimal"/>
-      <w:lvlText w:val=""/>
-      <w:lvlJc w:val="left"/>
-    </w:lvl>
-    <w:lvl w:ilvl="5" w:tplc="53429888">
-      <w:numFmt w:val="decimal"/>
-      <w:lvlText w:val=""/>
-      <w:lvlJc w:val="left"/>
-    </w:lvl>
-    <w:lvl w:ilvl="6" w:tplc="3FE823CA">
-      <w:numFmt w:val="decimal"/>
-      <w:lvlText w:val=""/>
-      <w:lvlJc w:val="left"/>
-    </w:lvl>
-    <w:lvl w:ilvl="7" w:tplc="7654E75C">
-      <w:numFmt w:val="decimal"/>
-      <w:lvlText w:val=""/>
-      <w:lvlJc w:val="left"/>
-    </w:lvl>
-    <w:lvl w:ilvl="8" w:tplc="46D02012">
-      <w:numFmt w:val="decimal"/>
-      <w:lvlText w:val=""/>
-      <w:lvlJc w:val="left"/>
-    </w:lvl>
-  </w:abstractNum>
-  <w:abstractNum w:abstractNumId="15" w15:restartNumberingAfterBreak="0">
-    <w:nsid w:val="11DD04AA"/>
-    <w:multiLevelType w:val="hybridMultilevel"/>
-    <w:tmpl w:val="169CCE24"/>
-    <w:lvl w:ilvl="0" w:tplc="DD70D352" w:tentative="1">
-      <w:start w:val="1"/>
-      <w:numFmt w:val="decimal"/>
-      <w:lvlText w:val="%1."/>
-      <w:lvlJc w:val="left"/>
-      <w:pPr>
-        <w:ind w:left="720" w:hanging="360"/>
-      </w:pPr>
-    </w:lvl>
-    <w:lvl w:ilvl="1" w:tplc="7BCE0168">
-      <w:numFmt w:val="decimal"/>
-      <w:lvlText w:val=""/>
-      <w:lvlJc w:val="left"/>
-    </w:lvl>
-    <w:lvl w:ilvl="2" w:tplc="6CEC2264">
-      <w:numFmt w:val="decimal"/>
-      <w:lvlText w:val=""/>
-      <w:lvlJc w:val="left"/>
-    </w:lvl>
-    <w:lvl w:ilvl="3" w:tplc="A4667EA0">
-      <w:numFmt w:val="decimal"/>
-      <w:lvlText w:val=""/>
-      <w:lvlJc w:val="left"/>
-    </w:lvl>
-    <w:lvl w:ilvl="4" w:tplc="2D3486D4">
-      <w:numFmt w:val="decimal"/>
-      <w:lvlText w:val=""/>
-      <w:lvlJc w:val="left"/>
-    </w:lvl>
-    <w:lvl w:ilvl="5" w:tplc="1488FEBE">
-      <w:numFmt w:val="decimal"/>
-      <w:lvlText w:val=""/>
-      <w:lvlJc w:val="left"/>
-    </w:lvl>
-    <w:lvl w:ilvl="6" w:tplc="6716519E">
-      <w:numFmt w:val="decimal"/>
-      <w:lvlText w:val=""/>
-      <w:lvlJc w:val="left"/>
-    </w:lvl>
-    <w:lvl w:ilvl="7" w:tplc="6DEA0BCA">
-      <w:numFmt w:val="decimal"/>
-      <w:lvlText w:val=""/>
-      <w:lvlJc w:val="left"/>
-    </w:lvl>
-    <w:lvl w:ilvl="8" w:tplc="BE36910C">
-      <w:numFmt w:val="decimal"/>
-      <w:lvlText w:val=""/>
-      <w:lvlJc w:val="left"/>
-    </w:lvl>
-  </w:abstractNum>
-  <w:abstractNum w:abstractNumId="16" w15:restartNumberingAfterBreak="0">
-    <w:nsid w:val="146354B9"/>
-    <w:multiLevelType w:val="hybridMultilevel"/>
-    <w:tmpl w:val="123CF83E"/>
-    <w:lvl w:ilvl="0" w:tplc="06041DB4" w:tentative="1">
-      <w:start w:val="1"/>
-      <w:numFmt w:val="decimal"/>
-      <w:lvlText w:val="%1."/>
-      <w:lvlJc w:val="left"/>
-      <w:pPr>
-        <w:ind w:left="720" w:hanging="360"/>
-      </w:pPr>
-    </w:lvl>
-    <w:lvl w:ilvl="1" w:tplc="C25E332E">
-      <w:numFmt w:val="decimal"/>
-      <w:lvlText w:val=""/>
-      <w:lvlJc w:val="left"/>
-    </w:lvl>
-    <w:lvl w:ilvl="2" w:tplc="D8FAA6E2">
-      <w:numFmt w:val="decimal"/>
-      <w:lvlText w:val=""/>
-      <w:lvlJc w:val="left"/>
-    </w:lvl>
-    <w:lvl w:ilvl="3" w:tplc="D06401EC">
-      <w:numFmt w:val="decimal"/>
-      <w:lvlText w:val=""/>
-      <w:lvlJc w:val="left"/>
-    </w:lvl>
-    <w:lvl w:ilvl="4" w:tplc="03C26AF2">
-      <w:numFmt w:val="decimal"/>
-      <w:lvlText w:val=""/>
-      <w:lvlJc w:val="left"/>
-    </w:lvl>
-    <w:lvl w:ilvl="5" w:tplc="5BA2DD28">
-      <w:numFmt w:val="decimal"/>
-      <w:lvlText w:val=""/>
-      <w:lvlJc w:val="left"/>
-    </w:lvl>
-    <w:lvl w:ilvl="6" w:tplc="F4B441E2">
-      <w:numFmt w:val="decimal"/>
-      <w:lvlText w:val=""/>
-      <w:lvlJc w:val="left"/>
-    </w:lvl>
-    <w:lvl w:ilvl="7" w:tplc="CCDA7DF8">
-      <w:numFmt w:val="decimal"/>
-      <w:lvlText w:val=""/>
-      <w:lvlJc w:val="left"/>
-    </w:lvl>
-    <w:lvl w:ilvl="8" w:tplc="0FD60802">
-      <w:numFmt w:val="decimal"/>
-      <w:lvlText w:val=""/>
-      <w:lvlJc w:val="left"/>
-    </w:lvl>
-  </w:abstractNum>
-  <w:abstractNum w:abstractNumId="17" w15:restartNumberingAfterBreak="0">
-    <w:nsid w:val="155F11B7"/>
-    <w:multiLevelType w:val="hybridMultilevel"/>
-    <w:tmpl w:val="B0042F64"/>
-    <w:lvl w:ilvl="0" w:tplc="8736C2F8" w:tentative="1">
-      <w:start w:val="1"/>
-      <w:numFmt w:val="decimal"/>
-      <w:lvlText w:val="%1."/>
-      <w:lvlJc w:val="left"/>
-      <w:pPr>
-        <w:ind w:left="720" w:hanging="360"/>
-      </w:pPr>
-    </w:lvl>
-    <w:lvl w:ilvl="1" w:tplc="4128EF30">
-      <w:numFmt w:val="decimal"/>
-      <w:lvlText w:val=""/>
-      <w:lvlJc w:val="left"/>
-    </w:lvl>
-    <w:lvl w:ilvl="2" w:tplc="C50E4E02">
-      <w:numFmt w:val="decimal"/>
-      <w:lvlText w:val=""/>
-      <w:lvlJc w:val="left"/>
-    </w:lvl>
-    <w:lvl w:ilvl="3" w:tplc="1208407A">
-      <w:numFmt w:val="decimal"/>
-      <w:lvlText w:val=""/>
-      <w:lvlJc w:val="left"/>
-    </w:lvl>
-    <w:lvl w:ilvl="4" w:tplc="F886B61C">
-      <w:numFmt w:val="decimal"/>
-      <w:lvlText w:val=""/>
-      <w:lvlJc w:val="left"/>
-    </w:lvl>
-    <w:lvl w:ilvl="5" w:tplc="CA40851C">
-      <w:numFmt w:val="decimal"/>
-      <w:lvlText w:val=""/>
-      <w:lvlJc w:val="left"/>
-    </w:lvl>
-    <w:lvl w:ilvl="6" w:tplc="F684D786">
-      <w:numFmt w:val="decimal"/>
-      <w:lvlText w:val=""/>
-      <w:lvlJc w:val="left"/>
-    </w:lvl>
-    <w:lvl w:ilvl="7" w:tplc="D97640A6">
-      <w:numFmt w:val="decimal"/>
-      <w:lvlText w:val=""/>
-      <w:lvlJc w:val="left"/>
-    </w:lvl>
-    <w:lvl w:ilvl="8" w:tplc="6B2E307A">
-      <w:numFmt w:val="decimal"/>
-      <w:lvlText w:val=""/>
-      <w:lvlJc w:val="left"/>
-    </w:lvl>
-  </w:abstractNum>
-  <w:abstractNum w:abstractNumId="18" w15:restartNumberingAfterBreak="0">
-    <w:nsid w:val="1E4D1DE9"/>
-    <w:multiLevelType w:val="hybridMultilevel"/>
-    <w:tmpl w:val="72742984"/>
-    <w:lvl w:ilvl="0" w:tplc="1A161E04" w:tentative="1">
-      <w:start w:val="1"/>
-      <w:numFmt w:val="decimal"/>
-      <w:lvlText w:val="%1."/>
-      <w:lvlJc w:val="left"/>
-      <w:pPr>
-        <w:ind w:left="720" w:hanging="360"/>
-      </w:pPr>
-    </w:lvl>
-    <w:lvl w:ilvl="1" w:tplc="BFD0200C">
-      <w:numFmt w:val="decimal"/>
-      <w:lvlText w:val=""/>
-      <w:lvlJc w:val="left"/>
-    </w:lvl>
-    <w:lvl w:ilvl="2" w:tplc="C5001CEA">
-      <w:numFmt w:val="decimal"/>
-      <w:lvlText w:val=""/>
-      <w:lvlJc w:val="left"/>
-    </w:lvl>
-    <w:lvl w:ilvl="3" w:tplc="BA9CA906">
-      <w:numFmt w:val="decimal"/>
-      <w:lvlText w:val=""/>
-      <w:lvlJc w:val="left"/>
-    </w:lvl>
-    <w:lvl w:ilvl="4" w:tplc="D15682D6">
-      <w:numFmt w:val="decimal"/>
-      <w:lvlText w:val=""/>
-      <w:lvlJc w:val="left"/>
-    </w:lvl>
-    <w:lvl w:ilvl="5" w:tplc="C7E882DC">
-      <w:numFmt w:val="decimal"/>
-      <w:lvlText w:val=""/>
-      <w:lvlJc w:val="left"/>
-    </w:lvl>
-    <w:lvl w:ilvl="6" w:tplc="9844E568">
-      <w:numFmt w:val="decimal"/>
-      <w:lvlText w:val=""/>
-      <w:lvlJc w:val="left"/>
-    </w:lvl>
-    <w:lvl w:ilvl="7" w:tplc="8CFE4CAC">
-      <w:numFmt w:val="decimal"/>
-      <w:lvlText w:val=""/>
-      <w:lvlJc w:val="left"/>
-    </w:lvl>
-    <w:lvl w:ilvl="8" w:tplc="C4DE27CE">
-      <w:numFmt w:val="decimal"/>
-      <w:lvlText w:val=""/>
-      <w:lvlJc w:val="left"/>
-    </w:lvl>
-  </w:abstractNum>
-  <w:abstractNum w:abstractNumId="19" w15:restartNumberingAfterBreak="0">
-    <w:nsid w:val="1EC34FA2"/>
-    <w:multiLevelType w:val="hybridMultilevel"/>
-    <w:tmpl w:val="755E1BBC"/>
-    <w:lvl w:ilvl="0" w:tplc="62EC72DC" w:tentative="1">
-      <w:start w:val="1"/>
-      <w:numFmt w:val="decimal"/>
-      <w:lvlText w:val="%1."/>
-      <w:lvlJc w:val="left"/>
-      <w:pPr>
-        <w:ind w:left="720" w:hanging="360"/>
-      </w:pPr>
-    </w:lvl>
-    <w:lvl w:ilvl="1" w:tplc="FFA4E870">
-      <w:numFmt w:val="decimal"/>
-      <w:lvlText w:val=""/>
-      <w:lvlJc w:val="left"/>
-    </w:lvl>
-    <w:lvl w:ilvl="2" w:tplc="997A875A">
-      <w:numFmt w:val="decimal"/>
-      <w:lvlText w:val=""/>
-      <w:lvlJc w:val="left"/>
-    </w:lvl>
-    <w:lvl w:ilvl="3" w:tplc="FCC24022">
-      <w:numFmt w:val="decimal"/>
-      <w:lvlText w:val=""/>
-      <w:lvlJc w:val="left"/>
-    </w:lvl>
-    <w:lvl w:ilvl="4" w:tplc="A3521FB2">
-      <w:numFmt w:val="decimal"/>
-      <w:lvlText w:val=""/>
-      <w:lvlJc w:val="left"/>
-    </w:lvl>
-    <w:lvl w:ilvl="5" w:tplc="5576E78C">
-      <w:numFmt w:val="decimal"/>
-      <w:lvlText w:val=""/>
-      <w:lvlJc w:val="left"/>
-    </w:lvl>
-    <w:lvl w:ilvl="6" w:tplc="61789C70">
-      <w:numFmt w:val="decimal"/>
-      <w:lvlText w:val=""/>
-      <w:lvlJc w:val="left"/>
-    </w:lvl>
-    <w:lvl w:ilvl="7" w:tplc="167AC832">
-      <w:numFmt w:val="decimal"/>
-      <w:lvlText w:val=""/>
-      <w:lvlJc w:val="left"/>
-    </w:lvl>
-    <w:lvl w:ilvl="8" w:tplc="A25E6804">
-      <w:numFmt w:val="decimal"/>
-      <w:lvlText w:val=""/>
-      <w:lvlJc w:val="left"/>
-    </w:lvl>
-  </w:abstractNum>
-  <w:abstractNum w:abstractNumId="20" w15:restartNumberingAfterBreak="0">
-    <w:nsid w:val="1FE07C9F"/>
-    <w:multiLevelType w:val="hybridMultilevel"/>
-    <w:tmpl w:val="82FA353C"/>
-    <w:lvl w:ilvl="0" w:tplc="C4F2F5BE" w:tentative="1">
-      <w:start w:val="1"/>
-      <w:numFmt w:val="decimal"/>
-      <w:lvlText w:val="%1."/>
-      <w:lvlJc w:val="left"/>
-      <w:pPr>
-        <w:ind w:left="720" w:hanging="360"/>
-      </w:pPr>
-    </w:lvl>
-    <w:lvl w:ilvl="1" w:tplc="290C2346">
-      <w:numFmt w:val="decimal"/>
-      <w:lvlText w:val=""/>
-      <w:lvlJc w:val="left"/>
-    </w:lvl>
-    <w:lvl w:ilvl="2" w:tplc="78DC1822">
-      <w:numFmt w:val="decimal"/>
-      <w:lvlText w:val=""/>
-      <w:lvlJc w:val="left"/>
-    </w:lvl>
-    <w:lvl w:ilvl="3" w:tplc="4CACC47E">
-      <w:numFmt w:val="decimal"/>
-      <w:lvlText w:val=""/>
-      <w:lvlJc w:val="left"/>
-    </w:lvl>
-    <w:lvl w:ilvl="4" w:tplc="D272E19A">
-      <w:numFmt w:val="decimal"/>
-      <w:lvlText w:val=""/>
-      <w:lvlJc w:val="left"/>
-    </w:lvl>
-    <w:lvl w:ilvl="5" w:tplc="8DD24FEC">
-      <w:numFmt w:val="decimal"/>
-      <w:lvlText w:val=""/>
-      <w:lvlJc w:val="left"/>
-    </w:lvl>
-    <w:lvl w:ilvl="6" w:tplc="92DED7FE">
-      <w:numFmt w:val="decimal"/>
-      <w:lvlText w:val=""/>
-      <w:lvlJc w:val="left"/>
-    </w:lvl>
-    <w:lvl w:ilvl="7" w:tplc="AC76BC88">
-      <w:numFmt w:val="decimal"/>
-      <w:lvlText w:val=""/>
-      <w:lvlJc w:val="left"/>
-    </w:lvl>
-    <w:lvl w:ilvl="8" w:tplc="4DEA90F8">
-      <w:numFmt w:val="decimal"/>
-      <w:lvlText w:val=""/>
-      <w:lvlJc w:val="left"/>
-    </w:lvl>
-  </w:abstractNum>
-  <w:abstractNum w:abstractNumId="21" w15:restartNumberingAfterBreak="0">
-    <w:nsid w:val="201E5029"/>
-    <w:multiLevelType w:val="hybridMultilevel"/>
-    <w:tmpl w:val="EED27714"/>
-    <w:lvl w:ilvl="0" w:tplc="B52E328E" w:tentative="1">
-      <w:start w:val="1"/>
-      <w:numFmt w:val="decimal"/>
-      <w:lvlText w:val="%1."/>
-      <w:lvlJc w:val="left"/>
-      <w:pPr>
-        <w:ind w:left="720" w:hanging="360"/>
-      </w:pPr>
-    </w:lvl>
-    <w:lvl w:ilvl="1" w:tplc="D550DFC2">
-      <w:numFmt w:val="decimal"/>
-      <w:lvlText w:val=""/>
-      <w:lvlJc w:val="left"/>
-    </w:lvl>
-    <w:lvl w:ilvl="2" w:tplc="B31CDCD4">
-      <w:numFmt w:val="decimal"/>
-      <w:lvlText w:val=""/>
-      <w:lvlJc w:val="left"/>
-    </w:lvl>
-    <w:lvl w:ilvl="3" w:tplc="47AE2BF6">
-      <w:numFmt w:val="decimal"/>
-      <w:lvlText w:val=""/>
-      <w:lvlJc w:val="left"/>
-    </w:lvl>
-    <w:lvl w:ilvl="4" w:tplc="F7D67332">
-      <w:numFmt w:val="decimal"/>
-      <w:lvlText w:val=""/>
-      <w:lvlJc w:val="left"/>
-    </w:lvl>
-    <w:lvl w:ilvl="5" w:tplc="A9243CFA">
-      <w:numFmt w:val="decimal"/>
-      <w:lvlText w:val=""/>
-      <w:lvlJc w:val="left"/>
-    </w:lvl>
-    <w:lvl w:ilvl="6" w:tplc="9B7EB4B4">
-      <w:numFmt w:val="decimal"/>
-      <w:lvlText w:val=""/>
-      <w:lvlJc w:val="left"/>
-    </w:lvl>
-    <w:lvl w:ilvl="7" w:tplc="F9BA0352">
-      <w:numFmt w:val="decimal"/>
-      <w:lvlText w:val=""/>
-      <w:lvlJc w:val="left"/>
-    </w:lvl>
-    <w:lvl w:ilvl="8" w:tplc="ABEAB076">
-      <w:numFmt w:val="decimal"/>
-      <w:lvlText w:val=""/>
-      <w:lvlJc w:val="left"/>
-    </w:lvl>
-  </w:abstractNum>
-  <w:abstractNum w:abstractNumId="22" w15:restartNumberingAfterBreak="0">
-    <w:nsid w:val="269154EB"/>
-    <w:multiLevelType w:val="hybridMultilevel"/>
-    <w:tmpl w:val="180A89EA"/>
-    <w:lvl w:ilvl="0" w:tplc="7374ABCC" w:tentative="1">
-      <w:start w:val="1"/>
-      <w:numFmt w:val="decimal"/>
-      <w:lvlText w:val="%1."/>
-      <w:lvlJc w:val="left"/>
-      <w:pPr>
-        <w:ind w:left="720" w:hanging="360"/>
-      </w:pPr>
-    </w:lvl>
-    <w:lvl w:ilvl="1" w:tplc="2E24A6A4">
-      <w:numFmt w:val="decimal"/>
-      <w:lvlText w:val=""/>
-      <w:lvlJc w:val="left"/>
-    </w:lvl>
-    <w:lvl w:ilvl="2" w:tplc="94A28EC0">
-      <w:numFmt w:val="decimal"/>
-      <w:lvlText w:val=""/>
-      <w:lvlJc w:val="left"/>
-    </w:lvl>
-    <w:lvl w:ilvl="3" w:tplc="F516F98C">
-      <w:numFmt w:val="decimal"/>
-      <w:lvlText w:val=""/>
-      <w:lvlJc w:val="left"/>
-    </w:lvl>
-    <w:lvl w:ilvl="4" w:tplc="FAC62A16">
-      <w:numFmt w:val="decimal"/>
-      <w:lvlText w:val=""/>
-      <w:lvlJc w:val="left"/>
-    </w:lvl>
-    <w:lvl w:ilvl="5" w:tplc="14D20804">
-      <w:numFmt w:val="decimal"/>
-      <w:lvlText w:val=""/>
-      <w:lvlJc w:val="left"/>
-    </w:lvl>
-    <w:lvl w:ilvl="6" w:tplc="FDE02B4A">
-      <w:numFmt w:val="decimal"/>
-      <w:lvlText w:val=""/>
-      <w:lvlJc w:val="left"/>
-    </w:lvl>
-    <w:lvl w:ilvl="7" w:tplc="0BEC9C44">
-      <w:numFmt w:val="decimal"/>
-      <w:lvlText w:val=""/>
-      <w:lvlJc w:val="left"/>
-    </w:lvl>
-    <w:lvl w:ilvl="8" w:tplc="88500048">
-      <w:numFmt w:val="decimal"/>
-      <w:lvlText w:val=""/>
-      <w:lvlJc w:val="left"/>
-    </w:lvl>
-  </w:abstractNum>
-  <w:abstractNum w:abstractNumId="23" w15:restartNumberingAfterBreak="0">
-    <w:nsid w:val="28C4189B"/>
-    <w:multiLevelType w:val="hybridMultilevel"/>
-    <w:tmpl w:val="42F29F2E"/>
-    <w:lvl w:ilvl="0" w:tplc="33800378" w:tentative="1">
-      <w:start w:val="1"/>
-      <w:numFmt w:val="decimal"/>
-      <w:lvlText w:val="%1."/>
-      <w:lvlJc w:val="left"/>
-      <w:pPr>
-        <w:ind w:left="720" w:hanging="360"/>
-      </w:pPr>
-    </w:lvl>
-    <w:lvl w:ilvl="1" w:tplc="810640A0">
-      <w:numFmt w:val="decimal"/>
-      <w:lvlText w:val=""/>
-      <w:lvlJc w:val="left"/>
-    </w:lvl>
-    <w:lvl w:ilvl="2" w:tplc="A6709534">
-      <w:numFmt w:val="decimal"/>
-      <w:lvlText w:val=""/>
-      <w:lvlJc w:val="left"/>
-    </w:lvl>
-    <w:lvl w:ilvl="3" w:tplc="5F8ABBD2">
-      <w:numFmt w:val="decimal"/>
-      <w:lvlText w:val=""/>
-      <w:lvlJc w:val="left"/>
-    </w:lvl>
-    <w:lvl w:ilvl="4" w:tplc="15C0BDC2">
-      <w:numFmt w:val="decimal"/>
-      <w:lvlText w:val=""/>
-      <w:lvlJc w:val="left"/>
-    </w:lvl>
-    <w:lvl w:ilvl="5" w:tplc="4CC49496">
-      <w:numFmt w:val="decimal"/>
-      <w:lvlText w:val=""/>
-      <w:lvlJc w:val="left"/>
-    </w:lvl>
-    <w:lvl w:ilvl="6" w:tplc="D93EDDCE">
-      <w:numFmt w:val="decimal"/>
-      <w:lvlText w:val=""/>
-      <w:lvlJc w:val="left"/>
-    </w:lvl>
-    <w:lvl w:ilvl="7" w:tplc="AE9E6DD0">
-      <w:numFmt w:val="decimal"/>
-      <w:lvlText w:val=""/>
-      <w:lvlJc w:val="left"/>
-    </w:lvl>
-    <w:lvl w:ilvl="8" w:tplc="63368396">
-      <w:numFmt w:val="decimal"/>
-      <w:lvlText w:val=""/>
-      <w:lvlJc w:val="left"/>
-    </w:lvl>
-  </w:abstractNum>
-  <w:abstractNum w:abstractNumId="24" w15:restartNumberingAfterBreak="0">
-    <w:nsid w:val="2C340938"/>
-    <w:multiLevelType w:val="hybridMultilevel"/>
-    <w:tmpl w:val="B9104F08"/>
-    <w:lvl w:ilvl="0" w:tplc="4080E1EE" w:tentative="1">
-      <w:start w:val="1"/>
-      <w:numFmt w:val="decimal"/>
-      <w:lvlText w:val="%1."/>
-      <w:lvlJc w:val="left"/>
-      <w:pPr>
-        <w:ind w:left="720" w:hanging="360"/>
-      </w:pPr>
-    </w:lvl>
-    <w:lvl w:ilvl="1" w:tplc="0F6AB114">
-      <w:numFmt w:val="decimal"/>
-      <w:lvlText w:val=""/>
-      <w:lvlJc w:val="left"/>
-    </w:lvl>
-    <w:lvl w:ilvl="2" w:tplc="CC740688">
-      <w:numFmt w:val="decimal"/>
-      <w:lvlText w:val=""/>
-      <w:lvlJc w:val="left"/>
-    </w:lvl>
-    <w:lvl w:ilvl="3" w:tplc="00D2B796">
-      <w:numFmt w:val="decimal"/>
-      <w:lvlText w:val=""/>
-      <w:lvlJc w:val="left"/>
-    </w:lvl>
-    <w:lvl w:ilvl="4" w:tplc="7A300184">
-      <w:numFmt w:val="decimal"/>
-      <w:lvlText w:val=""/>
-      <w:lvlJc w:val="left"/>
-    </w:lvl>
-    <w:lvl w:ilvl="5" w:tplc="5C64C3DA">
-      <w:numFmt w:val="decimal"/>
-      <w:lvlText w:val=""/>
-      <w:lvlJc w:val="left"/>
-    </w:lvl>
-    <w:lvl w:ilvl="6" w:tplc="3E9C3910">
-      <w:numFmt w:val="decimal"/>
-      <w:lvlText w:val=""/>
-      <w:lvlJc w:val="left"/>
-    </w:lvl>
-    <w:lvl w:ilvl="7" w:tplc="924CEBA8">
-      <w:numFmt w:val="decimal"/>
-      <w:lvlText w:val=""/>
-      <w:lvlJc w:val="left"/>
-    </w:lvl>
-    <w:lvl w:ilvl="8" w:tplc="5316F894">
-      <w:numFmt w:val="decimal"/>
-      <w:lvlText w:val=""/>
-      <w:lvlJc w:val="left"/>
-    </w:lvl>
-  </w:abstractNum>
-  <w:abstractNum w:abstractNumId="25" w15:restartNumberingAfterBreak="0">
-    <w:nsid w:val="31537E4B"/>
-    <w:multiLevelType w:val="hybridMultilevel"/>
-    <w:tmpl w:val="AF780F5E"/>
-    <w:lvl w:ilvl="0" w:tplc="CA9E9594" w:tentative="1">
-      <w:start w:val="1"/>
-      <w:numFmt w:val="decimal"/>
-      <w:lvlText w:val="%1."/>
-      <w:lvlJc w:val="left"/>
-      <w:pPr>
-        <w:ind w:left="720" w:hanging="360"/>
-      </w:pPr>
-    </w:lvl>
-    <w:lvl w:ilvl="1" w:tplc="C71626F2">
-      <w:numFmt w:val="decimal"/>
-      <w:lvlText w:val=""/>
-      <w:lvlJc w:val="left"/>
-    </w:lvl>
-    <w:lvl w:ilvl="2" w:tplc="55D8B90C">
-      <w:numFmt w:val="decimal"/>
-      <w:lvlText w:val=""/>
-      <w:lvlJc w:val="left"/>
-    </w:lvl>
-    <w:lvl w:ilvl="3" w:tplc="80F80972">
-      <w:numFmt w:val="decimal"/>
-      <w:lvlText w:val=""/>
-      <w:lvlJc w:val="left"/>
-    </w:lvl>
-    <w:lvl w:ilvl="4" w:tplc="B0BA6FC2">
-      <w:numFmt w:val="decimal"/>
-      <w:lvlText w:val=""/>
-      <w:lvlJc w:val="left"/>
-    </w:lvl>
-    <w:lvl w:ilvl="5" w:tplc="010C88E0">
-      <w:numFmt w:val="decimal"/>
-      <w:lvlText w:val=""/>
-      <w:lvlJc w:val="left"/>
-    </w:lvl>
-    <w:lvl w:ilvl="6" w:tplc="5BE6D874">
-      <w:numFmt w:val="decimal"/>
-      <w:lvlText w:val=""/>
-      <w:lvlJc w:val="left"/>
-    </w:lvl>
-    <w:lvl w:ilvl="7" w:tplc="552023B2">
-      <w:numFmt w:val="decimal"/>
-      <w:lvlText w:val=""/>
-      <w:lvlJc w:val="left"/>
-    </w:lvl>
-    <w:lvl w:ilvl="8" w:tplc="EA622E74">
-      <w:numFmt w:val="decimal"/>
-      <w:lvlText w:val=""/>
-      <w:lvlJc w:val="left"/>
-    </w:lvl>
-  </w:abstractNum>
-  <w:abstractNum w:abstractNumId="26" w15:restartNumberingAfterBreak="0">
-    <w:nsid w:val="3509512E"/>
-    <w:multiLevelType w:val="hybridMultilevel"/>
-    <w:tmpl w:val="340AE898"/>
-    <w:lvl w:ilvl="0" w:tplc="AB82260C">
+    <w:tmpl w:val="780491C8"/>
+    <w:lvl w:ilvl="0" w:tplc="46B039F2">
       <w:start w:val="1"/>
       <w:numFmt w:val="bullet"/>
       <w:lvlText w:val="•"/>
@@ -5548,7 +4944,7 @@
         <w:ind w:left="720" w:hanging="360"/>
       </w:pPr>
     </w:lvl>
-    <w:lvl w:ilvl="1" w:tplc="E6D03B90" w:tentative="1">
+    <w:lvl w:ilvl="1" w:tplc="6E7AC650" w:tentative="1">
       <w:start w:val="1"/>
       <w:numFmt w:val="bullet"/>
       <w:lvlText w:val="◦"/>
@@ -5557,47 +4953,1019 @@
         <w:ind w:left="1440" w:hanging="360"/>
       </w:pPr>
     </w:lvl>
-    <w:lvl w:ilvl="2" w:tplc="82E4F45A">
-      <w:numFmt w:val="decimal"/>
-      <w:lvlText w:val=""/>
-      <w:lvlJc w:val="left"/>
-    </w:lvl>
-    <w:lvl w:ilvl="3" w:tplc="BF883EBC">
-      <w:numFmt w:val="decimal"/>
-      <w:lvlText w:val=""/>
-      <w:lvlJc w:val="left"/>
-    </w:lvl>
-    <w:lvl w:ilvl="4" w:tplc="2C4CDFFE">
-      <w:numFmt w:val="decimal"/>
-      <w:lvlText w:val=""/>
-      <w:lvlJc w:val="left"/>
-    </w:lvl>
-    <w:lvl w:ilvl="5" w:tplc="919A41D0">
-      <w:numFmt w:val="decimal"/>
-      <w:lvlText w:val=""/>
-      <w:lvlJc w:val="left"/>
-    </w:lvl>
-    <w:lvl w:ilvl="6" w:tplc="236E903A">
-      <w:numFmt w:val="decimal"/>
-      <w:lvlText w:val=""/>
-      <w:lvlJc w:val="left"/>
-    </w:lvl>
-    <w:lvl w:ilvl="7" w:tplc="9CA61BD2">
-      <w:numFmt w:val="decimal"/>
-      <w:lvlText w:val=""/>
-      <w:lvlJc w:val="left"/>
-    </w:lvl>
-    <w:lvl w:ilvl="8" w:tplc="A588BDB4">
+    <w:lvl w:ilvl="2" w:tplc="8B76CAAA">
+      <w:numFmt w:val="decimal"/>
+      <w:lvlText w:val=""/>
+      <w:lvlJc w:val="left"/>
+    </w:lvl>
+    <w:lvl w:ilvl="3" w:tplc="6148A62E">
+      <w:numFmt w:val="decimal"/>
+      <w:lvlText w:val=""/>
+      <w:lvlJc w:val="left"/>
+    </w:lvl>
+    <w:lvl w:ilvl="4" w:tplc="C1BCCBC0">
+      <w:numFmt w:val="decimal"/>
+      <w:lvlText w:val=""/>
+      <w:lvlJc w:val="left"/>
+    </w:lvl>
+    <w:lvl w:ilvl="5" w:tplc="40740E56">
+      <w:numFmt w:val="decimal"/>
+      <w:lvlText w:val=""/>
+      <w:lvlJc w:val="left"/>
+    </w:lvl>
+    <w:lvl w:ilvl="6" w:tplc="7DFA66A6">
+      <w:numFmt w:val="decimal"/>
+      <w:lvlText w:val=""/>
+      <w:lvlJc w:val="left"/>
+    </w:lvl>
+    <w:lvl w:ilvl="7" w:tplc="86841B00">
+      <w:numFmt w:val="decimal"/>
+      <w:lvlText w:val=""/>
+      <w:lvlJc w:val="left"/>
+    </w:lvl>
+    <w:lvl w:ilvl="8" w:tplc="271485E2">
+      <w:numFmt w:val="decimal"/>
+      <w:lvlText w:val=""/>
+      <w:lvlJc w:val="left"/>
+    </w:lvl>
+  </w:abstractNum>
+  <w:abstractNum w:abstractNumId="9" w15:restartNumberingAfterBreak="0">
+    <w:nsid w:val="19520391"/>
+    <w:multiLevelType w:val="hybridMultilevel"/>
+    <w:tmpl w:val="1FD2420E"/>
+    <w:lvl w:ilvl="0" w:tplc="A022CEC0" w:tentative="1">
+      <w:start w:val="1"/>
+      <w:numFmt w:val="decimal"/>
+      <w:lvlText w:val="%1."/>
+      <w:lvlJc w:val="left"/>
+      <w:pPr>
+        <w:ind w:left="720" w:hanging="360"/>
+      </w:pPr>
+    </w:lvl>
+    <w:lvl w:ilvl="1" w:tplc="1C3ED86E">
+      <w:numFmt w:val="decimal"/>
+      <w:lvlText w:val=""/>
+      <w:lvlJc w:val="left"/>
+    </w:lvl>
+    <w:lvl w:ilvl="2" w:tplc="A2E24D44">
+      <w:numFmt w:val="decimal"/>
+      <w:lvlText w:val=""/>
+      <w:lvlJc w:val="left"/>
+    </w:lvl>
+    <w:lvl w:ilvl="3" w:tplc="8C7AB63C">
+      <w:numFmt w:val="decimal"/>
+      <w:lvlText w:val=""/>
+      <w:lvlJc w:val="left"/>
+    </w:lvl>
+    <w:lvl w:ilvl="4" w:tplc="BFB06BD0">
+      <w:numFmt w:val="decimal"/>
+      <w:lvlText w:val=""/>
+      <w:lvlJc w:val="left"/>
+    </w:lvl>
+    <w:lvl w:ilvl="5" w:tplc="668A4B80">
+      <w:numFmt w:val="decimal"/>
+      <w:lvlText w:val=""/>
+      <w:lvlJc w:val="left"/>
+    </w:lvl>
+    <w:lvl w:ilvl="6" w:tplc="D1F8A15E">
+      <w:numFmt w:val="decimal"/>
+      <w:lvlText w:val=""/>
+      <w:lvlJc w:val="left"/>
+    </w:lvl>
+    <w:lvl w:ilvl="7" w:tplc="2DE89E2C">
+      <w:numFmt w:val="decimal"/>
+      <w:lvlText w:val=""/>
+      <w:lvlJc w:val="left"/>
+    </w:lvl>
+    <w:lvl w:ilvl="8" w:tplc="9A40EE40">
+      <w:numFmt w:val="decimal"/>
+      <w:lvlText w:val=""/>
+      <w:lvlJc w:val="left"/>
+    </w:lvl>
+  </w:abstractNum>
+  <w:abstractNum w:abstractNumId="10" w15:restartNumberingAfterBreak="0">
+    <w:nsid w:val="1C3732BA"/>
+    <w:multiLevelType w:val="hybridMultilevel"/>
+    <w:tmpl w:val="8188B038"/>
+    <w:lvl w:ilvl="0" w:tplc="C1EE6D5E" w:tentative="1">
+      <w:start w:val="1"/>
+      <w:numFmt w:val="decimal"/>
+      <w:lvlText w:val="%1."/>
+      <w:lvlJc w:val="left"/>
+      <w:pPr>
+        <w:ind w:left="720" w:hanging="360"/>
+      </w:pPr>
+    </w:lvl>
+    <w:lvl w:ilvl="1" w:tplc="3806A6AA">
+      <w:numFmt w:val="decimal"/>
+      <w:lvlText w:val=""/>
+      <w:lvlJc w:val="left"/>
+    </w:lvl>
+    <w:lvl w:ilvl="2" w:tplc="6248D678">
+      <w:numFmt w:val="decimal"/>
+      <w:lvlText w:val=""/>
+      <w:lvlJc w:val="left"/>
+    </w:lvl>
+    <w:lvl w:ilvl="3" w:tplc="7AE41B50">
+      <w:numFmt w:val="decimal"/>
+      <w:lvlText w:val=""/>
+      <w:lvlJc w:val="left"/>
+    </w:lvl>
+    <w:lvl w:ilvl="4" w:tplc="252EB622">
+      <w:numFmt w:val="decimal"/>
+      <w:lvlText w:val=""/>
+      <w:lvlJc w:val="left"/>
+    </w:lvl>
+    <w:lvl w:ilvl="5" w:tplc="C2BC4C0A">
+      <w:numFmt w:val="decimal"/>
+      <w:lvlText w:val=""/>
+      <w:lvlJc w:val="left"/>
+    </w:lvl>
+    <w:lvl w:ilvl="6" w:tplc="6B5E69A0">
+      <w:numFmt w:val="decimal"/>
+      <w:lvlText w:val=""/>
+      <w:lvlJc w:val="left"/>
+    </w:lvl>
+    <w:lvl w:ilvl="7" w:tplc="A926B6A4">
+      <w:numFmt w:val="decimal"/>
+      <w:lvlText w:val=""/>
+      <w:lvlJc w:val="left"/>
+    </w:lvl>
+    <w:lvl w:ilvl="8" w:tplc="4516C444">
+      <w:numFmt w:val="decimal"/>
+      <w:lvlText w:val=""/>
+      <w:lvlJc w:val="left"/>
+    </w:lvl>
+  </w:abstractNum>
+  <w:abstractNum w:abstractNumId="11" w15:restartNumberingAfterBreak="0">
+    <w:nsid w:val="1CFC3116"/>
+    <w:multiLevelType w:val="hybridMultilevel"/>
+    <w:tmpl w:val="B01C92A2"/>
+    <w:lvl w:ilvl="0" w:tplc="D1AEA922" w:tentative="1">
+      <w:start w:val="1"/>
+      <w:numFmt w:val="decimal"/>
+      <w:lvlText w:val="%1."/>
+      <w:lvlJc w:val="left"/>
+      <w:pPr>
+        <w:ind w:left="720" w:hanging="360"/>
+      </w:pPr>
+    </w:lvl>
+    <w:lvl w:ilvl="1" w:tplc="141611BA">
+      <w:numFmt w:val="decimal"/>
+      <w:lvlText w:val=""/>
+      <w:lvlJc w:val="left"/>
+    </w:lvl>
+    <w:lvl w:ilvl="2" w:tplc="520AD872">
+      <w:numFmt w:val="decimal"/>
+      <w:lvlText w:val=""/>
+      <w:lvlJc w:val="left"/>
+    </w:lvl>
+    <w:lvl w:ilvl="3" w:tplc="337A2572">
+      <w:numFmt w:val="decimal"/>
+      <w:lvlText w:val=""/>
+      <w:lvlJc w:val="left"/>
+    </w:lvl>
+    <w:lvl w:ilvl="4" w:tplc="D1EC091E">
+      <w:numFmt w:val="decimal"/>
+      <w:lvlText w:val=""/>
+      <w:lvlJc w:val="left"/>
+    </w:lvl>
+    <w:lvl w:ilvl="5" w:tplc="1C22BA54">
+      <w:numFmt w:val="decimal"/>
+      <w:lvlText w:val=""/>
+      <w:lvlJc w:val="left"/>
+    </w:lvl>
+    <w:lvl w:ilvl="6" w:tplc="B8F045FC">
+      <w:numFmt w:val="decimal"/>
+      <w:lvlText w:val=""/>
+      <w:lvlJc w:val="left"/>
+    </w:lvl>
+    <w:lvl w:ilvl="7" w:tplc="34E46718">
+      <w:numFmt w:val="decimal"/>
+      <w:lvlText w:val=""/>
+      <w:lvlJc w:val="left"/>
+    </w:lvl>
+    <w:lvl w:ilvl="8" w:tplc="7452F214">
+      <w:numFmt w:val="decimal"/>
+      <w:lvlText w:val=""/>
+      <w:lvlJc w:val="left"/>
+    </w:lvl>
+  </w:abstractNum>
+  <w:abstractNum w:abstractNumId="12" w15:restartNumberingAfterBreak="0">
+    <w:nsid w:val="1EE16212"/>
+    <w:multiLevelType w:val="hybridMultilevel"/>
+    <w:tmpl w:val="2FA892D2"/>
+    <w:lvl w:ilvl="0" w:tplc="2D7A2DA8" w:tentative="1">
+      <w:start w:val="1"/>
+      <w:numFmt w:val="decimal"/>
+      <w:lvlText w:val="%1."/>
+      <w:lvlJc w:val="left"/>
+      <w:pPr>
+        <w:ind w:left="720" w:hanging="360"/>
+      </w:pPr>
+    </w:lvl>
+    <w:lvl w:ilvl="1" w:tplc="F9F84350">
+      <w:numFmt w:val="decimal"/>
+      <w:lvlText w:val=""/>
+      <w:lvlJc w:val="left"/>
+    </w:lvl>
+    <w:lvl w:ilvl="2" w:tplc="EAA66816">
+      <w:numFmt w:val="decimal"/>
+      <w:lvlText w:val=""/>
+      <w:lvlJc w:val="left"/>
+    </w:lvl>
+    <w:lvl w:ilvl="3" w:tplc="85CA3D34">
+      <w:numFmt w:val="decimal"/>
+      <w:lvlText w:val=""/>
+      <w:lvlJc w:val="left"/>
+    </w:lvl>
+    <w:lvl w:ilvl="4" w:tplc="3CF02B40">
+      <w:numFmt w:val="decimal"/>
+      <w:lvlText w:val=""/>
+      <w:lvlJc w:val="left"/>
+    </w:lvl>
+    <w:lvl w:ilvl="5" w:tplc="7BB696CA">
+      <w:numFmt w:val="decimal"/>
+      <w:lvlText w:val=""/>
+      <w:lvlJc w:val="left"/>
+    </w:lvl>
+    <w:lvl w:ilvl="6" w:tplc="3D787F70">
+      <w:numFmt w:val="decimal"/>
+      <w:lvlText w:val=""/>
+      <w:lvlJc w:val="left"/>
+    </w:lvl>
+    <w:lvl w:ilvl="7" w:tplc="68C0134C">
+      <w:numFmt w:val="decimal"/>
+      <w:lvlText w:val=""/>
+      <w:lvlJc w:val="left"/>
+    </w:lvl>
+    <w:lvl w:ilvl="8" w:tplc="892A8B80">
+      <w:numFmt w:val="decimal"/>
+      <w:lvlText w:val=""/>
+      <w:lvlJc w:val="left"/>
+    </w:lvl>
+  </w:abstractNum>
+  <w:abstractNum w:abstractNumId="13" w15:restartNumberingAfterBreak="0">
+    <w:nsid w:val="2179490F"/>
+    <w:multiLevelType w:val="hybridMultilevel"/>
+    <w:tmpl w:val="EC1ED7A2"/>
+    <w:lvl w:ilvl="0" w:tplc="FC24AA46" w:tentative="1">
+      <w:start w:val="1"/>
+      <w:numFmt w:val="decimal"/>
+      <w:lvlText w:val="%1."/>
+      <w:lvlJc w:val="left"/>
+      <w:pPr>
+        <w:ind w:left="720" w:hanging="360"/>
+      </w:pPr>
+    </w:lvl>
+    <w:lvl w:ilvl="1" w:tplc="AF140AE4">
+      <w:numFmt w:val="decimal"/>
+      <w:lvlText w:val=""/>
+      <w:lvlJc w:val="left"/>
+    </w:lvl>
+    <w:lvl w:ilvl="2" w:tplc="37784FAA">
+      <w:numFmt w:val="decimal"/>
+      <w:lvlText w:val=""/>
+      <w:lvlJc w:val="left"/>
+    </w:lvl>
+    <w:lvl w:ilvl="3" w:tplc="89CE17D2">
+      <w:numFmt w:val="decimal"/>
+      <w:lvlText w:val=""/>
+      <w:lvlJc w:val="left"/>
+    </w:lvl>
+    <w:lvl w:ilvl="4" w:tplc="4D36882C">
+      <w:numFmt w:val="decimal"/>
+      <w:lvlText w:val=""/>
+      <w:lvlJc w:val="left"/>
+    </w:lvl>
+    <w:lvl w:ilvl="5" w:tplc="97E6E0C6">
+      <w:numFmt w:val="decimal"/>
+      <w:lvlText w:val=""/>
+      <w:lvlJc w:val="left"/>
+    </w:lvl>
+    <w:lvl w:ilvl="6" w:tplc="AEE6599C">
+      <w:numFmt w:val="decimal"/>
+      <w:lvlText w:val=""/>
+      <w:lvlJc w:val="left"/>
+    </w:lvl>
+    <w:lvl w:ilvl="7" w:tplc="48FA1CF2">
+      <w:numFmt w:val="decimal"/>
+      <w:lvlText w:val=""/>
+      <w:lvlJc w:val="left"/>
+    </w:lvl>
+    <w:lvl w:ilvl="8" w:tplc="F23A2D0C">
+      <w:numFmt w:val="decimal"/>
+      <w:lvlText w:val=""/>
+      <w:lvlJc w:val="left"/>
+    </w:lvl>
+  </w:abstractNum>
+  <w:abstractNum w:abstractNumId="14" w15:restartNumberingAfterBreak="0">
+    <w:nsid w:val="21EE6029"/>
+    <w:multiLevelType w:val="hybridMultilevel"/>
+    <w:tmpl w:val="9B3CF63C"/>
+    <w:lvl w:ilvl="0" w:tplc="0946FD04" w:tentative="1">
+      <w:start w:val="1"/>
+      <w:numFmt w:val="decimal"/>
+      <w:lvlText w:val="%1."/>
+      <w:lvlJc w:val="left"/>
+      <w:pPr>
+        <w:ind w:left="720" w:hanging="360"/>
+      </w:pPr>
+    </w:lvl>
+    <w:lvl w:ilvl="1" w:tplc="4C8AD1BE">
+      <w:numFmt w:val="decimal"/>
+      <w:lvlText w:val=""/>
+      <w:lvlJc w:val="left"/>
+    </w:lvl>
+    <w:lvl w:ilvl="2" w:tplc="F0A0CBD6">
+      <w:numFmt w:val="decimal"/>
+      <w:lvlText w:val=""/>
+      <w:lvlJc w:val="left"/>
+    </w:lvl>
+    <w:lvl w:ilvl="3" w:tplc="7636784E">
+      <w:numFmt w:val="decimal"/>
+      <w:lvlText w:val=""/>
+      <w:lvlJc w:val="left"/>
+    </w:lvl>
+    <w:lvl w:ilvl="4" w:tplc="D108D83E">
+      <w:numFmt w:val="decimal"/>
+      <w:lvlText w:val=""/>
+      <w:lvlJc w:val="left"/>
+    </w:lvl>
+    <w:lvl w:ilvl="5" w:tplc="68AC2E18">
+      <w:numFmt w:val="decimal"/>
+      <w:lvlText w:val=""/>
+      <w:lvlJc w:val="left"/>
+    </w:lvl>
+    <w:lvl w:ilvl="6" w:tplc="BF7EC5C2">
+      <w:numFmt w:val="decimal"/>
+      <w:lvlText w:val=""/>
+      <w:lvlJc w:val="left"/>
+    </w:lvl>
+    <w:lvl w:ilvl="7" w:tplc="52AAD7BE">
+      <w:numFmt w:val="decimal"/>
+      <w:lvlText w:val=""/>
+      <w:lvlJc w:val="left"/>
+    </w:lvl>
+    <w:lvl w:ilvl="8" w:tplc="110C546A">
+      <w:numFmt w:val="decimal"/>
+      <w:lvlText w:val=""/>
+      <w:lvlJc w:val="left"/>
+    </w:lvl>
+  </w:abstractNum>
+  <w:abstractNum w:abstractNumId="15" w15:restartNumberingAfterBreak="0">
+    <w:nsid w:val="222D411C"/>
+    <w:multiLevelType w:val="hybridMultilevel"/>
+    <w:tmpl w:val="374E1C8A"/>
+    <w:lvl w:ilvl="0" w:tplc="266080B0" w:tentative="1">
+      <w:start w:val="1"/>
+      <w:numFmt w:val="decimal"/>
+      <w:lvlText w:val="%1."/>
+      <w:lvlJc w:val="left"/>
+      <w:pPr>
+        <w:ind w:left="720" w:hanging="360"/>
+      </w:pPr>
+    </w:lvl>
+    <w:lvl w:ilvl="1" w:tplc="67A466AA">
+      <w:numFmt w:val="decimal"/>
+      <w:lvlText w:val=""/>
+      <w:lvlJc w:val="left"/>
+    </w:lvl>
+    <w:lvl w:ilvl="2" w:tplc="F4E21E64">
+      <w:numFmt w:val="decimal"/>
+      <w:lvlText w:val=""/>
+      <w:lvlJc w:val="left"/>
+    </w:lvl>
+    <w:lvl w:ilvl="3" w:tplc="2254731A">
+      <w:numFmt w:val="decimal"/>
+      <w:lvlText w:val=""/>
+      <w:lvlJc w:val="left"/>
+    </w:lvl>
+    <w:lvl w:ilvl="4" w:tplc="0D386936">
+      <w:numFmt w:val="decimal"/>
+      <w:lvlText w:val=""/>
+      <w:lvlJc w:val="left"/>
+    </w:lvl>
+    <w:lvl w:ilvl="5" w:tplc="BE6A77C0">
+      <w:numFmt w:val="decimal"/>
+      <w:lvlText w:val=""/>
+      <w:lvlJc w:val="left"/>
+    </w:lvl>
+    <w:lvl w:ilvl="6" w:tplc="A53C7CFA">
+      <w:numFmt w:val="decimal"/>
+      <w:lvlText w:val=""/>
+      <w:lvlJc w:val="left"/>
+    </w:lvl>
+    <w:lvl w:ilvl="7" w:tplc="F5CC4F3E">
+      <w:numFmt w:val="decimal"/>
+      <w:lvlText w:val=""/>
+      <w:lvlJc w:val="left"/>
+    </w:lvl>
+    <w:lvl w:ilvl="8" w:tplc="8B4079BC">
+      <w:numFmt w:val="decimal"/>
+      <w:lvlText w:val=""/>
+      <w:lvlJc w:val="left"/>
+    </w:lvl>
+  </w:abstractNum>
+  <w:abstractNum w:abstractNumId="16" w15:restartNumberingAfterBreak="0">
+    <w:nsid w:val="2B3A7CED"/>
+    <w:multiLevelType w:val="hybridMultilevel"/>
+    <w:tmpl w:val="E7F8C7CA"/>
+    <w:lvl w:ilvl="0" w:tplc="3202FB26" w:tentative="1">
+      <w:start w:val="1"/>
+      <w:numFmt w:val="decimal"/>
+      <w:lvlText w:val="%1."/>
+      <w:lvlJc w:val="left"/>
+      <w:pPr>
+        <w:ind w:left="720" w:hanging="360"/>
+      </w:pPr>
+    </w:lvl>
+    <w:lvl w:ilvl="1" w:tplc="883E3BE0">
+      <w:numFmt w:val="decimal"/>
+      <w:lvlText w:val=""/>
+      <w:lvlJc w:val="left"/>
+    </w:lvl>
+    <w:lvl w:ilvl="2" w:tplc="815E9A2C">
+      <w:numFmt w:val="decimal"/>
+      <w:lvlText w:val=""/>
+      <w:lvlJc w:val="left"/>
+    </w:lvl>
+    <w:lvl w:ilvl="3" w:tplc="1122B53E">
+      <w:numFmt w:val="decimal"/>
+      <w:lvlText w:val=""/>
+      <w:lvlJc w:val="left"/>
+    </w:lvl>
+    <w:lvl w:ilvl="4" w:tplc="8B746514">
+      <w:numFmt w:val="decimal"/>
+      <w:lvlText w:val=""/>
+      <w:lvlJc w:val="left"/>
+    </w:lvl>
+    <w:lvl w:ilvl="5" w:tplc="394ECDBE">
+      <w:numFmt w:val="decimal"/>
+      <w:lvlText w:val=""/>
+      <w:lvlJc w:val="left"/>
+    </w:lvl>
+    <w:lvl w:ilvl="6" w:tplc="703AE842">
+      <w:numFmt w:val="decimal"/>
+      <w:lvlText w:val=""/>
+      <w:lvlJc w:val="left"/>
+    </w:lvl>
+    <w:lvl w:ilvl="7" w:tplc="AB2EA25E">
+      <w:numFmt w:val="decimal"/>
+      <w:lvlText w:val=""/>
+      <w:lvlJc w:val="left"/>
+    </w:lvl>
+    <w:lvl w:ilvl="8" w:tplc="86005460">
+      <w:numFmt w:val="decimal"/>
+      <w:lvlText w:val=""/>
+      <w:lvlJc w:val="left"/>
+    </w:lvl>
+  </w:abstractNum>
+  <w:abstractNum w:abstractNumId="17" w15:restartNumberingAfterBreak="0">
+    <w:nsid w:val="2B743917"/>
+    <w:multiLevelType w:val="hybridMultilevel"/>
+    <w:tmpl w:val="E5EACF92"/>
+    <w:lvl w:ilvl="0" w:tplc="96D26590" w:tentative="1">
+      <w:start w:val="1"/>
+      <w:numFmt w:val="decimal"/>
+      <w:lvlText w:val="%1."/>
+      <w:lvlJc w:val="left"/>
+      <w:pPr>
+        <w:ind w:left="720" w:hanging="360"/>
+      </w:pPr>
+    </w:lvl>
+    <w:lvl w:ilvl="1" w:tplc="D6249B64">
+      <w:numFmt w:val="decimal"/>
+      <w:lvlText w:val=""/>
+      <w:lvlJc w:val="left"/>
+    </w:lvl>
+    <w:lvl w:ilvl="2" w:tplc="EC0AD3DE">
+      <w:numFmt w:val="decimal"/>
+      <w:lvlText w:val=""/>
+      <w:lvlJc w:val="left"/>
+    </w:lvl>
+    <w:lvl w:ilvl="3" w:tplc="92C2C346">
+      <w:numFmt w:val="decimal"/>
+      <w:lvlText w:val=""/>
+      <w:lvlJc w:val="left"/>
+    </w:lvl>
+    <w:lvl w:ilvl="4" w:tplc="DB7E14E4">
+      <w:numFmt w:val="decimal"/>
+      <w:lvlText w:val=""/>
+      <w:lvlJc w:val="left"/>
+    </w:lvl>
+    <w:lvl w:ilvl="5" w:tplc="E9DAF72A">
+      <w:numFmt w:val="decimal"/>
+      <w:lvlText w:val=""/>
+      <w:lvlJc w:val="left"/>
+    </w:lvl>
+    <w:lvl w:ilvl="6" w:tplc="A364D9EA">
+      <w:numFmt w:val="decimal"/>
+      <w:lvlText w:val=""/>
+      <w:lvlJc w:val="left"/>
+    </w:lvl>
+    <w:lvl w:ilvl="7" w:tplc="74D4579E">
+      <w:numFmt w:val="decimal"/>
+      <w:lvlText w:val=""/>
+      <w:lvlJc w:val="left"/>
+    </w:lvl>
+    <w:lvl w:ilvl="8" w:tplc="A9D0FF74">
+      <w:numFmt w:val="decimal"/>
+      <w:lvlText w:val=""/>
+      <w:lvlJc w:val="left"/>
+    </w:lvl>
+  </w:abstractNum>
+  <w:abstractNum w:abstractNumId="18" w15:restartNumberingAfterBreak="0">
+    <w:nsid w:val="2B9A5B14"/>
+    <w:multiLevelType w:val="hybridMultilevel"/>
+    <w:tmpl w:val="C00AB298"/>
+    <w:lvl w:ilvl="0" w:tplc="F65CB078" w:tentative="1">
+      <w:start w:val="1"/>
+      <w:numFmt w:val="decimal"/>
+      <w:lvlText w:val="%1."/>
+      <w:lvlJc w:val="left"/>
+      <w:pPr>
+        <w:ind w:left="720" w:hanging="360"/>
+      </w:pPr>
+    </w:lvl>
+    <w:lvl w:ilvl="1" w:tplc="7FD80C2E">
+      <w:numFmt w:val="decimal"/>
+      <w:lvlText w:val=""/>
+      <w:lvlJc w:val="left"/>
+    </w:lvl>
+    <w:lvl w:ilvl="2" w:tplc="AF9217FA">
+      <w:numFmt w:val="decimal"/>
+      <w:lvlText w:val=""/>
+      <w:lvlJc w:val="left"/>
+    </w:lvl>
+    <w:lvl w:ilvl="3" w:tplc="310CE60E">
+      <w:numFmt w:val="decimal"/>
+      <w:lvlText w:val=""/>
+      <w:lvlJc w:val="left"/>
+    </w:lvl>
+    <w:lvl w:ilvl="4" w:tplc="273C84C4">
+      <w:numFmt w:val="decimal"/>
+      <w:lvlText w:val=""/>
+      <w:lvlJc w:val="left"/>
+    </w:lvl>
+    <w:lvl w:ilvl="5" w:tplc="D822481E">
+      <w:numFmt w:val="decimal"/>
+      <w:lvlText w:val=""/>
+      <w:lvlJc w:val="left"/>
+    </w:lvl>
+    <w:lvl w:ilvl="6" w:tplc="18B40828">
+      <w:numFmt w:val="decimal"/>
+      <w:lvlText w:val=""/>
+      <w:lvlJc w:val="left"/>
+    </w:lvl>
+    <w:lvl w:ilvl="7" w:tplc="5BAE798A">
+      <w:numFmt w:val="decimal"/>
+      <w:lvlText w:val=""/>
+      <w:lvlJc w:val="left"/>
+    </w:lvl>
+    <w:lvl w:ilvl="8" w:tplc="19264154">
+      <w:numFmt w:val="decimal"/>
+      <w:lvlText w:val=""/>
+      <w:lvlJc w:val="left"/>
+    </w:lvl>
+  </w:abstractNum>
+  <w:abstractNum w:abstractNumId="19" w15:restartNumberingAfterBreak="0">
+    <w:nsid w:val="2BEC3080"/>
+    <w:multiLevelType w:val="hybridMultilevel"/>
+    <w:tmpl w:val="93361600"/>
+    <w:lvl w:ilvl="0" w:tplc="7DA49B60" w:tentative="1">
+      <w:start w:val="1"/>
+      <w:numFmt w:val="decimal"/>
+      <w:lvlText w:val="%1."/>
+      <w:lvlJc w:val="left"/>
+      <w:pPr>
+        <w:ind w:left="720" w:hanging="360"/>
+      </w:pPr>
+    </w:lvl>
+    <w:lvl w:ilvl="1" w:tplc="61DA6F74">
+      <w:numFmt w:val="decimal"/>
+      <w:lvlText w:val=""/>
+      <w:lvlJc w:val="left"/>
+    </w:lvl>
+    <w:lvl w:ilvl="2" w:tplc="42541470">
+      <w:numFmt w:val="decimal"/>
+      <w:lvlText w:val=""/>
+      <w:lvlJc w:val="left"/>
+    </w:lvl>
+    <w:lvl w:ilvl="3" w:tplc="817E5998">
+      <w:numFmt w:val="decimal"/>
+      <w:lvlText w:val=""/>
+      <w:lvlJc w:val="left"/>
+    </w:lvl>
+    <w:lvl w:ilvl="4" w:tplc="961C374E">
+      <w:numFmt w:val="decimal"/>
+      <w:lvlText w:val=""/>
+      <w:lvlJc w:val="left"/>
+    </w:lvl>
+    <w:lvl w:ilvl="5" w:tplc="043EF8F4">
+      <w:numFmt w:val="decimal"/>
+      <w:lvlText w:val=""/>
+      <w:lvlJc w:val="left"/>
+    </w:lvl>
+    <w:lvl w:ilvl="6" w:tplc="31B2D998">
+      <w:numFmt w:val="decimal"/>
+      <w:lvlText w:val=""/>
+      <w:lvlJc w:val="left"/>
+    </w:lvl>
+    <w:lvl w:ilvl="7" w:tplc="5A02749E">
+      <w:numFmt w:val="decimal"/>
+      <w:lvlText w:val=""/>
+      <w:lvlJc w:val="left"/>
+    </w:lvl>
+    <w:lvl w:ilvl="8" w:tplc="519EAC12">
+      <w:numFmt w:val="decimal"/>
+      <w:lvlText w:val=""/>
+      <w:lvlJc w:val="left"/>
+    </w:lvl>
+  </w:abstractNum>
+  <w:abstractNum w:abstractNumId="20" w15:restartNumberingAfterBreak="0">
+    <w:nsid w:val="2D4E3373"/>
+    <w:multiLevelType w:val="hybridMultilevel"/>
+    <w:tmpl w:val="2160C6D0"/>
+    <w:lvl w:ilvl="0" w:tplc="BD60B110" w:tentative="1">
+      <w:start w:val="1"/>
+      <w:numFmt w:val="decimal"/>
+      <w:lvlText w:val="%1."/>
+      <w:lvlJc w:val="left"/>
+      <w:pPr>
+        <w:ind w:left="720" w:hanging="360"/>
+      </w:pPr>
+    </w:lvl>
+    <w:lvl w:ilvl="1" w:tplc="3C46D0DC">
+      <w:numFmt w:val="decimal"/>
+      <w:lvlText w:val=""/>
+      <w:lvlJc w:val="left"/>
+    </w:lvl>
+    <w:lvl w:ilvl="2" w:tplc="20DABD02">
+      <w:numFmt w:val="decimal"/>
+      <w:lvlText w:val=""/>
+      <w:lvlJc w:val="left"/>
+    </w:lvl>
+    <w:lvl w:ilvl="3" w:tplc="7CAC430A">
+      <w:numFmt w:val="decimal"/>
+      <w:lvlText w:val=""/>
+      <w:lvlJc w:val="left"/>
+    </w:lvl>
+    <w:lvl w:ilvl="4" w:tplc="5F12D440">
+      <w:numFmt w:val="decimal"/>
+      <w:lvlText w:val=""/>
+      <w:lvlJc w:val="left"/>
+    </w:lvl>
+    <w:lvl w:ilvl="5" w:tplc="2744D33A">
+      <w:numFmt w:val="decimal"/>
+      <w:lvlText w:val=""/>
+      <w:lvlJc w:val="left"/>
+    </w:lvl>
+    <w:lvl w:ilvl="6" w:tplc="EDBA79BC">
+      <w:numFmt w:val="decimal"/>
+      <w:lvlText w:val=""/>
+      <w:lvlJc w:val="left"/>
+    </w:lvl>
+    <w:lvl w:ilvl="7" w:tplc="9C7A995C">
+      <w:numFmt w:val="decimal"/>
+      <w:lvlText w:val=""/>
+      <w:lvlJc w:val="left"/>
+    </w:lvl>
+    <w:lvl w:ilvl="8" w:tplc="EA2E8A50">
+      <w:numFmt w:val="decimal"/>
+      <w:lvlText w:val=""/>
+      <w:lvlJc w:val="left"/>
+    </w:lvl>
+  </w:abstractNum>
+  <w:abstractNum w:abstractNumId="21" w15:restartNumberingAfterBreak="0">
+    <w:nsid w:val="31885CEC"/>
+    <w:multiLevelType w:val="hybridMultilevel"/>
+    <w:tmpl w:val="2640B984"/>
+    <w:lvl w:ilvl="0" w:tplc="AC049DEE" w:tentative="1">
+      <w:start w:val="1"/>
+      <w:numFmt w:val="decimal"/>
+      <w:lvlText w:val="%1."/>
+      <w:lvlJc w:val="left"/>
+      <w:pPr>
+        <w:ind w:left="720" w:hanging="360"/>
+      </w:pPr>
+    </w:lvl>
+    <w:lvl w:ilvl="1" w:tplc="3A0EA6CE">
+      <w:numFmt w:val="decimal"/>
+      <w:lvlText w:val=""/>
+      <w:lvlJc w:val="left"/>
+    </w:lvl>
+    <w:lvl w:ilvl="2" w:tplc="9BDCB5A4">
+      <w:numFmt w:val="decimal"/>
+      <w:lvlText w:val=""/>
+      <w:lvlJc w:val="left"/>
+    </w:lvl>
+    <w:lvl w:ilvl="3" w:tplc="E0022846">
+      <w:numFmt w:val="decimal"/>
+      <w:lvlText w:val=""/>
+      <w:lvlJc w:val="left"/>
+    </w:lvl>
+    <w:lvl w:ilvl="4" w:tplc="7D1AD276">
+      <w:numFmt w:val="decimal"/>
+      <w:lvlText w:val=""/>
+      <w:lvlJc w:val="left"/>
+    </w:lvl>
+    <w:lvl w:ilvl="5" w:tplc="951AA344">
+      <w:numFmt w:val="decimal"/>
+      <w:lvlText w:val=""/>
+      <w:lvlJc w:val="left"/>
+    </w:lvl>
+    <w:lvl w:ilvl="6" w:tplc="E02E095E">
+      <w:numFmt w:val="decimal"/>
+      <w:lvlText w:val=""/>
+      <w:lvlJc w:val="left"/>
+    </w:lvl>
+    <w:lvl w:ilvl="7" w:tplc="BF42DA62">
+      <w:numFmt w:val="decimal"/>
+      <w:lvlText w:val=""/>
+      <w:lvlJc w:val="left"/>
+    </w:lvl>
+    <w:lvl w:ilvl="8" w:tplc="6E32E244">
+      <w:numFmt w:val="decimal"/>
+      <w:lvlText w:val=""/>
+      <w:lvlJc w:val="left"/>
+    </w:lvl>
+  </w:abstractNum>
+  <w:abstractNum w:abstractNumId="22" w15:restartNumberingAfterBreak="0">
+    <w:nsid w:val="369C2C22"/>
+    <w:multiLevelType w:val="hybridMultilevel"/>
+    <w:tmpl w:val="8AD200DC"/>
+    <w:lvl w:ilvl="0" w:tplc="2F2AD86A" w:tentative="1">
+      <w:start w:val="1"/>
+      <w:numFmt w:val="decimal"/>
+      <w:lvlText w:val="%1."/>
+      <w:lvlJc w:val="left"/>
+      <w:pPr>
+        <w:ind w:left="720" w:hanging="360"/>
+      </w:pPr>
+    </w:lvl>
+    <w:lvl w:ilvl="1" w:tplc="0A5266E6">
+      <w:numFmt w:val="decimal"/>
+      <w:lvlText w:val=""/>
+      <w:lvlJc w:val="left"/>
+    </w:lvl>
+    <w:lvl w:ilvl="2" w:tplc="22A2169A">
+      <w:numFmt w:val="decimal"/>
+      <w:lvlText w:val=""/>
+      <w:lvlJc w:val="left"/>
+    </w:lvl>
+    <w:lvl w:ilvl="3" w:tplc="7EA61228">
+      <w:numFmt w:val="decimal"/>
+      <w:lvlText w:val=""/>
+      <w:lvlJc w:val="left"/>
+    </w:lvl>
+    <w:lvl w:ilvl="4" w:tplc="0EFC45EC">
+      <w:numFmt w:val="decimal"/>
+      <w:lvlText w:val=""/>
+      <w:lvlJc w:val="left"/>
+    </w:lvl>
+    <w:lvl w:ilvl="5" w:tplc="EA44BA3C">
+      <w:numFmt w:val="decimal"/>
+      <w:lvlText w:val=""/>
+      <w:lvlJc w:val="left"/>
+    </w:lvl>
+    <w:lvl w:ilvl="6" w:tplc="118433B8">
+      <w:numFmt w:val="decimal"/>
+      <w:lvlText w:val=""/>
+      <w:lvlJc w:val="left"/>
+    </w:lvl>
+    <w:lvl w:ilvl="7" w:tplc="63D65E6A">
+      <w:numFmt w:val="decimal"/>
+      <w:lvlText w:val=""/>
+      <w:lvlJc w:val="left"/>
+    </w:lvl>
+    <w:lvl w:ilvl="8" w:tplc="8CBEE9B8">
+      <w:numFmt w:val="decimal"/>
+      <w:lvlText w:val=""/>
+      <w:lvlJc w:val="left"/>
+    </w:lvl>
+  </w:abstractNum>
+  <w:abstractNum w:abstractNumId="23" w15:restartNumberingAfterBreak="0">
+    <w:nsid w:val="38D51195"/>
+    <w:multiLevelType w:val="hybridMultilevel"/>
+    <w:tmpl w:val="816ED6D0"/>
+    <w:lvl w:ilvl="0" w:tplc="A7064600" w:tentative="1">
+      <w:start w:val="1"/>
+      <w:numFmt w:val="decimal"/>
+      <w:lvlText w:val="%1."/>
+      <w:lvlJc w:val="left"/>
+      <w:pPr>
+        <w:ind w:left="720" w:hanging="360"/>
+      </w:pPr>
+    </w:lvl>
+    <w:lvl w:ilvl="1" w:tplc="EA7E9752">
+      <w:numFmt w:val="decimal"/>
+      <w:lvlText w:val=""/>
+      <w:lvlJc w:val="left"/>
+    </w:lvl>
+    <w:lvl w:ilvl="2" w:tplc="C9FAEFDA">
+      <w:numFmt w:val="decimal"/>
+      <w:lvlText w:val=""/>
+      <w:lvlJc w:val="left"/>
+    </w:lvl>
+    <w:lvl w:ilvl="3" w:tplc="3DCAD8A6">
+      <w:numFmt w:val="decimal"/>
+      <w:lvlText w:val=""/>
+      <w:lvlJc w:val="left"/>
+    </w:lvl>
+    <w:lvl w:ilvl="4" w:tplc="D34CA7B0">
+      <w:numFmt w:val="decimal"/>
+      <w:lvlText w:val=""/>
+      <w:lvlJc w:val="left"/>
+    </w:lvl>
+    <w:lvl w:ilvl="5" w:tplc="81D43CB2">
+      <w:numFmt w:val="decimal"/>
+      <w:lvlText w:val=""/>
+      <w:lvlJc w:val="left"/>
+    </w:lvl>
+    <w:lvl w:ilvl="6" w:tplc="EBD6F57E">
+      <w:numFmt w:val="decimal"/>
+      <w:lvlText w:val=""/>
+      <w:lvlJc w:val="left"/>
+    </w:lvl>
+    <w:lvl w:ilvl="7" w:tplc="94A052EC">
+      <w:numFmt w:val="decimal"/>
+      <w:lvlText w:val=""/>
+      <w:lvlJc w:val="left"/>
+    </w:lvl>
+    <w:lvl w:ilvl="8" w:tplc="BB32277A">
+      <w:numFmt w:val="decimal"/>
+      <w:lvlText w:val=""/>
+      <w:lvlJc w:val="left"/>
+    </w:lvl>
+  </w:abstractNum>
+  <w:abstractNum w:abstractNumId="24" w15:restartNumberingAfterBreak="0">
+    <w:nsid w:val="3AA519E6"/>
+    <w:multiLevelType w:val="hybridMultilevel"/>
+    <w:tmpl w:val="83864C6A"/>
+    <w:lvl w:ilvl="0" w:tplc="10A017D8" w:tentative="1">
+      <w:start w:val="1"/>
+      <w:numFmt w:val="decimal"/>
+      <w:lvlText w:val="%1."/>
+      <w:lvlJc w:val="left"/>
+      <w:pPr>
+        <w:ind w:left="720" w:hanging="360"/>
+      </w:pPr>
+    </w:lvl>
+    <w:lvl w:ilvl="1" w:tplc="0740A6B2">
+      <w:numFmt w:val="decimal"/>
+      <w:lvlText w:val=""/>
+      <w:lvlJc w:val="left"/>
+    </w:lvl>
+    <w:lvl w:ilvl="2" w:tplc="85D0EF8A">
+      <w:numFmt w:val="decimal"/>
+      <w:lvlText w:val=""/>
+      <w:lvlJc w:val="left"/>
+    </w:lvl>
+    <w:lvl w:ilvl="3" w:tplc="2EC8389C">
+      <w:numFmt w:val="decimal"/>
+      <w:lvlText w:val=""/>
+      <w:lvlJc w:val="left"/>
+    </w:lvl>
+    <w:lvl w:ilvl="4" w:tplc="2BE0AA06">
+      <w:numFmt w:val="decimal"/>
+      <w:lvlText w:val=""/>
+      <w:lvlJc w:val="left"/>
+    </w:lvl>
+    <w:lvl w:ilvl="5" w:tplc="4E34880E">
+      <w:numFmt w:val="decimal"/>
+      <w:lvlText w:val=""/>
+      <w:lvlJc w:val="left"/>
+    </w:lvl>
+    <w:lvl w:ilvl="6" w:tplc="05D65984">
+      <w:numFmt w:val="decimal"/>
+      <w:lvlText w:val=""/>
+      <w:lvlJc w:val="left"/>
+    </w:lvl>
+    <w:lvl w:ilvl="7" w:tplc="74AA25C2">
+      <w:numFmt w:val="decimal"/>
+      <w:lvlText w:val=""/>
+      <w:lvlJc w:val="left"/>
+    </w:lvl>
+    <w:lvl w:ilvl="8" w:tplc="CD06DD80">
+      <w:numFmt w:val="decimal"/>
+      <w:lvlText w:val=""/>
+      <w:lvlJc w:val="left"/>
+    </w:lvl>
+  </w:abstractNum>
+  <w:abstractNum w:abstractNumId="25" w15:restartNumberingAfterBreak="0">
+    <w:nsid w:val="3B585634"/>
+    <w:multiLevelType w:val="hybridMultilevel"/>
+    <w:tmpl w:val="95E4EF60"/>
+    <w:lvl w:ilvl="0" w:tplc="F8F0ACBA" w:tentative="1">
+      <w:start w:val="1"/>
+      <w:numFmt w:val="decimal"/>
+      <w:lvlText w:val="%1."/>
+      <w:lvlJc w:val="left"/>
+      <w:pPr>
+        <w:ind w:left="720" w:hanging="360"/>
+      </w:pPr>
+    </w:lvl>
+    <w:lvl w:ilvl="1" w:tplc="1076E1B0">
+      <w:numFmt w:val="decimal"/>
+      <w:lvlText w:val=""/>
+      <w:lvlJc w:val="left"/>
+    </w:lvl>
+    <w:lvl w:ilvl="2" w:tplc="9A4AB4F4">
+      <w:numFmt w:val="decimal"/>
+      <w:lvlText w:val=""/>
+      <w:lvlJc w:val="left"/>
+    </w:lvl>
+    <w:lvl w:ilvl="3" w:tplc="8196D118">
+      <w:numFmt w:val="decimal"/>
+      <w:lvlText w:val=""/>
+      <w:lvlJc w:val="left"/>
+    </w:lvl>
+    <w:lvl w:ilvl="4" w:tplc="1FF8B72C">
+      <w:numFmt w:val="decimal"/>
+      <w:lvlText w:val=""/>
+      <w:lvlJc w:val="left"/>
+    </w:lvl>
+    <w:lvl w:ilvl="5" w:tplc="82F6A8D2">
+      <w:numFmt w:val="decimal"/>
+      <w:lvlText w:val=""/>
+      <w:lvlJc w:val="left"/>
+    </w:lvl>
+    <w:lvl w:ilvl="6" w:tplc="17044766">
+      <w:numFmt w:val="decimal"/>
+      <w:lvlText w:val=""/>
+      <w:lvlJc w:val="left"/>
+    </w:lvl>
+    <w:lvl w:ilvl="7" w:tplc="6EE4B00C">
+      <w:numFmt w:val="decimal"/>
+      <w:lvlText w:val=""/>
+      <w:lvlJc w:val="left"/>
+    </w:lvl>
+    <w:lvl w:ilvl="8" w:tplc="5A423396">
+      <w:numFmt w:val="decimal"/>
+      <w:lvlText w:val=""/>
+      <w:lvlJc w:val="left"/>
+    </w:lvl>
+  </w:abstractNum>
+  <w:abstractNum w:abstractNumId="26" w15:restartNumberingAfterBreak="0">
+    <w:nsid w:val="3BD92A13"/>
+    <w:multiLevelType w:val="hybridMultilevel"/>
+    <w:tmpl w:val="902EC286"/>
+    <w:lvl w:ilvl="0" w:tplc="356E45DC" w:tentative="1">
+      <w:start w:val="1"/>
+      <w:numFmt w:val="decimal"/>
+      <w:lvlText w:val="%1."/>
+      <w:lvlJc w:val="left"/>
+      <w:pPr>
+        <w:ind w:left="720" w:hanging="360"/>
+      </w:pPr>
+    </w:lvl>
+    <w:lvl w:ilvl="1" w:tplc="8BA4ABB6">
+      <w:numFmt w:val="decimal"/>
+      <w:lvlText w:val=""/>
+      <w:lvlJc w:val="left"/>
+    </w:lvl>
+    <w:lvl w:ilvl="2" w:tplc="CEECB540">
+      <w:numFmt w:val="decimal"/>
+      <w:lvlText w:val=""/>
+      <w:lvlJc w:val="left"/>
+    </w:lvl>
+    <w:lvl w:ilvl="3" w:tplc="E6E6B57C">
+      <w:numFmt w:val="decimal"/>
+      <w:lvlText w:val=""/>
+      <w:lvlJc w:val="left"/>
+    </w:lvl>
+    <w:lvl w:ilvl="4" w:tplc="DDF22ABE">
+      <w:numFmt w:val="decimal"/>
+      <w:lvlText w:val=""/>
+      <w:lvlJc w:val="left"/>
+    </w:lvl>
+    <w:lvl w:ilvl="5" w:tplc="0CA0CBD8">
+      <w:numFmt w:val="decimal"/>
+      <w:lvlText w:val=""/>
+      <w:lvlJc w:val="left"/>
+    </w:lvl>
+    <w:lvl w:ilvl="6" w:tplc="D44E6244">
+      <w:numFmt w:val="decimal"/>
+      <w:lvlText w:val=""/>
+      <w:lvlJc w:val="left"/>
+    </w:lvl>
+    <w:lvl w:ilvl="7" w:tplc="37C4B1B2">
+      <w:numFmt w:val="decimal"/>
+      <w:lvlText w:val=""/>
+      <w:lvlJc w:val="left"/>
+    </w:lvl>
+    <w:lvl w:ilvl="8" w:tplc="7B4C9FC2">
       <w:numFmt w:val="decimal"/>
       <w:lvlText w:val=""/>
       <w:lvlJc w:val="left"/>
     </w:lvl>
   </w:abstractNum>
   <w:abstractNum w:abstractNumId="27" w15:restartNumberingAfterBreak="0">
-    <w:nsid w:val="383E6DAE"/>
+    <w:nsid w:val="3D896C33"/>
     <w:multiLevelType w:val="hybridMultilevel"/>
-    <w:tmpl w:val="11961002"/>
-    <w:lvl w:ilvl="0" w:tplc="9A4AAAF4" w:tentative="1">
+    <w:tmpl w:val="48F2EE8E"/>
+    <w:lvl w:ilvl="0" w:tplc="45E6F360" w:tentative="1">
       <w:start w:val="1"/>
       <w:numFmt w:val="decimal"/>
       <w:lvlText w:val="%1."/>
@@ -5606,52 +5974,52 @@
         <w:ind w:left="720" w:hanging="360"/>
       </w:pPr>
     </w:lvl>
-    <w:lvl w:ilvl="1" w:tplc="F2983238">
-      <w:numFmt w:val="decimal"/>
-      <w:lvlText w:val=""/>
-      <w:lvlJc w:val="left"/>
-    </w:lvl>
-    <w:lvl w:ilvl="2" w:tplc="146A7EE8">
-      <w:numFmt w:val="decimal"/>
-      <w:lvlText w:val=""/>
-      <w:lvlJc w:val="left"/>
-    </w:lvl>
-    <w:lvl w:ilvl="3" w:tplc="FDFEC774">
-      <w:numFmt w:val="decimal"/>
-      <w:lvlText w:val=""/>
-      <w:lvlJc w:val="left"/>
-    </w:lvl>
-    <w:lvl w:ilvl="4" w:tplc="2F66A932">
-      <w:numFmt w:val="decimal"/>
-      <w:lvlText w:val=""/>
-      <w:lvlJc w:val="left"/>
-    </w:lvl>
-    <w:lvl w:ilvl="5" w:tplc="936881E6">
-      <w:numFmt w:val="decimal"/>
-      <w:lvlText w:val=""/>
-      <w:lvlJc w:val="left"/>
-    </w:lvl>
-    <w:lvl w:ilvl="6" w:tplc="CDBE88F0">
-      <w:numFmt w:val="decimal"/>
-      <w:lvlText w:val=""/>
-      <w:lvlJc w:val="left"/>
-    </w:lvl>
-    <w:lvl w:ilvl="7" w:tplc="FA065C94">
-      <w:numFmt w:val="decimal"/>
-      <w:lvlText w:val=""/>
-      <w:lvlJc w:val="left"/>
-    </w:lvl>
-    <w:lvl w:ilvl="8" w:tplc="14C2CCBA">
+    <w:lvl w:ilvl="1" w:tplc="72049E24">
+      <w:numFmt w:val="decimal"/>
+      <w:lvlText w:val=""/>
+      <w:lvlJc w:val="left"/>
+    </w:lvl>
+    <w:lvl w:ilvl="2" w:tplc="49B27E28">
+      <w:numFmt w:val="decimal"/>
+      <w:lvlText w:val=""/>
+      <w:lvlJc w:val="left"/>
+    </w:lvl>
+    <w:lvl w:ilvl="3" w:tplc="247E3CA4">
+      <w:numFmt w:val="decimal"/>
+      <w:lvlText w:val=""/>
+      <w:lvlJc w:val="left"/>
+    </w:lvl>
+    <w:lvl w:ilvl="4" w:tplc="F3DCE8B8">
+      <w:numFmt w:val="decimal"/>
+      <w:lvlText w:val=""/>
+      <w:lvlJc w:val="left"/>
+    </w:lvl>
+    <w:lvl w:ilvl="5" w:tplc="98160B4A">
+      <w:numFmt w:val="decimal"/>
+      <w:lvlText w:val=""/>
+      <w:lvlJc w:val="left"/>
+    </w:lvl>
+    <w:lvl w:ilvl="6" w:tplc="870661FE">
+      <w:numFmt w:val="decimal"/>
+      <w:lvlText w:val=""/>
+      <w:lvlJc w:val="left"/>
+    </w:lvl>
+    <w:lvl w:ilvl="7" w:tplc="E8AC8FB6">
+      <w:numFmt w:val="decimal"/>
+      <w:lvlText w:val=""/>
+      <w:lvlJc w:val="left"/>
+    </w:lvl>
+    <w:lvl w:ilvl="8" w:tplc="AC04B128">
       <w:numFmt w:val="decimal"/>
       <w:lvlText w:val=""/>
       <w:lvlJc w:val="left"/>
     </w:lvl>
   </w:abstractNum>
   <w:abstractNum w:abstractNumId="28" w15:restartNumberingAfterBreak="0">
-    <w:nsid w:val="38793303"/>
+    <w:nsid w:val="401768A9"/>
     <w:multiLevelType w:val="hybridMultilevel"/>
-    <w:tmpl w:val="915043E6"/>
-    <w:lvl w:ilvl="0" w:tplc="26A4DE08" w:tentative="1">
+    <w:tmpl w:val="ACD642CE"/>
+    <w:lvl w:ilvl="0" w:tplc="50ECC88C" w:tentative="1">
       <w:start w:val="1"/>
       <w:numFmt w:val="decimal"/>
       <w:lvlText w:val="%1."/>
@@ -5660,52 +6028,52 @@
         <w:ind w:left="720" w:hanging="360"/>
       </w:pPr>
     </w:lvl>
-    <w:lvl w:ilvl="1" w:tplc="6B1C86CC">
-      <w:numFmt w:val="decimal"/>
-      <w:lvlText w:val=""/>
-      <w:lvlJc w:val="left"/>
-    </w:lvl>
-    <w:lvl w:ilvl="2" w:tplc="E38C2194">
-      <w:numFmt w:val="decimal"/>
-      <w:lvlText w:val=""/>
-      <w:lvlJc w:val="left"/>
-    </w:lvl>
-    <w:lvl w:ilvl="3" w:tplc="96606A9E">
-      <w:numFmt w:val="decimal"/>
-      <w:lvlText w:val=""/>
-      <w:lvlJc w:val="left"/>
-    </w:lvl>
-    <w:lvl w:ilvl="4" w:tplc="BCE66DF2">
-      <w:numFmt w:val="decimal"/>
-      <w:lvlText w:val=""/>
-      <w:lvlJc w:val="left"/>
-    </w:lvl>
-    <w:lvl w:ilvl="5" w:tplc="4F68C6EA">
-      <w:numFmt w:val="decimal"/>
-      <w:lvlText w:val=""/>
-      <w:lvlJc w:val="left"/>
-    </w:lvl>
-    <w:lvl w:ilvl="6" w:tplc="98BAC61C">
-      <w:numFmt w:val="decimal"/>
-      <w:lvlText w:val=""/>
-      <w:lvlJc w:val="left"/>
-    </w:lvl>
-    <w:lvl w:ilvl="7" w:tplc="DB8AD6AA">
-      <w:numFmt w:val="decimal"/>
-      <w:lvlText w:val=""/>
-      <w:lvlJc w:val="left"/>
-    </w:lvl>
-    <w:lvl w:ilvl="8" w:tplc="C21663B6">
+    <w:lvl w:ilvl="1" w:tplc="319C83BC">
+      <w:numFmt w:val="decimal"/>
+      <w:lvlText w:val=""/>
+      <w:lvlJc w:val="left"/>
+    </w:lvl>
+    <w:lvl w:ilvl="2" w:tplc="3E70D27E">
+      <w:numFmt w:val="decimal"/>
+      <w:lvlText w:val=""/>
+      <w:lvlJc w:val="left"/>
+    </w:lvl>
+    <w:lvl w:ilvl="3" w:tplc="A48E671A">
+      <w:numFmt w:val="decimal"/>
+      <w:lvlText w:val=""/>
+      <w:lvlJc w:val="left"/>
+    </w:lvl>
+    <w:lvl w:ilvl="4" w:tplc="BBF67D8C">
+      <w:numFmt w:val="decimal"/>
+      <w:lvlText w:val=""/>
+      <w:lvlJc w:val="left"/>
+    </w:lvl>
+    <w:lvl w:ilvl="5" w:tplc="00B2F3C2">
+      <w:numFmt w:val="decimal"/>
+      <w:lvlText w:val=""/>
+      <w:lvlJc w:val="left"/>
+    </w:lvl>
+    <w:lvl w:ilvl="6" w:tplc="F0C8C91C">
+      <w:numFmt w:val="decimal"/>
+      <w:lvlText w:val=""/>
+      <w:lvlJc w:val="left"/>
+    </w:lvl>
+    <w:lvl w:ilvl="7" w:tplc="BF304126">
+      <w:numFmt w:val="decimal"/>
+      <w:lvlText w:val=""/>
+      <w:lvlJc w:val="left"/>
+    </w:lvl>
+    <w:lvl w:ilvl="8" w:tplc="DBE0C748">
       <w:numFmt w:val="decimal"/>
       <w:lvlText w:val=""/>
       <w:lvlJc w:val="left"/>
     </w:lvl>
   </w:abstractNum>
   <w:abstractNum w:abstractNumId="29" w15:restartNumberingAfterBreak="0">
-    <w:nsid w:val="38FD7D16"/>
+    <w:nsid w:val="40C15ECC"/>
     <w:multiLevelType w:val="hybridMultilevel"/>
-    <w:tmpl w:val="34B0AE8C"/>
-    <w:lvl w:ilvl="0" w:tplc="AC06F018" w:tentative="1">
+    <w:tmpl w:val="EA9E2CD4"/>
+    <w:lvl w:ilvl="0" w:tplc="25B2A85C" w:tentative="1">
       <w:start w:val="1"/>
       <w:numFmt w:val="decimal"/>
       <w:lvlText w:val="%1."/>
@@ -5714,52 +6082,52 @@
         <w:ind w:left="720" w:hanging="360"/>
       </w:pPr>
     </w:lvl>
-    <w:lvl w:ilvl="1" w:tplc="48C2BE3A">
-      <w:numFmt w:val="decimal"/>
-      <w:lvlText w:val=""/>
-      <w:lvlJc w:val="left"/>
-    </w:lvl>
-    <w:lvl w:ilvl="2" w:tplc="33DCD046">
-      <w:numFmt w:val="decimal"/>
-      <w:lvlText w:val=""/>
-      <w:lvlJc w:val="left"/>
-    </w:lvl>
-    <w:lvl w:ilvl="3" w:tplc="826006F2">
-      <w:numFmt w:val="decimal"/>
-      <w:lvlText w:val=""/>
-      <w:lvlJc w:val="left"/>
-    </w:lvl>
-    <w:lvl w:ilvl="4" w:tplc="EE02563A">
-      <w:numFmt w:val="decimal"/>
-      <w:lvlText w:val=""/>
-      <w:lvlJc w:val="left"/>
-    </w:lvl>
-    <w:lvl w:ilvl="5" w:tplc="474A5704">
-      <w:numFmt w:val="decimal"/>
-      <w:lvlText w:val=""/>
-      <w:lvlJc w:val="left"/>
-    </w:lvl>
-    <w:lvl w:ilvl="6" w:tplc="92B4735E">
-      <w:numFmt w:val="decimal"/>
-      <w:lvlText w:val=""/>
-      <w:lvlJc w:val="left"/>
-    </w:lvl>
-    <w:lvl w:ilvl="7" w:tplc="59E64D78">
-      <w:numFmt w:val="decimal"/>
-      <w:lvlText w:val=""/>
-      <w:lvlJc w:val="left"/>
-    </w:lvl>
-    <w:lvl w:ilvl="8" w:tplc="77BCCD3C">
+    <w:lvl w:ilvl="1" w:tplc="6D3AC31E">
+      <w:numFmt w:val="decimal"/>
+      <w:lvlText w:val=""/>
+      <w:lvlJc w:val="left"/>
+    </w:lvl>
+    <w:lvl w:ilvl="2" w:tplc="CD30511E">
+      <w:numFmt w:val="decimal"/>
+      <w:lvlText w:val=""/>
+      <w:lvlJc w:val="left"/>
+    </w:lvl>
+    <w:lvl w:ilvl="3" w:tplc="65281652">
+      <w:numFmt w:val="decimal"/>
+      <w:lvlText w:val=""/>
+      <w:lvlJc w:val="left"/>
+    </w:lvl>
+    <w:lvl w:ilvl="4" w:tplc="86782420">
+      <w:numFmt w:val="decimal"/>
+      <w:lvlText w:val=""/>
+      <w:lvlJc w:val="left"/>
+    </w:lvl>
+    <w:lvl w:ilvl="5" w:tplc="5D1EAF02">
+      <w:numFmt w:val="decimal"/>
+      <w:lvlText w:val=""/>
+      <w:lvlJc w:val="left"/>
+    </w:lvl>
+    <w:lvl w:ilvl="6" w:tplc="6B60BC9E">
+      <w:numFmt w:val="decimal"/>
+      <w:lvlText w:val=""/>
+      <w:lvlJc w:val="left"/>
+    </w:lvl>
+    <w:lvl w:ilvl="7" w:tplc="76143DF8">
+      <w:numFmt w:val="decimal"/>
+      <w:lvlText w:val=""/>
+      <w:lvlJc w:val="left"/>
+    </w:lvl>
+    <w:lvl w:ilvl="8" w:tplc="9D5A1678">
       <w:numFmt w:val="decimal"/>
       <w:lvlText w:val=""/>
       <w:lvlJc w:val="left"/>
     </w:lvl>
   </w:abstractNum>
   <w:abstractNum w:abstractNumId="30" w15:restartNumberingAfterBreak="0">
-    <w:nsid w:val="392C1396"/>
+    <w:nsid w:val="456E3ED0"/>
     <w:multiLevelType w:val="hybridMultilevel"/>
-    <w:tmpl w:val="4E90426A"/>
-    <w:lvl w:ilvl="0" w:tplc="4ADC31D8" w:tentative="1">
+    <w:tmpl w:val="C0AE8CEC"/>
+    <w:lvl w:ilvl="0" w:tplc="C634362C" w:tentative="1">
       <w:start w:val="1"/>
       <w:numFmt w:val="decimal"/>
       <w:lvlText w:val="%1."/>
@@ -5768,52 +6136,52 @@
         <w:ind w:left="720" w:hanging="360"/>
       </w:pPr>
     </w:lvl>
-    <w:lvl w:ilvl="1" w:tplc="82FEEBF0">
-      <w:numFmt w:val="decimal"/>
-      <w:lvlText w:val=""/>
-      <w:lvlJc w:val="left"/>
-    </w:lvl>
-    <w:lvl w:ilvl="2" w:tplc="1CE871A4">
-      <w:numFmt w:val="decimal"/>
-      <w:lvlText w:val=""/>
-      <w:lvlJc w:val="left"/>
-    </w:lvl>
-    <w:lvl w:ilvl="3" w:tplc="382C5878">
-      <w:numFmt w:val="decimal"/>
-      <w:lvlText w:val=""/>
-      <w:lvlJc w:val="left"/>
-    </w:lvl>
-    <w:lvl w:ilvl="4" w:tplc="82989104">
-      <w:numFmt w:val="decimal"/>
-      <w:lvlText w:val=""/>
-      <w:lvlJc w:val="left"/>
-    </w:lvl>
-    <w:lvl w:ilvl="5" w:tplc="AC1095DE">
-      <w:numFmt w:val="decimal"/>
-      <w:lvlText w:val=""/>
-      <w:lvlJc w:val="left"/>
-    </w:lvl>
-    <w:lvl w:ilvl="6" w:tplc="DF044D8A">
-      <w:numFmt w:val="decimal"/>
-      <w:lvlText w:val=""/>
-      <w:lvlJc w:val="left"/>
-    </w:lvl>
-    <w:lvl w:ilvl="7" w:tplc="0F383D0A">
-      <w:numFmt w:val="decimal"/>
-      <w:lvlText w:val=""/>
-      <w:lvlJc w:val="left"/>
-    </w:lvl>
-    <w:lvl w:ilvl="8" w:tplc="21CCD5C2">
+    <w:lvl w:ilvl="1" w:tplc="9CACFD16">
+      <w:numFmt w:val="decimal"/>
+      <w:lvlText w:val=""/>
+      <w:lvlJc w:val="left"/>
+    </w:lvl>
+    <w:lvl w:ilvl="2" w:tplc="B7944A6A">
+      <w:numFmt w:val="decimal"/>
+      <w:lvlText w:val=""/>
+      <w:lvlJc w:val="left"/>
+    </w:lvl>
+    <w:lvl w:ilvl="3" w:tplc="3048B1C2">
+      <w:numFmt w:val="decimal"/>
+      <w:lvlText w:val=""/>
+      <w:lvlJc w:val="left"/>
+    </w:lvl>
+    <w:lvl w:ilvl="4" w:tplc="1632C382">
+      <w:numFmt w:val="decimal"/>
+      <w:lvlText w:val=""/>
+      <w:lvlJc w:val="left"/>
+    </w:lvl>
+    <w:lvl w:ilvl="5" w:tplc="D80857C6">
+      <w:numFmt w:val="decimal"/>
+      <w:lvlText w:val=""/>
+      <w:lvlJc w:val="left"/>
+    </w:lvl>
+    <w:lvl w:ilvl="6" w:tplc="C6D2F27C">
+      <w:numFmt w:val="decimal"/>
+      <w:lvlText w:val=""/>
+      <w:lvlJc w:val="left"/>
+    </w:lvl>
+    <w:lvl w:ilvl="7" w:tplc="46EE8754">
+      <w:numFmt w:val="decimal"/>
+      <w:lvlText w:val=""/>
+      <w:lvlJc w:val="left"/>
+    </w:lvl>
+    <w:lvl w:ilvl="8" w:tplc="388CCA32">
       <w:numFmt w:val="decimal"/>
       <w:lvlText w:val=""/>
       <w:lvlJc w:val="left"/>
     </w:lvl>
   </w:abstractNum>
   <w:abstractNum w:abstractNumId="31" w15:restartNumberingAfterBreak="0">
-    <w:nsid w:val="3CBC4177"/>
+    <w:nsid w:val="47537116"/>
     <w:multiLevelType w:val="hybridMultilevel"/>
-    <w:tmpl w:val="8AFAFD94"/>
-    <w:lvl w:ilvl="0" w:tplc="E3BC2246" w:tentative="1">
+    <w:tmpl w:val="77C8BCA6"/>
+    <w:lvl w:ilvl="0" w:tplc="BA002E4A" w:tentative="1">
       <w:start w:val="1"/>
       <w:numFmt w:val="decimal"/>
       <w:lvlText w:val="%1."/>
@@ -5822,52 +6190,52 @@
         <w:ind w:left="720" w:hanging="360"/>
       </w:pPr>
     </w:lvl>
-    <w:lvl w:ilvl="1" w:tplc="493AC724">
-      <w:numFmt w:val="decimal"/>
-      <w:lvlText w:val=""/>
-      <w:lvlJc w:val="left"/>
-    </w:lvl>
-    <w:lvl w:ilvl="2" w:tplc="6B5E8B50">
-      <w:numFmt w:val="decimal"/>
-      <w:lvlText w:val=""/>
-      <w:lvlJc w:val="left"/>
-    </w:lvl>
-    <w:lvl w:ilvl="3" w:tplc="F9CA4020">
-      <w:numFmt w:val="decimal"/>
-      <w:lvlText w:val=""/>
-      <w:lvlJc w:val="left"/>
-    </w:lvl>
-    <w:lvl w:ilvl="4" w:tplc="867A7120">
-      <w:numFmt w:val="decimal"/>
-      <w:lvlText w:val=""/>
-      <w:lvlJc w:val="left"/>
-    </w:lvl>
-    <w:lvl w:ilvl="5" w:tplc="4CC0DFF0">
-      <w:numFmt w:val="decimal"/>
-      <w:lvlText w:val=""/>
-      <w:lvlJc w:val="left"/>
-    </w:lvl>
-    <w:lvl w:ilvl="6" w:tplc="A84CF0AC">
-      <w:numFmt w:val="decimal"/>
-      <w:lvlText w:val=""/>
-      <w:lvlJc w:val="left"/>
-    </w:lvl>
-    <w:lvl w:ilvl="7" w:tplc="B86A56D8">
-      <w:numFmt w:val="decimal"/>
-      <w:lvlText w:val=""/>
-      <w:lvlJc w:val="left"/>
-    </w:lvl>
-    <w:lvl w:ilvl="8" w:tplc="FEA2229C">
+    <w:lvl w:ilvl="1" w:tplc="2F729F40">
+      <w:numFmt w:val="decimal"/>
+      <w:lvlText w:val=""/>
+      <w:lvlJc w:val="left"/>
+    </w:lvl>
+    <w:lvl w:ilvl="2" w:tplc="FB2692A8">
+      <w:numFmt w:val="decimal"/>
+      <w:lvlText w:val=""/>
+      <w:lvlJc w:val="left"/>
+    </w:lvl>
+    <w:lvl w:ilvl="3" w:tplc="C15C9F22">
+      <w:numFmt w:val="decimal"/>
+      <w:lvlText w:val=""/>
+      <w:lvlJc w:val="left"/>
+    </w:lvl>
+    <w:lvl w:ilvl="4" w:tplc="5BCE53EC">
+      <w:numFmt w:val="decimal"/>
+      <w:lvlText w:val=""/>
+      <w:lvlJc w:val="left"/>
+    </w:lvl>
+    <w:lvl w:ilvl="5" w:tplc="19A67B52">
+      <w:numFmt w:val="decimal"/>
+      <w:lvlText w:val=""/>
+      <w:lvlJc w:val="left"/>
+    </w:lvl>
+    <w:lvl w:ilvl="6" w:tplc="72DAAB68">
+      <w:numFmt w:val="decimal"/>
+      <w:lvlText w:val=""/>
+      <w:lvlJc w:val="left"/>
+    </w:lvl>
+    <w:lvl w:ilvl="7" w:tplc="5F4C63A4">
+      <w:numFmt w:val="decimal"/>
+      <w:lvlText w:val=""/>
+      <w:lvlJc w:val="left"/>
+    </w:lvl>
+    <w:lvl w:ilvl="8" w:tplc="1D944038">
       <w:numFmt w:val="decimal"/>
       <w:lvlText w:val=""/>
       <w:lvlJc w:val="left"/>
     </w:lvl>
   </w:abstractNum>
   <w:abstractNum w:abstractNumId="32" w15:restartNumberingAfterBreak="0">
-    <w:nsid w:val="3D42545D"/>
+    <w:nsid w:val="4AD46921"/>
     <w:multiLevelType w:val="hybridMultilevel"/>
-    <w:tmpl w:val="61FA08F4"/>
-    <w:lvl w:ilvl="0" w:tplc="B1A21828" w:tentative="1">
+    <w:tmpl w:val="D8BC5030"/>
+    <w:lvl w:ilvl="0" w:tplc="9FE47A28" w:tentative="1">
       <w:start w:val="1"/>
       <w:numFmt w:val="decimal"/>
       <w:lvlText w:val="%1."/>
@@ -5876,52 +6244,52 @@
         <w:ind w:left="720" w:hanging="360"/>
       </w:pPr>
     </w:lvl>
-    <w:lvl w:ilvl="1" w:tplc="11DEC946">
-      <w:numFmt w:val="decimal"/>
-      <w:lvlText w:val=""/>
-      <w:lvlJc w:val="left"/>
-    </w:lvl>
-    <w:lvl w:ilvl="2" w:tplc="3FEE0C24">
-      <w:numFmt w:val="decimal"/>
-      <w:lvlText w:val=""/>
-      <w:lvlJc w:val="left"/>
-    </w:lvl>
-    <w:lvl w:ilvl="3" w:tplc="1DF23286">
-      <w:numFmt w:val="decimal"/>
-      <w:lvlText w:val=""/>
-      <w:lvlJc w:val="left"/>
-    </w:lvl>
-    <w:lvl w:ilvl="4" w:tplc="A70E39D0">
-      <w:numFmt w:val="decimal"/>
-      <w:lvlText w:val=""/>
-      <w:lvlJc w:val="left"/>
-    </w:lvl>
-    <w:lvl w:ilvl="5" w:tplc="48A8CCE6">
-      <w:numFmt w:val="decimal"/>
-      <w:lvlText w:val=""/>
-      <w:lvlJc w:val="left"/>
-    </w:lvl>
-    <w:lvl w:ilvl="6" w:tplc="3BEAC870">
-      <w:numFmt w:val="decimal"/>
-      <w:lvlText w:val=""/>
-      <w:lvlJc w:val="left"/>
-    </w:lvl>
-    <w:lvl w:ilvl="7" w:tplc="0824B230">
-      <w:numFmt w:val="decimal"/>
-      <w:lvlText w:val=""/>
-      <w:lvlJc w:val="left"/>
-    </w:lvl>
-    <w:lvl w:ilvl="8" w:tplc="7F100894">
+    <w:lvl w:ilvl="1" w:tplc="B90ED436">
+      <w:numFmt w:val="decimal"/>
+      <w:lvlText w:val=""/>
+      <w:lvlJc w:val="left"/>
+    </w:lvl>
+    <w:lvl w:ilvl="2" w:tplc="D71CEC24">
+      <w:numFmt w:val="decimal"/>
+      <w:lvlText w:val=""/>
+      <w:lvlJc w:val="left"/>
+    </w:lvl>
+    <w:lvl w:ilvl="3" w:tplc="E5D824F4">
+      <w:numFmt w:val="decimal"/>
+      <w:lvlText w:val=""/>
+      <w:lvlJc w:val="left"/>
+    </w:lvl>
+    <w:lvl w:ilvl="4" w:tplc="2C9826F8">
+      <w:numFmt w:val="decimal"/>
+      <w:lvlText w:val=""/>
+      <w:lvlJc w:val="left"/>
+    </w:lvl>
+    <w:lvl w:ilvl="5" w:tplc="47BEADB6">
+      <w:numFmt w:val="decimal"/>
+      <w:lvlText w:val=""/>
+      <w:lvlJc w:val="left"/>
+    </w:lvl>
+    <w:lvl w:ilvl="6" w:tplc="B11875E0">
+      <w:numFmt w:val="decimal"/>
+      <w:lvlText w:val=""/>
+      <w:lvlJc w:val="left"/>
+    </w:lvl>
+    <w:lvl w:ilvl="7" w:tplc="B2804C56">
+      <w:numFmt w:val="decimal"/>
+      <w:lvlText w:val=""/>
+      <w:lvlJc w:val="left"/>
+    </w:lvl>
+    <w:lvl w:ilvl="8" w:tplc="016ABF60">
       <w:numFmt w:val="decimal"/>
       <w:lvlText w:val=""/>
       <w:lvlJc w:val="left"/>
     </w:lvl>
   </w:abstractNum>
   <w:abstractNum w:abstractNumId="33" w15:restartNumberingAfterBreak="0">
-    <w:nsid w:val="3E284E1D"/>
+    <w:nsid w:val="4B79359A"/>
     <w:multiLevelType w:val="hybridMultilevel"/>
-    <w:tmpl w:val="E5A2008C"/>
-    <w:lvl w:ilvl="0" w:tplc="4DAC3854" w:tentative="1">
+    <w:tmpl w:val="0852B50A"/>
+    <w:lvl w:ilvl="0" w:tplc="B34CFA96" w:tentative="1">
       <w:start w:val="1"/>
       <w:numFmt w:val="decimal"/>
       <w:lvlText w:val="%1."/>
@@ -5930,52 +6298,52 @@
         <w:ind w:left="720" w:hanging="360"/>
       </w:pPr>
     </w:lvl>
-    <w:lvl w:ilvl="1" w:tplc="775C9AC6">
-      <w:numFmt w:val="decimal"/>
-      <w:lvlText w:val=""/>
-      <w:lvlJc w:val="left"/>
-    </w:lvl>
-    <w:lvl w:ilvl="2" w:tplc="2EA6011E">
-      <w:numFmt w:val="decimal"/>
-      <w:lvlText w:val=""/>
-      <w:lvlJc w:val="left"/>
-    </w:lvl>
-    <w:lvl w:ilvl="3" w:tplc="1A3E06BA">
-      <w:numFmt w:val="decimal"/>
-      <w:lvlText w:val=""/>
-      <w:lvlJc w:val="left"/>
-    </w:lvl>
-    <w:lvl w:ilvl="4" w:tplc="68EC9236">
-      <w:numFmt w:val="decimal"/>
-      <w:lvlText w:val=""/>
-      <w:lvlJc w:val="left"/>
-    </w:lvl>
-    <w:lvl w:ilvl="5" w:tplc="B06E0BBA">
-      <w:numFmt w:val="decimal"/>
-      <w:lvlText w:val=""/>
-      <w:lvlJc w:val="left"/>
-    </w:lvl>
-    <w:lvl w:ilvl="6" w:tplc="1E029DD8">
-      <w:numFmt w:val="decimal"/>
-      <w:lvlText w:val=""/>
-      <w:lvlJc w:val="left"/>
-    </w:lvl>
-    <w:lvl w:ilvl="7" w:tplc="059471C4">
-      <w:numFmt w:val="decimal"/>
-      <w:lvlText w:val=""/>
-      <w:lvlJc w:val="left"/>
-    </w:lvl>
-    <w:lvl w:ilvl="8" w:tplc="075C90BE">
+    <w:lvl w:ilvl="1" w:tplc="164CAFE0">
+      <w:numFmt w:val="decimal"/>
+      <w:lvlText w:val=""/>
+      <w:lvlJc w:val="left"/>
+    </w:lvl>
+    <w:lvl w:ilvl="2" w:tplc="C608B248">
+      <w:numFmt w:val="decimal"/>
+      <w:lvlText w:val=""/>
+      <w:lvlJc w:val="left"/>
+    </w:lvl>
+    <w:lvl w:ilvl="3" w:tplc="EFD68D7A">
+      <w:numFmt w:val="decimal"/>
+      <w:lvlText w:val=""/>
+      <w:lvlJc w:val="left"/>
+    </w:lvl>
+    <w:lvl w:ilvl="4" w:tplc="13146AC4">
+      <w:numFmt w:val="decimal"/>
+      <w:lvlText w:val=""/>
+      <w:lvlJc w:val="left"/>
+    </w:lvl>
+    <w:lvl w:ilvl="5" w:tplc="61E286AE">
+      <w:numFmt w:val="decimal"/>
+      <w:lvlText w:val=""/>
+      <w:lvlJc w:val="left"/>
+    </w:lvl>
+    <w:lvl w:ilvl="6" w:tplc="5BB22E80">
+      <w:numFmt w:val="decimal"/>
+      <w:lvlText w:val=""/>
+      <w:lvlJc w:val="left"/>
+    </w:lvl>
+    <w:lvl w:ilvl="7" w:tplc="62280772">
+      <w:numFmt w:val="decimal"/>
+      <w:lvlText w:val=""/>
+      <w:lvlJc w:val="left"/>
+    </w:lvl>
+    <w:lvl w:ilvl="8" w:tplc="0BBC7C74">
       <w:numFmt w:val="decimal"/>
       <w:lvlText w:val=""/>
       <w:lvlJc w:val="left"/>
     </w:lvl>
   </w:abstractNum>
   <w:abstractNum w:abstractNumId="34" w15:restartNumberingAfterBreak="0">
-    <w:nsid w:val="43207624"/>
+    <w:nsid w:val="4C397D83"/>
     <w:multiLevelType w:val="hybridMultilevel"/>
-    <w:tmpl w:val="3242664C"/>
-    <w:lvl w:ilvl="0" w:tplc="E3EA0314" w:tentative="1">
+    <w:tmpl w:val="99A03C24"/>
+    <w:lvl w:ilvl="0" w:tplc="8FF8B87E" w:tentative="1">
       <w:start w:val="1"/>
       <w:numFmt w:val="decimal"/>
       <w:lvlText w:val="%1."/>
@@ -5984,52 +6352,52 @@
         <w:ind w:left="720" w:hanging="360"/>
       </w:pPr>
     </w:lvl>
-    <w:lvl w:ilvl="1" w:tplc="7F7E6AEC">
-      <w:numFmt w:val="decimal"/>
-      <w:lvlText w:val=""/>
-      <w:lvlJc w:val="left"/>
-    </w:lvl>
-    <w:lvl w:ilvl="2" w:tplc="7ED4FE72">
-      <w:numFmt w:val="decimal"/>
-      <w:lvlText w:val=""/>
-      <w:lvlJc w:val="left"/>
-    </w:lvl>
-    <w:lvl w:ilvl="3" w:tplc="27A8C1B0">
-      <w:numFmt w:val="decimal"/>
-      <w:lvlText w:val=""/>
-      <w:lvlJc w:val="left"/>
-    </w:lvl>
-    <w:lvl w:ilvl="4" w:tplc="1E7E18EC">
-      <w:numFmt w:val="decimal"/>
-      <w:lvlText w:val=""/>
-      <w:lvlJc w:val="left"/>
-    </w:lvl>
-    <w:lvl w:ilvl="5" w:tplc="6212A674">
-      <w:numFmt w:val="decimal"/>
-      <w:lvlText w:val=""/>
-      <w:lvlJc w:val="left"/>
-    </w:lvl>
-    <w:lvl w:ilvl="6" w:tplc="32ECDE76">
-      <w:numFmt w:val="decimal"/>
-      <w:lvlText w:val=""/>
-      <w:lvlJc w:val="left"/>
-    </w:lvl>
-    <w:lvl w:ilvl="7" w:tplc="F348CE42">
-      <w:numFmt w:val="decimal"/>
-      <w:lvlText w:val=""/>
-      <w:lvlJc w:val="left"/>
-    </w:lvl>
-    <w:lvl w:ilvl="8" w:tplc="39D636C0">
+    <w:lvl w:ilvl="1" w:tplc="65D4CEF4">
+      <w:numFmt w:val="decimal"/>
+      <w:lvlText w:val=""/>
+      <w:lvlJc w:val="left"/>
+    </w:lvl>
+    <w:lvl w:ilvl="2" w:tplc="F330F7CC">
+      <w:numFmt w:val="decimal"/>
+      <w:lvlText w:val=""/>
+      <w:lvlJc w:val="left"/>
+    </w:lvl>
+    <w:lvl w:ilvl="3" w:tplc="18EED8C6">
+      <w:numFmt w:val="decimal"/>
+      <w:lvlText w:val=""/>
+      <w:lvlJc w:val="left"/>
+    </w:lvl>
+    <w:lvl w:ilvl="4" w:tplc="A27ABA6E">
+      <w:numFmt w:val="decimal"/>
+      <w:lvlText w:val=""/>
+      <w:lvlJc w:val="left"/>
+    </w:lvl>
+    <w:lvl w:ilvl="5" w:tplc="9AA2BFD0">
+      <w:numFmt w:val="decimal"/>
+      <w:lvlText w:val=""/>
+      <w:lvlJc w:val="left"/>
+    </w:lvl>
+    <w:lvl w:ilvl="6" w:tplc="44606E9A">
+      <w:numFmt w:val="decimal"/>
+      <w:lvlText w:val=""/>
+      <w:lvlJc w:val="left"/>
+    </w:lvl>
+    <w:lvl w:ilvl="7" w:tplc="AA5E5DD2">
+      <w:numFmt w:val="decimal"/>
+      <w:lvlText w:val=""/>
+      <w:lvlJc w:val="left"/>
+    </w:lvl>
+    <w:lvl w:ilvl="8" w:tplc="BAB6618A">
       <w:numFmt w:val="decimal"/>
       <w:lvlText w:val=""/>
       <w:lvlJc w:val="left"/>
     </w:lvl>
   </w:abstractNum>
   <w:abstractNum w:abstractNumId="35" w15:restartNumberingAfterBreak="0">
-    <w:nsid w:val="448B4867"/>
+    <w:nsid w:val="4C576757"/>
     <w:multiLevelType w:val="hybridMultilevel"/>
-    <w:tmpl w:val="BB38CEF2"/>
-    <w:lvl w:ilvl="0" w:tplc="D8B8CD94" w:tentative="1">
+    <w:tmpl w:val="8E58326C"/>
+    <w:lvl w:ilvl="0" w:tplc="CC4C1E96" w:tentative="1">
       <w:start w:val="1"/>
       <w:numFmt w:val="decimal"/>
       <w:lvlText w:val="%1."/>
@@ -6038,52 +6406,268 @@
         <w:ind w:left="720" w:hanging="360"/>
       </w:pPr>
     </w:lvl>
-    <w:lvl w:ilvl="1" w:tplc="450EB6B2">
-      <w:numFmt w:val="decimal"/>
-      <w:lvlText w:val=""/>
-      <w:lvlJc w:val="left"/>
-    </w:lvl>
-    <w:lvl w:ilvl="2" w:tplc="3D9E534A">
-      <w:numFmt w:val="decimal"/>
-      <w:lvlText w:val=""/>
-      <w:lvlJc w:val="left"/>
-    </w:lvl>
-    <w:lvl w:ilvl="3" w:tplc="C026F6FC">
-      <w:numFmt w:val="decimal"/>
-      <w:lvlText w:val=""/>
-      <w:lvlJc w:val="left"/>
-    </w:lvl>
-    <w:lvl w:ilvl="4" w:tplc="D2D01A54">
-      <w:numFmt w:val="decimal"/>
-      <w:lvlText w:val=""/>
-      <w:lvlJc w:val="left"/>
-    </w:lvl>
-    <w:lvl w:ilvl="5" w:tplc="8FBEE094">
-      <w:numFmt w:val="decimal"/>
-      <w:lvlText w:val=""/>
-      <w:lvlJc w:val="left"/>
-    </w:lvl>
-    <w:lvl w:ilvl="6" w:tplc="5198CF6E">
-      <w:numFmt w:val="decimal"/>
-      <w:lvlText w:val=""/>
-      <w:lvlJc w:val="left"/>
-    </w:lvl>
-    <w:lvl w:ilvl="7" w:tplc="3FCE30B8">
-      <w:numFmt w:val="decimal"/>
-      <w:lvlText w:val=""/>
-      <w:lvlJc w:val="left"/>
-    </w:lvl>
-    <w:lvl w:ilvl="8" w:tplc="6136D186">
+    <w:lvl w:ilvl="1" w:tplc="AE8A6232">
+      <w:numFmt w:val="decimal"/>
+      <w:lvlText w:val=""/>
+      <w:lvlJc w:val="left"/>
+    </w:lvl>
+    <w:lvl w:ilvl="2" w:tplc="79DEB20A">
+      <w:numFmt w:val="decimal"/>
+      <w:lvlText w:val=""/>
+      <w:lvlJc w:val="left"/>
+    </w:lvl>
+    <w:lvl w:ilvl="3" w:tplc="A04E63A6">
+      <w:numFmt w:val="decimal"/>
+      <w:lvlText w:val=""/>
+      <w:lvlJc w:val="left"/>
+    </w:lvl>
+    <w:lvl w:ilvl="4" w:tplc="2D383A2E">
+      <w:numFmt w:val="decimal"/>
+      <w:lvlText w:val=""/>
+      <w:lvlJc w:val="left"/>
+    </w:lvl>
+    <w:lvl w:ilvl="5" w:tplc="67C8D344">
+      <w:numFmt w:val="decimal"/>
+      <w:lvlText w:val=""/>
+      <w:lvlJc w:val="left"/>
+    </w:lvl>
+    <w:lvl w:ilvl="6" w:tplc="6E32E52C">
+      <w:numFmt w:val="decimal"/>
+      <w:lvlText w:val=""/>
+      <w:lvlJc w:val="left"/>
+    </w:lvl>
+    <w:lvl w:ilvl="7" w:tplc="6EE4B45E">
+      <w:numFmt w:val="decimal"/>
+      <w:lvlText w:val=""/>
+      <w:lvlJc w:val="left"/>
+    </w:lvl>
+    <w:lvl w:ilvl="8" w:tplc="003433A4">
       <w:numFmt w:val="decimal"/>
       <w:lvlText w:val=""/>
       <w:lvlJc w:val="left"/>
     </w:lvl>
   </w:abstractNum>
   <w:abstractNum w:abstractNumId="36" w15:restartNumberingAfterBreak="0">
-    <w:nsid w:val="44A93998"/>
+    <w:nsid w:val="4F2C0259"/>
     <w:multiLevelType w:val="hybridMultilevel"/>
-    <w:tmpl w:val="68E6B328"/>
-    <w:lvl w:ilvl="0" w:tplc="A8823642" w:tentative="1">
+    <w:tmpl w:val="758053F8"/>
+    <w:lvl w:ilvl="0" w:tplc="C5AC0374" w:tentative="1">
+      <w:start w:val="1"/>
+      <w:numFmt w:val="decimal"/>
+      <w:lvlText w:val="%1."/>
+      <w:lvlJc w:val="left"/>
+      <w:pPr>
+        <w:ind w:left="720" w:hanging="360"/>
+      </w:pPr>
+    </w:lvl>
+    <w:lvl w:ilvl="1" w:tplc="C6648060">
+      <w:numFmt w:val="decimal"/>
+      <w:lvlText w:val=""/>
+      <w:lvlJc w:val="left"/>
+    </w:lvl>
+    <w:lvl w:ilvl="2" w:tplc="7572003A">
+      <w:numFmt w:val="decimal"/>
+      <w:lvlText w:val=""/>
+      <w:lvlJc w:val="left"/>
+    </w:lvl>
+    <w:lvl w:ilvl="3" w:tplc="26003AAE">
+      <w:numFmt w:val="decimal"/>
+      <w:lvlText w:val=""/>
+      <w:lvlJc w:val="left"/>
+    </w:lvl>
+    <w:lvl w:ilvl="4" w:tplc="A2B69A12">
+      <w:numFmt w:val="decimal"/>
+      <w:lvlText w:val=""/>
+      <w:lvlJc w:val="left"/>
+    </w:lvl>
+    <w:lvl w:ilvl="5" w:tplc="3A46E772">
+      <w:numFmt w:val="decimal"/>
+      <w:lvlText w:val=""/>
+      <w:lvlJc w:val="left"/>
+    </w:lvl>
+    <w:lvl w:ilvl="6" w:tplc="C1D8F922">
+      <w:numFmt w:val="decimal"/>
+      <w:lvlText w:val=""/>
+      <w:lvlJc w:val="left"/>
+    </w:lvl>
+    <w:lvl w:ilvl="7" w:tplc="21AAF016">
+      <w:numFmt w:val="decimal"/>
+      <w:lvlText w:val=""/>
+      <w:lvlJc w:val="left"/>
+    </w:lvl>
+    <w:lvl w:ilvl="8" w:tplc="2138DE46">
+      <w:numFmt w:val="decimal"/>
+      <w:lvlText w:val=""/>
+      <w:lvlJc w:val="left"/>
+    </w:lvl>
+  </w:abstractNum>
+  <w:abstractNum w:abstractNumId="37" w15:restartNumberingAfterBreak="0">
+    <w:nsid w:val="51E33798"/>
+    <w:multiLevelType w:val="hybridMultilevel"/>
+    <w:tmpl w:val="247C2846"/>
+    <w:lvl w:ilvl="0" w:tplc="57F23446" w:tentative="1">
+      <w:start w:val="1"/>
+      <w:numFmt w:val="decimal"/>
+      <w:lvlText w:val="%1."/>
+      <w:lvlJc w:val="left"/>
+      <w:pPr>
+        <w:ind w:left="720" w:hanging="360"/>
+      </w:pPr>
+    </w:lvl>
+    <w:lvl w:ilvl="1" w:tplc="D7F2DE64">
+      <w:numFmt w:val="decimal"/>
+      <w:lvlText w:val=""/>
+      <w:lvlJc w:val="left"/>
+    </w:lvl>
+    <w:lvl w:ilvl="2" w:tplc="38C4455E">
+      <w:numFmt w:val="decimal"/>
+      <w:lvlText w:val=""/>
+      <w:lvlJc w:val="left"/>
+    </w:lvl>
+    <w:lvl w:ilvl="3" w:tplc="B43ABD3E">
+      <w:numFmt w:val="decimal"/>
+      <w:lvlText w:val=""/>
+      <w:lvlJc w:val="left"/>
+    </w:lvl>
+    <w:lvl w:ilvl="4" w:tplc="963E4492">
+      <w:numFmt w:val="decimal"/>
+      <w:lvlText w:val=""/>
+      <w:lvlJc w:val="left"/>
+    </w:lvl>
+    <w:lvl w:ilvl="5" w:tplc="237A5ED0">
+      <w:numFmt w:val="decimal"/>
+      <w:lvlText w:val=""/>
+      <w:lvlJc w:val="left"/>
+    </w:lvl>
+    <w:lvl w:ilvl="6" w:tplc="E5D6F90A">
+      <w:numFmt w:val="decimal"/>
+      <w:lvlText w:val=""/>
+      <w:lvlJc w:val="left"/>
+    </w:lvl>
+    <w:lvl w:ilvl="7" w:tplc="ADA4F414">
+      <w:numFmt w:val="decimal"/>
+      <w:lvlText w:val=""/>
+      <w:lvlJc w:val="left"/>
+    </w:lvl>
+    <w:lvl w:ilvl="8" w:tplc="5FF6CB64">
+      <w:numFmt w:val="decimal"/>
+      <w:lvlText w:val=""/>
+      <w:lvlJc w:val="left"/>
+    </w:lvl>
+  </w:abstractNum>
+  <w:abstractNum w:abstractNumId="38" w15:restartNumberingAfterBreak="0">
+    <w:nsid w:val="52FC5D1E"/>
+    <w:multiLevelType w:val="hybridMultilevel"/>
+    <w:tmpl w:val="29C84C0E"/>
+    <w:lvl w:ilvl="0" w:tplc="379E0492" w:tentative="1">
+      <w:start w:val="1"/>
+      <w:numFmt w:val="decimal"/>
+      <w:lvlText w:val="%1."/>
+      <w:lvlJc w:val="left"/>
+      <w:pPr>
+        <w:ind w:left="720" w:hanging="360"/>
+      </w:pPr>
+    </w:lvl>
+    <w:lvl w:ilvl="1" w:tplc="B8B82264">
+      <w:numFmt w:val="decimal"/>
+      <w:lvlText w:val=""/>
+      <w:lvlJc w:val="left"/>
+    </w:lvl>
+    <w:lvl w:ilvl="2" w:tplc="9F2A889E">
+      <w:numFmt w:val="decimal"/>
+      <w:lvlText w:val=""/>
+      <w:lvlJc w:val="left"/>
+    </w:lvl>
+    <w:lvl w:ilvl="3" w:tplc="BFC21CD8">
+      <w:numFmt w:val="decimal"/>
+      <w:lvlText w:val=""/>
+      <w:lvlJc w:val="left"/>
+    </w:lvl>
+    <w:lvl w:ilvl="4" w:tplc="F2B479C4">
+      <w:numFmt w:val="decimal"/>
+      <w:lvlText w:val=""/>
+      <w:lvlJc w:val="left"/>
+    </w:lvl>
+    <w:lvl w:ilvl="5" w:tplc="B91CF32E">
+      <w:numFmt w:val="decimal"/>
+      <w:lvlText w:val=""/>
+      <w:lvlJc w:val="left"/>
+    </w:lvl>
+    <w:lvl w:ilvl="6" w:tplc="E7789E16">
+      <w:numFmt w:val="decimal"/>
+      <w:lvlText w:val=""/>
+      <w:lvlJc w:val="left"/>
+    </w:lvl>
+    <w:lvl w:ilvl="7" w:tplc="180255BE">
+      <w:numFmt w:val="decimal"/>
+      <w:lvlText w:val=""/>
+      <w:lvlJc w:val="left"/>
+    </w:lvl>
+    <w:lvl w:ilvl="8" w:tplc="C7FA5242">
+      <w:numFmt w:val="decimal"/>
+      <w:lvlText w:val=""/>
+      <w:lvlJc w:val="left"/>
+    </w:lvl>
+  </w:abstractNum>
+  <w:abstractNum w:abstractNumId="39" w15:restartNumberingAfterBreak="0">
+    <w:nsid w:val="52FF4BA8"/>
+    <w:multiLevelType w:val="hybridMultilevel"/>
+    <w:tmpl w:val="86E47C36"/>
+    <w:lvl w:ilvl="0" w:tplc="9140AB88" w:tentative="1">
+      <w:start w:val="1"/>
+      <w:numFmt w:val="decimal"/>
+      <w:lvlText w:val="%1."/>
+      <w:lvlJc w:val="left"/>
+      <w:pPr>
+        <w:ind w:left="720" w:hanging="360"/>
+      </w:pPr>
+    </w:lvl>
+    <w:lvl w:ilvl="1" w:tplc="16ECBC4A">
+      <w:numFmt w:val="decimal"/>
+      <w:lvlText w:val=""/>
+      <w:lvlJc w:val="left"/>
+    </w:lvl>
+    <w:lvl w:ilvl="2" w:tplc="E794D7E4">
+      <w:numFmt w:val="decimal"/>
+      <w:lvlText w:val=""/>
+      <w:lvlJc w:val="left"/>
+    </w:lvl>
+    <w:lvl w:ilvl="3" w:tplc="F9EEB90C">
+      <w:numFmt w:val="decimal"/>
+      <w:lvlText w:val=""/>
+      <w:lvlJc w:val="left"/>
+    </w:lvl>
+    <w:lvl w:ilvl="4" w:tplc="72BC28DE">
+      <w:numFmt w:val="decimal"/>
+      <w:lvlText w:val=""/>
+      <w:lvlJc w:val="left"/>
+    </w:lvl>
+    <w:lvl w:ilvl="5" w:tplc="3518343E">
+      <w:numFmt w:val="decimal"/>
+      <w:lvlText w:val=""/>
+      <w:lvlJc w:val="left"/>
+    </w:lvl>
+    <w:lvl w:ilvl="6" w:tplc="896C693C">
+      <w:numFmt w:val="decimal"/>
+      <w:lvlText w:val=""/>
+      <w:lvlJc w:val="left"/>
+    </w:lvl>
+    <w:lvl w:ilvl="7" w:tplc="8004A570">
+      <w:numFmt w:val="decimal"/>
+      <w:lvlText w:val=""/>
+      <w:lvlJc w:val="left"/>
+    </w:lvl>
+    <w:lvl w:ilvl="8" w:tplc="45E26CE6">
+      <w:numFmt w:val="decimal"/>
+      <w:lvlText w:val=""/>
+      <w:lvlJc w:val="left"/>
+    </w:lvl>
+  </w:abstractNum>
+  <w:abstractNum w:abstractNumId="40" w15:restartNumberingAfterBreak="0">
+    <w:nsid w:val="53D974C8"/>
+    <w:multiLevelType w:val="hybridMultilevel"/>
+    <w:tmpl w:val="B9AA1E36"/>
+    <w:lvl w:ilvl="0" w:tplc="4DAACF06" w:tentative="1">
       <w:start w:val="1"/>
       <w:numFmt w:val="bullet"/>
       <w:lvlText w:val="●"/>
@@ -6092,7 +6676,7 @@
         <w:ind w:left="720" w:hanging="360"/>
       </w:pPr>
     </w:lvl>
-    <w:lvl w:ilvl="1" w:tplc="DB1C786E" w:tentative="1">
+    <w:lvl w:ilvl="1" w:tplc="B6C0909C" w:tentative="1">
       <w:start w:val="1"/>
       <w:numFmt w:val="bullet"/>
       <w:lvlText w:val="○"/>
@@ -6101,7 +6685,7 @@
         <w:ind w:left="1440" w:hanging="360"/>
       </w:pPr>
     </w:lvl>
-    <w:lvl w:ilvl="2" w:tplc="A79A5CF2" w:tentative="1">
+    <w:lvl w:ilvl="2" w:tplc="45764C80" w:tentative="1">
       <w:start w:val="1"/>
       <w:numFmt w:val="bullet"/>
       <w:lvlText w:val="■"/>
@@ -6110,7 +6694,7 @@
         <w:ind w:left="2160" w:hanging="360"/>
       </w:pPr>
     </w:lvl>
-    <w:lvl w:ilvl="3" w:tplc="0748D644" w:tentative="1">
+    <w:lvl w:ilvl="3" w:tplc="3874153E" w:tentative="1">
       <w:start w:val="1"/>
       <w:numFmt w:val="bullet"/>
       <w:lvlText w:val="●"/>
@@ -6119,7 +6703,7 @@
         <w:ind w:left="2880" w:hanging="360"/>
       </w:pPr>
     </w:lvl>
-    <w:lvl w:ilvl="4" w:tplc="68E21004" w:tentative="1">
+    <w:lvl w:ilvl="4" w:tplc="4922F2EC" w:tentative="1">
       <w:start w:val="1"/>
       <w:numFmt w:val="bullet"/>
       <w:lvlText w:val="○"/>
@@ -6128,7 +6712,7 @@
         <w:ind w:left="3600" w:hanging="360"/>
       </w:pPr>
     </w:lvl>
-    <w:lvl w:ilvl="5" w:tplc="A91887FE" w:tentative="1">
+    <w:lvl w:ilvl="5" w:tplc="D7B6E660" w:tentative="1">
       <w:start w:val="1"/>
       <w:numFmt w:val="bullet"/>
       <w:lvlText w:val="■"/>
@@ -6137,7 +6721,7 @@
         <w:ind w:left="4320" w:hanging="360"/>
       </w:pPr>
     </w:lvl>
-    <w:lvl w:ilvl="6" w:tplc="BD145688" w:tentative="1">
+    <w:lvl w:ilvl="6" w:tplc="8F147410" w:tentative="1">
       <w:start w:val="1"/>
       <w:numFmt w:val="bullet"/>
       <w:lvlText w:val="●"/>
@@ -6146,7 +6730,7 @@
         <w:ind w:left="5040" w:hanging="360"/>
       </w:pPr>
     </w:lvl>
-    <w:lvl w:ilvl="7" w:tplc="3294D970" w:tentative="1">
+    <w:lvl w:ilvl="7" w:tplc="0E60BCB8" w:tentative="1">
       <w:start w:val="1"/>
       <w:numFmt w:val="bullet"/>
       <w:lvlText w:val="●"/>
@@ -6155,7 +6739,7 @@
         <w:ind w:left="5760" w:hanging="360"/>
       </w:pPr>
     </w:lvl>
-    <w:lvl w:ilvl="8" w:tplc="5A781F92" w:tentative="1">
+    <w:lvl w:ilvl="8" w:tplc="756E6632" w:tentative="1">
       <w:start w:val="1"/>
       <w:numFmt w:val="bullet"/>
       <w:lvlText w:val="●"/>
@@ -6165,11 +6749,11 @@
       </w:pPr>
     </w:lvl>
   </w:abstractNum>
-  <w:abstractNum w:abstractNumId="37" w15:restartNumberingAfterBreak="0">
-    <w:nsid w:val="488C6E75"/>
+  <w:abstractNum w:abstractNumId="41" w15:restartNumberingAfterBreak="0">
+    <w:nsid w:val="54521F81"/>
     <w:multiLevelType w:val="hybridMultilevel"/>
-    <w:tmpl w:val="85BCF366"/>
-    <w:lvl w:ilvl="0" w:tplc="333838E8" w:tentative="1">
+    <w:tmpl w:val="8A80E360"/>
+    <w:lvl w:ilvl="0" w:tplc="75EA0B42" w:tentative="1">
       <w:start w:val="1"/>
       <w:numFmt w:val="decimal"/>
       <w:lvlText w:val="%1."/>
@@ -6178,268 +6762,52 @@
         <w:ind w:left="720" w:hanging="360"/>
       </w:pPr>
     </w:lvl>
-    <w:lvl w:ilvl="1" w:tplc="6AA0F788">
-      <w:numFmt w:val="decimal"/>
-      <w:lvlText w:val=""/>
-      <w:lvlJc w:val="left"/>
-    </w:lvl>
-    <w:lvl w:ilvl="2" w:tplc="E56E6990">
-      <w:numFmt w:val="decimal"/>
-      <w:lvlText w:val=""/>
-      <w:lvlJc w:val="left"/>
-    </w:lvl>
-    <w:lvl w:ilvl="3" w:tplc="3404F392">
-      <w:numFmt w:val="decimal"/>
-      <w:lvlText w:val=""/>
-      <w:lvlJc w:val="left"/>
-    </w:lvl>
-    <w:lvl w:ilvl="4" w:tplc="BACCC19A">
-      <w:numFmt w:val="decimal"/>
-      <w:lvlText w:val=""/>
-      <w:lvlJc w:val="left"/>
-    </w:lvl>
-    <w:lvl w:ilvl="5" w:tplc="EBFA5C82">
-      <w:numFmt w:val="decimal"/>
-      <w:lvlText w:val=""/>
-      <w:lvlJc w:val="left"/>
-    </w:lvl>
-    <w:lvl w:ilvl="6" w:tplc="5FAA579E">
-      <w:numFmt w:val="decimal"/>
-      <w:lvlText w:val=""/>
-      <w:lvlJc w:val="left"/>
-    </w:lvl>
-    <w:lvl w:ilvl="7" w:tplc="C0727A78">
-      <w:numFmt w:val="decimal"/>
-      <w:lvlText w:val=""/>
-      <w:lvlJc w:val="left"/>
-    </w:lvl>
-    <w:lvl w:ilvl="8" w:tplc="E2D835BC">
-      <w:numFmt w:val="decimal"/>
-      <w:lvlText w:val=""/>
-      <w:lvlJc w:val="left"/>
-    </w:lvl>
-  </w:abstractNum>
-  <w:abstractNum w:abstractNumId="38" w15:restartNumberingAfterBreak="0">
-    <w:nsid w:val="492253C4"/>
-    <w:multiLevelType w:val="hybridMultilevel"/>
-    <w:tmpl w:val="79982DE2"/>
-    <w:lvl w:ilvl="0" w:tplc="B2A01896" w:tentative="1">
-      <w:start w:val="1"/>
-      <w:numFmt w:val="decimal"/>
-      <w:lvlText w:val="%1."/>
-      <w:lvlJc w:val="left"/>
-      <w:pPr>
-        <w:ind w:left="720" w:hanging="360"/>
-      </w:pPr>
-    </w:lvl>
-    <w:lvl w:ilvl="1" w:tplc="8690A226">
-      <w:numFmt w:val="decimal"/>
-      <w:lvlText w:val=""/>
-      <w:lvlJc w:val="left"/>
-    </w:lvl>
-    <w:lvl w:ilvl="2" w:tplc="057EEEA8">
-      <w:numFmt w:val="decimal"/>
-      <w:lvlText w:val=""/>
-      <w:lvlJc w:val="left"/>
-    </w:lvl>
-    <w:lvl w:ilvl="3" w:tplc="61162434">
-      <w:numFmt w:val="decimal"/>
-      <w:lvlText w:val=""/>
-      <w:lvlJc w:val="left"/>
-    </w:lvl>
-    <w:lvl w:ilvl="4" w:tplc="2AB49B26">
-      <w:numFmt w:val="decimal"/>
-      <w:lvlText w:val=""/>
-      <w:lvlJc w:val="left"/>
-    </w:lvl>
-    <w:lvl w:ilvl="5" w:tplc="845E8278">
-      <w:numFmt w:val="decimal"/>
-      <w:lvlText w:val=""/>
-      <w:lvlJc w:val="left"/>
-    </w:lvl>
-    <w:lvl w:ilvl="6" w:tplc="DF1E165C">
-      <w:numFmt w:val="decimal"/>
-      <w:lvlText w:val=""/>
-      <w:lvlJc w:val="left"/>
-    </w:lvl>
-    <w:lvl w:ilvl="7" w:tplc="4B08E53A">
-      <w:numFmt w:val="decimal"/>
-      <w:lvlText w:val=""/>
-      <w:lvlJc w:val="left"/>
-    </w:lvl>
-    <w:lvl w:ilvl="8" w:tplc="95AEDE8A">
-      <w:numFmt w:val="decimal"/>
-      <w:lvlText w:val=""/>
-      <w:lvlJc w:val="left"/>
-    </w:lvl>
-  </w:abstractNum>
-  <w:abstractNum w:abstractNumId="39" w15:restartNumberingAfterBreak="0">
-    <w:nsid w:val="4C3C59A3"/>
-    <w:multiLevelType w:val="hybridMultilevel"/>
-    <w:tmpl w:val="207EFC8C"/>
-    <w:lvl w:ilvl="0" w:tplc="41887826" w:tentative="1">
-      <w:start w:val="1"/>
-      <w:numFmt w:val="decimal"/>
-      <w:lvlText w:val="%1."/>
-      <w:lvlJc w:val="left"/>
-      <w:pPr>
-        <w:ind w:left="720" w:hanging="360"/>
-      </w:pPr>
-    </w:lvl>
-    <w:lvl w:ilvl="1" w:tplc="D09470F4">
-      <w:numFmt w:val="decimal"/>
-      <w:lvlText w:val=""/>
-      <w:lvlJc w:val="left"/>
-    </w:lvl>
-    <w:lvl w:ilvl="2" w:tplc="DA2ED05E">
-      <w:numFmt w:val="decimal"/>
-      <w:lvlText w:val=""/>
-      <w:lvlJc w:val="left"/>
-    </w:lvl>
-    <w:lvl w:ilvl="3" w:tplc="2D92A992">
-      <w:numFmt w:val="decimal"/>
-      <w:lvlText w:val=""/>
-      <w:lvlJc w:val="left"/>
-    </w:lvl>
-    <w:lvl w:ilvl="4" w:tplc="C3EA8444">
-      <w:numFmt w:val="decimal"/>
-      <w:lvlText w:val=""/>
-      <w:lvlJc w:val="left"/>
-    </w:lvl>
-    <w:lvl w:ilvl="5" w:tplc="9BB02B1E">
-      <w:numFmt w:val="decimal"/>
-      <w:lvlText w:val=""/>
-      <w:lvlJc w:val="left"/>
-    </w:lvl>
-    <w:lvl w:ilvl="6" w:tplc="8580FE30">
-      <w:numFmt w:val="decimal"/>
-      <w:lvlText w:val=""/>
-      <w:lvlJc w:val="left"/>
-    </w:lvl>
-    <w:lvl w:ilvl="7" w:tplc="3970E336">
-      <w:numFmt w:val="decimal"/>
-      <w:lvlText w:val=""/>
-      <w:lvlJc w:val="left"/>
-    </w:lvl>
-    <w:lvl w:ilvl="8" w:tplc="4328D694">
-      <w:numFmt w:val="decimal"/>
-      <w:lvlText w:val=""/>
-      <w:lvlJc w:val="left"/>
-    </w:lvl>
-  </w:abstractNum>
-  <w:abstractNum w:abstractNumId="40" w15:restartNumberingAfterBreak="0">
-    <w:nsid w:val="4CC85489"/>
-    <w:multiLevelType w:val="hybridMultilevel"/>
-    <w:tmpl w:val="C3A8924A"/>
-    <w:lvl w:ilvl="0" w:tplc="90185DE0" w:tentative="1">
-      <w:start w:val="1"/>
-      <w:numFmt w:val="decimal"/>
-      <w:lvlText w:val="%1."/>
-      <w:lvlJc w:val="left"/>
-      <w:pPr>
-        <w:ind w:left="720" w:hanging="360"/>
-      </w:pPr>
-    </w:lvl>
-    <w:lvl w:ilvl="1" w:tplc="D6F27CA0">
-      <w:numFmt w:val="decimal"/>
-      <w:lvlText w:val=""/>
-      <w:lvlJc w:val="left"/>
-    </w:lvl>
-    <w:lvl w:ilvl="2" w:tplc="8FF8AC76">
-      <w:numFmt w:val="decimal"/>
-      <w:lvlText w:val=""/>
-      <w:lvlJc w:val="left"/>
-    </w:lvl>
-    <w:lvl w:ilvl="3" w:tplc="E0629DDA">
-      <w:numFmt w:val="decimal"/>
-      <w:lvlText w:val=""/>
-      <w:lvlJc w:val="left"/>
-    </w:lvl>
-    <w:lvl w:ilvl="4" w:tplc="4064A3FA">
-      <w:numFmt w:val="decimal"/>
-      <w:lvlText w:val=""/>
-      <w:lvlJc w:val="left"/>
-    </w:lvl>
-    <w:lvl w:ilvl="5" w:tplc="59489558">
-      <w:numFmt w:val="decimal"/>
-      <w:lvlText w:val=""/>
-      <w:lvlJc w:val="left"/>
-    </w:lvl>
-    <w:lvl w:ilvl="6" w:tplc="FBA22108">
-      <w:numFmt w:val="decimal"/>
-      <w:lvlText w:val=""/>
-      <w:lvlJc w:val="left"/>
-    </w:lvl>
-    <w:lvl w:ilvl="7" w:tplc="6FE6608E">
-      <w:numFmt w:val="decimal"/>
-      <w:lvlText w:val=""/>
-      <w:lvlJc w:val="left"/>
-    </w:lvl>
-    <w:lvl w:ilvl="8" w:tplc="9E8CCB9A">
-      <w:numFmt w:val="decimal"/>
-      <w:lvlText w:val=""/>
-      <w:lvlJc w:val="left"/>
-    </w:lvl>
-  </w:abstractNum>
-  <w:abstractNum w:abstractNumId="41" w15:restartNumberingAfterBreak="0">
-    <w:nsid w:val="4CD8378B"/>
-    <w:multiLevelType w:val="hybridMultilevel"/>
-    <w:tmpl w:val="17E4E758"/>
-    <w:lvl w:ilvl="0" w:tplc="BAA4CF48" w:tentative="1">
-      <w:start w:val="1"/>
-      <w:numFmt w:val="decimal"/>
-      <w:lvlText w:val="%1."/>
-      <w:lvlJc w:val="left"/>
-      <w:pPr>
-        <w:ind w:left="720" w:hanging="360"/>
-      </w:pPr>
-    </w:lvl>
-    <w:lvl w:ilvl="1" w:tplc="9DBA64DE">
-      <w:numFmt w:val="decimal"/>
-      <w:lvlText w:val=""/>
-      <w:lvlJc w:val="left"/>
-    </w:lvl>
-    <w:lvl w:ilvl="2" w:tplc="1EE23326">
-      <w:numFmt w:val="decimal"/>
-      <w:lvlText w:val=""/>
-      <w:lvlJc w:val="left"/>
-    </w:lvl>
-    <w:lvl w:ilvl="3" w:tplc="8F589A86">
-      <w:numFmt w:val="decimal"/>
-      <w:lvlText w:val=""/>
-      <w:lvlJc w:val="left"/>
-    </w:lvl>
-    <w:lvl w:ilvl="4" w:tplc="97865A28">
-      <w:numFmt w:val="decimal"/>
-      <w:lvlText w:val=""/>
-      <w:lvlJc w:val="left"/>
-    </w:lvl>
-    <w:lvl w:ilvl="5" w:tplc="3CDC3B44">
-      <w:numFmt w:val="decimal"/>
-      <w:lvlText w:val=""/>
-      <w:lvlJc w:val="left"/>
-    </w:lvl>
-    <w:lvl w:ilvl="6" w:tplc="329E461E">
-      <w:numFmt w:val="decimal"/>
-      <w:lvlText w:val=""/>
-      <w:lvlJc w:val="left"/>
-    </w:lvl>
-    <w:lvl w:ilvl="7" w:tplc="7A70A5C6">
-      <w:numFmt w:val="decimal"/>
-      <w:lvlText w:val=""/>
-      <w:lvlJc w:val="left"/>
-    </w:lvl>
-    <w:lvl w:ilvl="8" w:tplc="0B88BA28">
+    <w:lvl w:ilvl="1" w:tplc="4E0A57D0">
+      <w:numFmt w:val="decimal"/>
+      <w:lvlText w:val=""/>
+      <w:lvlJc w:val="left"/>
+    </w:lvl>
+    <w:lvl w:ilvl="2" w:tplc="23583046">
+      <w:numFmt w:val="decimal"/>
+      <w:lvlText w:val=""/>
+      <w:lvlJc w:val="left"/>
+    </w:lvl>
+    <w:lvl w:ilvl="3" w:tplc="55A05D22">
+      <w:numFmt w:val="decimal"/>
+      <w:lvlText w:val=""/>
+      <w:lvlJc w:val="left"/>
+    </w:lvl>
+    <w:lvl w:ilvl="4" w:tplc="39D88860">
+      <w:numFmt w:val="decimal"/>
+      <w:lvlText w:val=""/>
+      <w:lvlJc w:val="left"/>
+    </w:lvl>
+    <w:lvl w:ilvl="5" w:tplc="3A0658B8">
+      <w:numFmt w:val="decimal"/>
+      <w:lvlText w:val=""/>
+      <w:lvlJc w:val="left"/>
+    </w:lvl>
+    <w:lvl w:ilvl="6" w:tplc="EC505168">
+      <w:numFmt w:val="decimal"/>
+      <w:lvlText w:val=""/>
+      <w:lvlJc w:val="left"/>
+    </w:lvl>
+    <w:lvl w:ilvl="7" w:tplc="9AE83A66">
+      <w:numFmt w:val="decimal"/>
+      <w:lvlText w:val=""/>
+      <w:lvlJc w:val="left"/>
+    </w:lvl>
+    <w:lvl w:ilvl="8" w:tplc="A7C01558">
       <w:numFmt w:val="decimal"/>
       <w:lvlText w:val=""/>
       <w:lvlJc w:val="left"/>
     </w:lvl>
   </w:abstractNum>
   <w:abstractNum w:abstractNumId="42" w15:restartNumberingAfterBreak="0">
-    <w:nsid w:val="4CE94497"/>
+    <w:nsid w:val="567C225A"/>
     <w:multiLevelType w:val="hybridMultilevel"/>
-    <w:tmpl w:val="38081C14"/>
-    <w:lvl w:ilvl="0" w:tplc="91503EAA" w:tentative="1">
+    <w:tmpl w:val="1D9A062A"/>
+    <w:lvl w:ilvl="0" w:tplc="B9B2601A" w:tentative="1">
       <w:start w:val="1"/>
       <w:numFmt w:val="decimal"/>
       <w:lvlText w:val="%1."/>
@@ -6448,52 +6816,52 @@
         <w:ind w:left="720" w:hanging="360"/>
       </w:pPr>
     </w:lvl>
-    <w:lvl w:ilvl="1" w:tplc="73840ED0">
-      <w:numFmt w:val="decimal"/>
-      <w:lvlText w:val=""/>
-      <w:lvlJc w:val="left"/>
-    </w:lvl>
-    <w:lvl w:ilvl="2" w:tplc="BC989B0C">
-      <w:numFmt w:val="decimal"/>
-      <w:lvlText w:val=""/>
-      <w:lvlJc w:val="left"/>
-    </w:lvl>
-    <w:lvl w:ilvl="3" w:tplc="C9B825D4">
-      <w:numFmt w:val="decimal"/>
-      <w:lvlText w:val=""/>
-      <w:lvlJc w:val="left"/>
-    </w:lvl>
-    <w:lvl w:ilvl="4" w:tplc="8A08CBB8">
-      <w:numFmt w:val="decimal"/>
-      <w:lvlText w:val=""/>
-      <w:lvlJc w:val="left"/>
-    </w:lvl>
-    <w:lvl w:ilvl="5" w:tplc="DA1AD186">
-      <w:numFmt w:val="decimal"/>
-      <w:lvlText w:val=""/>
-      <w:lvlJc w:val="left"/>
-    </w:lvl>
-    <w:lvl w:ilvl="6" w:tplc="B0C60DB2">
-      <w:numFmt w:val="decimal"/>
-      <w:lvlText w:val=""/>
-      <w:lvlJc w:val="left"/>
-    </w:lvl>
-    <w:lvl w:ilvl="7" w:tplc="D7B02152">
-      <w:numFmt w:val="decimal"/>
-      <w:lvlText w:val=""/>
-      <w:lvlJc w:val="left"/>
-    </w:lvl>
-    <w:lvl w:ilvl="8" w:tplc="9FA29C20">
+    <w:lvl w:ilvl="1" w:tplc="3E3270F2">
+      <w:numFmt w:val="decimal"/>
+      <w:lvlText w:val=""/>
+      <w:lvlJc w:val="left"/>
+    </w:lvl>
+    <w:lvl w:ilvl="2" w:tplc="5D2A7814">
+      <w:numFmt w:val="decimal"/>
+      <w:lvlText w:val=""/>
+      <w:lvlJc w:val="left"/>
+    </w:lvl>
+    <w:lvl w:ilvl="3" w:tplc="198C6C48">
+      <w:numFmt w:val="decimal"/>
+      <w:lvlText w:val=""/>
+      <w:lvlJc w:val="left"/>
+    </w:lvl>
+    <w:lvl w:ilvl="4" w:tplc="7B32B4F6">
+      <w:numFmt w:val="decimal"/>
+      <w:lvlText w:val=""/>
+      <w:lvlJc w:val="left"/>
+    </w:lvl>
+    <w:lvl w:ilvl="5" w:tplc="D03404BA">
+      <w:numFmt w:val="decimal"/>
+      <w:lvlText w:val=""/>
+      <w:lvlJc w:val="left"/>
+    </w:lvl>
+    <w:lvl w:ilvl="6" w:tplc="CF0EF7BC">
+      <w:numFmt w:val="decimal"/>
+      <w:lvlText w:val=""/>
+      <w:lvlJc w:val="left"/>
+    </w:lvl>
+    <w:lvl w:ilvl="7" w:tplc="AF782200">
+      <w:numFmt w:val="decimal"/>
+      <w:lvlText w:val=""/>
+      <w:lvlJc w:val="left"/>
+    </w:lvl>
+    <w:lvl w:ilvl="8" w:tplc="B2F61EA2">
       <w:numFmt w:val="decimal"/>
       <w:lvlText w:val=""/>
       <w:lvlJc w:val="left"/>
     </w:lvl>
   </w:abstractNum>
   <w:abstractNum w:abstractNumId="43" w15:restartNumberingAfterBreak="0">
-    <w:nsid w:val="4F650A2E"/>
+    <w:nsid w:val="57506727"/>
     <w:multiLevelType w:val="hybridMultilevel"/>
-    <w:tmpl w:val="868895FA"/>
-    <w:lvl w:ilvl="0" w:tplc="02EC5132" w:tentative="1">
+    <w:tmpl w:val="FCA61BE8"/>
+    <w:lvl w:ilvl="0" w:tplc="D6BC941A" w:tentative="1">
       <w:start w:val="1"/>
       <w:numFmt w:val="decimal"/>
       <w:lvlText w:val="%1."/>
@@ -6502,52 +6870,52 @@
         <w:ind w:left="720" w:hanging="360"/>
       </w:pPr>
     </w:lvl>
-    <w:lvl w:ilvl="1" w:tplc="652834DA">
-      <w:numFmt w:val="decimal"/>
-      <w:lvlText w:val=""/>
-      <w:lvlJc w:val="left"/>
-    </w:lvl>
-    <w:lvl w:ilvl="2" w:tplc="D6A8AC8A">
-      <w:numFmt w:val="decimal"/>
-      <w:lvlText w:val=""/>
-      <w:lvlJc w:val="left"/>
-    </w:lvl>
-    <w:lvl w:ilvl="3" w:tplc="C9ECE682">
-      <w:numFmt w:val="decimal"/>
-      <w:lvlText w:val=""/>
-      <w:lvlJc w:val="left"/>
-    </w:lvl>
-    <w:lvl w:ilvl="4" w:tplc="A6F69FB0">
-      <w:numFmt w:val="decimal"/>
-      <w:lvlText w:val=""/>
-      <w:lvlJc w:val="left"/>
-    </w:lvl>
-    <w:lvl w:ilvl="5" w:tplc="C3540EA4">
-      <w:numFmt w:val="decimal"/>
-      <w:lvlText w:val=""/>
-      <w:lvlJc w:val="left"/>
-    </w:lvl>
-    <w:lvl w:ilvl="6" w:tplc="129EAB6A">
-      <w:numFmt w:val="decimal"/>
-      <w:lvlText w:val=""/>
-      <w:lvlJc w:val="left"/>
-    </w:lvl>
-    <w:lvl w:ilvl="7" w:tplc="8C6C766C">
-      <w:numFmt w:val="decimal"/>
-      <w:lvlText w:val=""/>
-      <w:lvlJc w:val="left"/>
-    </w:lvl>
-    <w:lvl w:ilvl="8" w:tplc="9AAC28E4">
+    <w:lvl w:ilvl="1" w:tplc="420C4BA0">
+      <w:numFmt w:val="decimal"/>
+      <w:lvlText w:val=""/>
+      <w:lvlJc w:val="left"/>
+    </w:lvl>
+    <w:lvl w:ilvl="2" w:tplc="BAA28466">
+      <w:numFmt w:val="decimal"/>
+      <w:lvlText w:val=""/>
+      <w:lvlJc w:val="left"/>
+    </w:lvl>
+    <w:lvl w:ilvl="3" w:tplc="B9463700">
+      <w:numFmt w:val="decimal"/>
+      <w:lvlText w:val=""/>
+      <w:lvlJc w:val="left"/>
+    </w:lvl>
+    <w:lvl w:ilvl="4" w:tplc="80DCD7F4">
+      <w:numFmt w:val="decimal"/>
+      <w:lvlText w:val=""/>
+      <w:lvlJc w:val="left"/>
+    </w:lvl>
+    <w:lvl w:ilvl="5" w:tplc="66B80368">
+      <w:numFmt w:val="decimal"/>
+      <w:lvlText w:val=""/>
+      <w:lvlJc w:val="left"/>
+    </w:lvl>
+    <w:lvl w:ilvl="6" w:tplc="2B826A64">
+      <w:numFmt w:val="decimal"/>
+      <w:lvlText w:val=""/>
+      <w:lvlJc w:val="left"/>
+    </w:lvl>
+    <w:lvl w:ilvl="7" w:tplc="F1BAFB26">
+      <w:numFmt w:val="decimal"/>
+      <w:lvlText w:val=""/>
+      <w:lvlJc w:val="left"/>
+    </w:lvl>
+    <w:lvl w:ilvl="8" w:tplc="87287E42">
       <w:numFmt w:val="decimal"/>
       <w:lvlText w:val=""/>
       <w:lvlJc w:val="left"/>
     </w:lvl>
   </w:abstractNum>
   <w:abstractNum w:abstractNumId="44" w15:restartNumberingAfterBreak="0">
-    <w:nsid w:val="51365987"/>
+    <w:nsid w:val="5DDC10F2"/>
     <w:multiLevelType w:val="hybridMultilevel"/>
-    <w:tmpl w:val="8E4225C0"/>
-    <w:lvl w:ilvl="0" w:tplc="7FD44DA4" w:tentative="1">
+    <w:tmpl w:val="8B1C5A44"/>
+    <w:lvl w:ilvl="0" w:tplc="59A226AE" w:tentative="1">
       <w:start w:val="1"/>
       <w:numFmt w:val="decimal"/>
       <w:lvlText w:val="%1."/>
@@ -6556,52 +6924,52 @@
         <w:ind w:left="720" w:hanging="360"/>
       </w:pPr>
     </w:lvl>
-    <w:lvl w:ilvl="1" w:tplc="F0CA1C56">
-      <w:numFmt w:val="decimal"/>
-      <w:lvlText w:val=""/>
-      <w:lvlJc w:val="left"/>
-    </w:lvl>
-    <w:lvl w:ilvl="2" w:tplc="6BB0A4D2">
-      <w:numFmt w:val="decimal"/>
-      <w:lvlText w:val=""/>
-      <w:lvlJc w:val="left"/>
-    </w:lvl>
-    <w:lvl w:ilvl="3" w:tplc="AA2E13B8">
-      <w:numFmt w:val="decimal"/>
-      <w:lvlText w:val=""/>
-      <w:lvlJc w:val="left"/>
-    </w:lvl>
-    <w:lvl w:ilvl="4" w:tplc="C56A066A">
-      <w:numFmt w:val="decimal"/>
-      <w:lvlText w:val=""/>
-      <w:lvlJc w:val="left"/>
-    </w:lvl>
-    <w:lvl w:ilvl="5" w:tplc="928ECF1C">
-      <w:numFmt w:val="decimal"/>
-      <w:lvlText w:val=""/>
-      <w:lvlJc w:val="left"/>
-    </w:lvl>
-    <w:lvl w:ilvl="6" w:tplc="DCEA83CE">
-      <w:numFmt w:val="decimal"/>
-      <w:lvlText w:val=""/>
-      <w:lvlJc w:val="left"/>
-    </w:lvl>
-    <w:lvl w:ilvl="7" w:tplc="DAB86E68">
-      <w:numFmt w:val="decimal"/>
-      <w:lvlText w:val=""/>
-      <w:lvlJc w:val="left"/>
-    </w:lvl>
-    <w:lvl w:ilvl="8" w:tplc="0F06A3D2">
+    <w:lvl w:ilvl="1" w:tplc="35D24642">
+      <w:numFmt w:val="decimal"/>
+      <w:lvlText w:val=""/>
+      <w:lvlJc w:val="left"/>
+    </w:lvl>
+    <w:lvl w:ilvl="2" w:tplc="A6882F38">
+      <w:numFmt w:val="decimal"/>
+      <w:lvlText w:val=""/>
+      <w:lvlJc w:val="left"/>
+    </w:lvl>
+    <w:lvl w:ilvl="3" w:tplc="D5B62F04">
+      <w:numFmt w:val="decimal"/>
+      <w:lvlText w:val=""/>
+      <w:lvlJc w:val="left"/>
+    </w:lvl>
+    <w:lvl w:ilvl="4" w:tplc="F52EAD66">
+      <w:numFmt w:val="decimal"/>
+      <w:lvlText w:val=""/>
+      <w:lvlJc w:val="left"/>
+    </w:lvl>
+    <w:lvl w:ilvl="5" w:tplc="D0340CE6">
+      <w:numFmt w:val="decimal"/>
+      <w:lvlText w:val=""/>
+      <w:lvlJc w:val="left"/>
+    </w:lvl>
+    <w:lvl w:ilvl="6" w:tplc="3DF06B76">
+      <w:numFmt w:val="decimal"/>
+      <w:lvlText w:val=""/>
+      <w:lvlJc w:val="left"/>
+    </w:lvl>
+    <w:lvl w:ilvl="7" w:tplc="12AC9B4C">
+      <w:numFmt w:val="decimal"/>
+      <w:lvlText w:val=""/>
+      <w:lvlJc w:val="left"/>
+    </w:lvl>
+    <w:lvl w:ilvl="8" w:tplc="597C7390">
       <w:numFmt w:val="decimal"/>
       <w:lvlText w:val=""/>
       <w:lvlJc w:val="left"/>
     </w:lvl>
   </w:abstractNum>
   <w:abstractNum w:abstractNumId="45" w15:restartNumberingAfterBreak="0">
-    <w:nsid w:val="533F6A7D"/>
+    <w:nsid w:val="5EBD5584"/>
     <w:multiLevelType w:val="hybridMultilevel"/>
-    <w:tmpl w:val="262AA370"/>
-    <w:lvl w:ilvl="0" w:tplc="75D2901C" w:tentative="1">
+    <w:tmpl w:val="FC888CF2"/>
+    <w:lvl w:ilvl="0" w:tplc="ADEA618C" w:tentative="1">
       <w:start w:val="1"/>
       <w:numFmt w:val="decimal"/>
       <w:lvlText w:val="%1."/>
@@ -6610,52 +6978,52 @@
         <w:ind w:left="720" w:hanging="360"/>
       </w:pPr>
     </w:lvl>
-    <w:lvl w:ilvl="1" w:tplc="092A10DC">
-      <w:numFmt w:val="decimal"/>
-      <w:lvlText w:val=""/>
-      <w:lvlJc w:val="left"/>
-    </w:lvl>
-    <w:lvl w:ilvl="2" w:tplc="2C8C3E38">
-      <w:numFmt w:val="decimal"/>
-      <w:lvlText w:val=""/>
-      <w:lvlJc w:val="left"/>
-    </w:lvl>
-    <w:lvl w:ilvl="3" w:tplc="3744A4FC">
-      <w:numFmt w:val="decimal"/>
-      <w:lvlText w:val=""/>
-      <w:lvlJc w:val="left"/>
-    </w:lvl>
-    <w:lvl w:ilvl="4" w:tplc="07F4670E">
-      <w:numFmt w:val="decimal"/>
-      <w:lvlText w:val=""/>
-      <w:lvlJc w:val="left"/>
-    </w:lvl>
-    <w:lvl w:ilvl="5" w:tplc="E482DD34">
-      <w:numFmt w:val="decimal"/>
-      <w:lvlText w:val=""/>
-      <w:lvlJc w:val="left"/>
-    </w:lvl>
-    <w:lvl w:ilvl="6" w:tplc="C0762798">
-      <w:numFmt w:val="decimal"/>
-      <w:lvlText w:val=""/>
-      <w:lvlJc w:val="left"/>
-    </w:lvl>
-    <w:lvl w:ilvl="7" w:tplc="6FCA23E6">
-      <w:numFmt w:val="decimal"/>
-      <w:lvlText w:val=""/>
-      <w:lvlJc w:val="left"/>
-    </w:lvl>
-    <w:lvl w:ilvl="8" w:tplc="9762F3B4">
+    <w:lvl w:ilvl="1" w:tplc="A5006576">
+      <w:numFmt w:val="decimal"/>
+      <w:lvlText w:val=""/>
+      <w:lvlJc w:val="left"/>
+    </w:lvl>
+    <w:lvl w:ilvl="2" w:tplc="E8489452">
+      <w:numFmt w:val="decimal"/>
+      <w:lvlText w:val=""/>
+      <w:lvlJc w:val="left"/>
+    </w:lvl>
+    <w:lvl w:ilvl="3" w:tplc="9598869C">
+      <w:numFmt w:val="decimal"/>
+      <w:lvlText w:val=""/>
+      <w:lvlJc w:val="left"/>
+    </w:lvl>
+    <w:lvl w:ilvl="4" w:tplc="82BE11F6">
+      <w:numFmt w:val="decimal"/>
+      <w:lvlText w:val=""/>
+      <w:lvlJc w:val="left"/>
+    </w:lvl>
+    <w:lvl w:ilvl="5" w:tplc="81A04658">
+      <w:numFmt w:val="decimal"/>
+      <w:lvlText w:val=""/>
+      <w:lvlJc w:val="left"/>
+    </w:lvl>
+    <w:lvl w:ilvl="6" w:tplc="22DC986A">
+      <w:numFmt w:val="decimal"/>
+      <w:lvlText w:val=""/>
+      <w:lvlJc w:val="left"/>
+    </w:lvl>
+    <w:lvl w:ilvl="7" w:tplc="90627BE6">
+      <w:numFmt w:val="decimal"/>
+      <w:lvlText w:val=""/>
+      <w:lvlJc w:val="left"/>
+    </w:lvl>
+    <w:lvl w:ilvl="8" w:tplc="94F61CC4">
       <w:numFmt w:val="decimal"/>
       <w:lvlText w:val=""/>
       <w:lvlJc w:val="left"/>
     </w:lvl>
   </w:abstractNum>
   <w:abstractNum w:abstractNumId="46" w15:restartNumberingAfterBreak="0">
-    <w:nsid w:val="59D766AE"/>
+    <w:nsid w:val="5ECA2531"/>
     <w:multiLevelType w:val="hybridMultilevel"/>
-    <w:tmpl w:val="E13E9BAE"/>
-    <w:lvl w:ilvl="0" w:tplc="EF0E8DE8" w:tentative="1">
+    <w:tmpl w:val="28E2BDEC"/>
+    <w:lvl w:ilvl="0" w:tplc="A25E8100" w:tentative="1">
       <w:start w:val="1"/>
       <w:numFmt w:val="decimal"/>
       <w:lvlText w:val="%1."/>
@@ -6664,52 +7032,52 @@
         <w:ind w:left="720" w:hanging="360"/>
       </w:pPr>
     </w:lvl>
-    <w:lvl w:ilvl="1" w:tplc="7D4EA024">
-      <w:numFmt w:val="decimal"/>
-      <w:lvlText w:val=""/>
-      <w:lvlJc w:val="left"/>
-    </w:lvl>
-    <w:lvl w:ilvl="2" w:tplc="28DCC858">
-      <w:numFmt w:val="decimal"/>
-      <w:lvlText w:val=""/>
-      <w:lvlJc w:val="left"/>
-    </w:lvl>
-    <w:lvl w:ilvl="3" w:tplc="90AC79EA">
-      <w:numFmt w:val="decimal"/>
-      <w:lvlText w:val=""/>
-      <w:lvlJc w:val="left"/>
-    </w:lvl>
-    <w:lvl w:ilvl="4" w:tplc="6C66DBE2">
-      <w:numFmt w:val="decimal"/>
-      <w:lvlText w:val=""/>
-      <w:lvlJc w:val="left"/>
-    </w:lvl>
-    <w:lvl w:ilvl="5" w:tplc="296C5F5E">
-      <w:numFmt w:val="decimal"/>
-      <w:lvlText w:val=""/>
-      <w:lvlJc w:val="left"/>
-    </w:lvl>
-    <w:lvl w:ilvl="6" w:tplc="F8B4D1A4">
-      <w:numFmt w:val="decimal"/>
-      <w:lvlText w:val=""/>
-      <w:lvlJc w:val="left"/>
-    </w:lvl>
-    <w:lvl w:ilvl="7" w:tplc="29AC0808">
-      <w:numFmt w:val="decimal"/>
-      <w:lvlText w:val=""/>
-      <w:lvlJc w:val="left"/>
-    </w:lvl>
-    <w:lvl w:ilvl="8" w:tplc="7CF43C52">
+    <w:lvl w:ilvl="1" w:tplc="7F5C7074">
+      <w:numFmt w:val="decimal"/>
+      <w:lvlText w:val=""/>
+      <w:lvlJc w:val="left"/>
+    </w:lvl>
+    <w:lvl w:ilvl="2" w:tplc="B128DDA4">
+      <w:numFmt w:val="decimal"/>
+      <w:lvlText w:val=""/>
+      <w:lvlJc w:val="left"/>
+    </w:lvl>
+    <w:lvl w:ilvl="3" w:tplc="87D0DA70">
+      <w:numFmt w:val="decimal"/>
+      <w:lvlText w:val=""/>
+      <w:lvlJc w:val="left"/>
+    </w:lvl>
+    <w:lvl w:ilvl="4" w:tplc="9DD0C6BA">
+      <w:numFmt w:val="decimal"/>
+      <w:lvlText w:val=""/>
+      <w:lvlJc w:val="left"/>
+    </w:lvl>
+    <w:lvl w:ilvl="5" w:tplc="48EE293E">
+      <w:numFmt w:val="decimal"/>
+      <w:lvlText w:val=""/>
+      <w:lvlJc w:val="left"/>
+    </w:lvl>
+    <w:lvl w:ilvl="6" w:tplc="B67E9256">
+      <w:numFmt w:val="decimal"/>
+      <w:lvlText w:val=""/>
+      <w:lvlJc w:val="left"/>
+    </w:lvl>
+    <w:lvl w:ilvl="7" w:tplc="53B472E8">
+      <w:numFmt w:val="decimal"/>
+      <w:lvlText w:val=""/>
+      <w:lvlJc w:val="left"/>
+    </w:lvl>
+    <w:lvl w:ilvl="8" w:tplc="99221B8C">
       <w:numFmt w:val="decimal"/>
       <w:lvlText w:val=""/>
       <w:lvlJc w:val="left"/>
     </w:lvl>
   </w:abstractNum>
   <w:abstractNum w:abstractNumId="47" w15:restartNumberingAfterBreak="0">
-    <w:nsid w:val="5B465483"/>
+    <w:nsid w:val="5F7725B6"/>
     <w:multiLevelType w:val="hybridMultilevel"/>
-    <w:tmpl w:val="CBC26A6A"/>
-    <w:lvl w:ilvl="0" w:tplc="F8AA2BFE" w:tentative="1">
+    <w:tmpl w:val="D840AC90"/>
+    <w:lvl w:ilvl="0" w:tplc="A0B81F3A" w:tentative="1">
       <w:start w:val="1"/>
       <w:numFmt w:val="decimal"/>
       <w:lvlText w:val="%1."/>
@@ -6718,52 +7086,52 @@
         <w:ind w:left="720" w:hanging="360"/>
       </w:pPr>
     </w:lvl>
-    <w:lvl w:ilvl="1" w:tplc="139CAD0E">
-      <w:numFmt w:val="decimal"/>
-      <w:lvlText w:val=""/>
-      <w:lvlJc w:val="left"/>
-    </w:lvl>
-    <w:lvl w:ilvl="2" w:tplc="7D42B124">
-      <w:numFmt w:val="decimal"/>
-      <w:lvlText w:val=""/>
-      <w:lvlJc w:val="left"/>
-    </w:lvl>
-    <w:lvl w:ilvl="3" w:tplc="321A8740">
-      <w:numFmt w:val="decimal"/>
-      <w:lvlText w:val=""/>
-      <w:lvlJc w:val="left"/>
-    </w:lvl>
-    <w:lvl w:ilvl="4" w:tplc="398E7A12">
-      <w:numFmt w:val="decimal"/>
-      <w:lvlText w:val=""/>
-      <w:lvlJc w:val="left"/>
-    </w:lvl>
-    <w:lvl w:ilvl="5" w:tplc="A7D2D518">
-      <w:numFmt w:val="decimal"/>
-      <w:lvlText w:val=""/>
-      <w:lvlJc w:val="left"/>
-    </w:lvl>
-    <w:lvl w:ilvl="6" w:tplc="8006EAD0">
-      <w:numFmt w:val="decimal"/>
-      <w:lvlText w:val=""/>
-      <w:lvlJc w:val="left"/>
-    </w:lvl>
-    <w:lvl w:ilvl="7" w:tplc="D8E6A3E6">
-      <w:numFmt w:val="decimal"/>
-      <w:lvlText w:val=""/>
-      <w:lvlJc w:val="left"/>
-    </w:lvl>
-    <w:lvl w:ilvl="8" w:tplc="306AB2D8">
+    <w:lvl w:ilvl="1" w:tplc="45EE49A0">
+      <w:numFmt w:val="decimal"/>
+      <w:lvlText w:val=""/>
+      <w:lvlJc w:val="left"/>
+    </w:lvl>
+    <w:lvl w:ilvl="2" w:tplc="E8A80440">
+      <w:numFmt w:val="decimal"/>
+      <w:lvlText w:val=""/>
+      <w:lvlJc w:val="left"/>
+    </w:lvl>
+    <w:lvl w:ilvl="3" w:tplc="71C0534E">
+      <w:numFmt w:val="decimal"/>
+      <w:lvlText w:val=""/>
+      <w:lvlJc w:val="left"/>
+    </w:lvl>
+    <w:lvl w:ilvl="4" w:tplc="2BE44588">
+      <w:numFmt w:val="decimal"/>
+      <w:lvlText w:val=""/>
+      <w:lvlJc w:val="left"/>
+    </w:lvl>
+    <w:lvl w:ilvl="5" w:tplc="CE46F2B2">
+      <w:numFmt w:val="decimal"/>
+      <w:lvlText w:val=""/>
+      <w:lvlJc w:val="left"/>
+    </w:lvl>
+    <w:lvl w:ilvl="6" w:tplc="5F583160">
+      <w:numFmt w:val="decimal"/>
+      <w:lvlText w:val=""/>
+      <w:lvlJc w:val="left"/>
+    </w:lvl>
+    <w:lvl w:ilvl="7" w:tplc="9E8610FE">
+      <w:numFmt w:val="decimal"/>
+      <w:lvlText w:val=""/>
+      <w:lvlJc w:val="left"/>
+    </w:lvl>
+    <w:lvl w:ilvl="8" w:tplc="2EE0D7F2">
       <w:numFmt w:val="decimal"/>
       <w:lvlText w:val=""/>
       <w:lvlJc w:val="left"/>
     </w:lvl>
   </w:abstractNum>
   <w:abstractNum w:abstractNumId="48" w15:restartNumberingAfterBreak="0">
-    <w:nsid w:val="5E967AB1"/>
+    <w:nsid w:val="612342BC"/>
     <w:multiLevelType w:val="hybridMultilevel"/>
-    <w:tmpl w:val="6EB0AED0"/>
-    <w:lvl w:ilvl="0" w:tplc="16BC7B2E" w:tentative="1">
+    <w:tmpl w:val="E3E2EAF4"/>
+    <w:lvl w:ilvl="0" w:tplc="54E8CDDE" w:tentative="1">
       <w:start w:val="1"/>
       <w:numFmt w:val="decimal"/>
       <w:lvlText w:val="%1."/>
@@ -6772,52 +7140,52 @@
         <w:ind w:left="720" w:hanging="360"/>
       </w:pPr>
     </w:lvl>
-    <w:lvl w:ilvl="1" w:tplc="2F32E3AA">
-      <w:numFmt w:val="decimal"/>
-      <w:lvlText w:val=""/>
-      <w:lvlJc w:val="left"/>
-    </w:lvl>
-    <w:lvl w:ilvl="2" w:tplc="7BD65388">
-      <w:numFmt w:val="decimal"/>
-      <w:lvlText w:val=""/>
-      <w:lvlJc w:val="left"/>
-    </w:lvl>
-    <w:lvl w:ilvl="3" w:tplc="0B66B1EA">
-      <w:numFmt w:val="decimal"/>
-      <w:lvlText w:val=""/>
-      <w:lvlJc w:val="left"/>
-    </w:lvl>
-    <w:lvl w:ilvl="4" w:tplc="D3980196">
-      <w:numFmt w:val="decimal"/>
-      <w:lvlText w:val=""/>
-      <w:lvlJc w:val="left"/>
-    </w:lvl>
-    <w:lvl w:ilvl="5" w:tplc="3042A8D6">
-      <w:numFmt w:val="decimal"/>
-      <w:lvlText w:val=""/>
-      <w:lvlJc w:val="left"/>
-    </w:lvl>
-    <w:lvl w:ilvl="6" w:tplc="8D92B1FE">
-      <w:numFmt w:val="decimal"/>
-      <w:lvlText w:val=""/>
-      <w:lvlJc w:val="left"/>
-    </w:lvl>
-    <w:lvl w:ilvl="7" w:tplc="07360234">
-      <w:numFmt w:val="decimal"/>
-      <w:lvlText w:val=""/>
-      <w:lvlJc w:val="left"/>
-    </w:lvl>
-    <w:lvl w:ilvl="8" w:tplc="C270B506">
+    <w:lvl w:ilvl="1" w:tplc="531CEAA8">
+      <w:numFmt w:val="decimal"/>
+      <w:lvlText w:val=""/>
+      <w:lvlJc w:val="left"/>
+    </w:lvl>
+    <w:lvl w:ilvl="2" w:tplc="E6421A74">
+      <w:numFmt w:val="decimal"/>
+      <w:lvlText w:val=""/>
+      <w:lvlJc w:val="left"/>
+    </w:lvl>
+    <w:lvl w:ilvl="3" w:tplc="16DAF316">
+      <w:numFmt w:val="decimal"/>
+      <w:lvlText w:val=""/>
+      <w:lvlJc w:val="left"/>
+    </w:lvl>
+    <w:lvl w:ilvl="4" w:tplc="355A357E">
+      <w:numFmt w:val="decimal"/>
+      <w:lvlText w:val=""/>
+      <w:lvlJc w:val="left"/>
+    </w:lvl>
+    <w:lvl w:ilvl="5" w:tplc="93CEAD3A">
+      <w:numFmt w:val="decimal"/>
+      <w:lvlText w:val=""/>
+      <w:lvlJc w:val="left"/>
+    </w:lvl>
+    <w:lvl w:ilvl="6" w:tplc="1BF4A870">
+      <w:numFmt w:val="decimal"/>
+      <w:lvlText w:val=""/>
+      <w:lvlJc w:val="left"/>
+    </w:lvl>
+    <w:lvl w:ilvl="7" w:tplc="4606BAE0">
+      <w:numFmt w:val="decimal"/>
+      <w:lvlText w:val=""/>
+      <w:lvlJc w:val="left"/>
+    </w:lvl>
+    <w:lvl w:ilvl="8" w:tplc="DB028584">
       <w:numFmt w:val="decimal"/>
       <w:lvlText w:val=""/>
       <w:lvlJc w:val="left"/>
     </w:lvl>
   </w:abstractNum>
   <w:abstractNum w:abstractNumId="49" w15:restartNumberingAfterBreak="0">
-    <w:nsid w:val="600A23E2"/>
+    <w:nsid w:val="63102D2C"/>
     <w:multiLevelType w:val="hybridMultilevel"/>
-    <w:tmpl w:val="80FEFA86"/>
-    <w:lvl w:ilvl="0" w:tplc="ACA49114" w:tentative="1">
+    <w:tmpl w:val="613E186E"/>
+    <w:lvl w:ilvl="0" w:tplc="AEF21ED8" w:tentative="1">
       <w:start w:val="1"/>
       <w:numFmt w:val="decimal"/>
       <w:lvlText w:val="%1."/>
@@ -6826,52 +7194,52 @@
         <w:ind w:left="720" w:hanging="360"/>
       </w:pPr>
     </w:lvl>
-    <w:lvl w:ilvl="1" w:tplc="3D9884AA">
-      <w:numFmt w:val="decimal"/>
-      <w:lvlText w:val=""/>
-      <w:lvlJc w:val="left"/>
-    </w:lvl>
-    <w:lvl w:ilvl="2" w:tplc="EA4AE16E">
-      <w:numFmt w:val="decimal"/>
-      <w:lvlText w:val=""/>
-      <w:lvlJc w:val="left"/>
-    </w:lvl>
-    <w:lvl w:ilvl="3" w:tplc="C31CC0EE">
-      <w:numFmt w:val="decimal"/>
-      <w:lvlText w:val=""/>
-      <w:lvlJc w:val="left"/>
-    </w:lvl>
-    <w:lvl w:ilvl="4" w:tplc="221E4EB0">
-      <w:numFmt w:val="decimal"/>
-      <w:lvlText w:val=""/>
-      <w:lvlJc w:val="left"/>
-    </w:lvl>
-    <w:lvl w:ilvl="5" w:tplc="08CCBBE0">
-      <w:numFmt w:val="decimal"/>
-      <w:lvlText w:val=""/>
-      <w:lvlJc w:val="left"/>
-    </w:lvl>
-    <w:lvl w:ilvl="6" w:tplc="09D8DF6E">
-      <w:numFmt w:val="decimal"/>
-      <w:lvlText w:val=""/>
-      <w:lvlJc w:val="left"/>
-    </w:lvl>
-    <w:lvl w:ilvl="7" w:tplc="15B8B234">
-      <w:numFmt w:val="decimal"/>
-      <w:lvlText w:val=""/>
-      <w:lvlJc w:val="left"/>
-    </w:lvl>
-    <w:lvl w:ilvl="8" w:tplc="25A6B730">
+    <w:lvl w:ilvl="1" w:tplc="B58EC070">
+      <w:numFmt w:val="decimal"/>
+      <w:lvlText w:val=""/>
+      <w:lvlJc w:val="left"/>
+    </w:lvl>
+    <w:lvl w:ilvl="2" w:tplc="0616EDC0">
+      <w:numFmt w:val="decimal"/>
+      <w:lvlText w:val=""/>
+      <w:lvlJc w:val="left"/>
+    </w:lvl>
+    <w:lvl w:ilvl="3" w:tplc="64D4A616">
+      <w:numFmt w:val="decimal"/>
+      <w:lvlText w:val=""/>
+      <w:lvlJc w:val="left"/>
+    </w:lvl>
+    <w:lvl w:ilvl="4" w:tplc="08448DA8">
+      <w:numFmt w:val="decimal"/>
+      <w:lvlText w:val=""/>
+      <w:lvlJc w:val="left"/>
+    </w:lvl>
+    <w:lvl w:ilvl="5" w:tplc="F5B47A90">
+      <w:numFmt w:val="decimal"/>
+      <w:lvlText w:val=""/>
+      <w:lvlJc w:val="left"/>
+    </w:lvl>
+    <w:lvl w:ilvl="6" w:tplc="6BD446AC">
+      <w:numFmt w:val="decimal"/>
+      <w:lvlText w:val=""/>
+      <w:lvlJc w:val="left"/>
+    </w:lvl>
+    <w:lvl w:ilvl="7" w:tplc="9EA011E8">
+      <w:numFmt w:val="decimal"/>
+      <w:lvlText w:val=""/>
+      <w:lvlJc w:val="left"/>
+    </w:lvl>
+    <w:lvl w:ilvl="8" w:tplc="723C0354">
       <w:numFmt w:val="decimal"/>
       <w:lvlText w:val=""/>
       <w:lvlJc w:val="left"/>
     </w:lvl>
   </w:abstractNum>
   <w:abstractNum w:abstractNumId="50" w15:restartNumberingAfterBreak="0">
-    <w:nsid w:val="64CD501F"/>
+    <w:nsid w:val="64350D2A"/>
     <w:multiLevelType w:val="hybridMultilevel"/>
-    <w:tmpl w:val="D5325B24"/>
-    <w:lvl w:ilvl="0" w:tplc="05BC6D06" w:tentative="1">
+    <w:tmpl w:val="903A6CA0"/>
+    <w:lvl w:ilvl="0" w:tplc="95848C4C" w:tentative="1">
       <w:start w:val="1"/>
       <w:numFmt w:val="decimal"/>
       <w:lvlText w:val="%1."/>
@@ -6880,52 +7248,52 @@
         <w:ind w:left="720" w:hanging="360"/>
       </w:pPr>
     </w:lvl>
-    <w:lvl w:ilvl="1" w:tplc="DBD28E46">
-      <w:numFmt w:val="decimal"/>
-      <w:lvlText w:val=""/>
-      <w:lvlJc w:val="left"/>
-    </w:lvl>
-    <w:lvl w:ilvl="2" w:tplc="B6B61158">
-      <w:numFmt w:val="decimal"/>
-      <w:lvlText w:val=""/>
-      <w:lvlJc w:val="left"/>
-    </w:lvl>
-    <w:lvl w:ilvl="3" w:tplc="C4D013A6">
-      <w:numFmt w:val="decimal"/>
-      <w:lvlText w:val=""/>
-      <w:lvlJc w:val="left"/>
-    </w:lvl>
-    <w:lvl w:ilvl="4" w:tplc="2CB47A00">
-      <w:numFmt w:val="decimal"/>
-      <w:lvlText w:val=""/>
-      <w:lvlJc w:val="left"/>
-    </w:lvl>
-    <w:lvl w:ilvl="5" w:tplc="BB94C9FE">
-      <w:numFmt w:val="decimal"/>
-      <w:lvlText w:val=""/>
-      <w:lvlJc w:val="left"/>
-    </w:lvl>
-    <w:lvl w:ilvl="6" w:tplc="9FC01440">
-      <w:numFmt w:val="decimal"/>
-      <w:lvlText w:val=""/>
-      <w:lvlJc w:val="left"/>
-    </w:lvl>
-    <w:lvl w:ilvl="7" w:tplc="3348DD28">
-      <w:numFmt w:val="decimal"/>
-      <w:lvlText w:val=""/>
-      <w:lvlJc w:val="left"/>
-    </w:lvl>
-    <w:lvl w:ilvl="8" w:tplc="C5307030">
+    <w:lvl w:ilvl="1" w:tplc="BA608900">
+      <w:numFmt w:val="decimal"/>
+      <w:lvlText w:val=""/>
+      <w:lvlJc w:val="left"/>
+    </w:lvl>
+    <w:lvl w:ilvl="2" w:tplc="4F7A737C">
+      <w:numFmt w:val="decimal"/>
+      <w:lvlText w:val=""/>
+      <w:lvlJc w:val="left"/>
+    </w:lvl>
+    <w:lvl w:ilvl="3" w:tplc="B8AE6C76">
+      <w:numFmt w:val="decimal"/>
+      <w:lvlText w:val=""/>
+      <w:lvlJc w:val="left"/>
+    </w:lvl>
+    <w:lvl w:ilvl="4" w:tplc="7C22B782">
+      <w:numFmt w:val="decimal"/>
+      <w:lvlText w:val=""/>
+      <w:lvlJc w:val="left"/>
+    </w:lvl>
+    <w:lvl w:ilvl="5" w:tplc="9FCAAC96">
+      <w:numFmt w:val="decimal"/>
+      <w:lvlText w:val=""/>
+      <w:lvlJc w:val="left"/>
+    </w:lvl>
+    <w:lvl w:ilvl="6" w:tplc="7B527326">
+      <w:numFmt w:val="decimal"/>
+      <w:lvlText w:val=""/>
+      <w:lvlJc w:val="left"/>
+    </w:lvl>
+    <w:lvl w:ilvl="7" w:tplc="164825DE">
+      <w:numFmt w:val="decimal"/>
+      <w:lvlText w:val=""/>
+      <w:lvlJc w:val="left"/>
+    </w:lvl>
+    <w:lvl w:ilvl="8" w:tplc="FD24F184">
       <w:numFmt w:val="decimal"/>
       <w:lvlText w:val=""/>
       <w:lvlJc w:val="left"/>
     </w:lvl>
   </w:abstractNum>
   <w:abstractNum w:abstractNumId="51" w15:restartNumberingAfterBreak="0">
-    <w:nsid w:val="65C15B40"/>
+    <w:nsid w:val="653E4699"/>
     <w:multiLevelType w:val="hybridMultilevel"/>
-    <w:tmpl w:val="FE84B22A"/>
-    <w:lvl w:ilvl="0" w:tplc="8B2E0F28" w:tentative="1">
+    <w:tmpl w:val="17F43FC0"/>
+    <w:lvl w:ilvl="0" w:tplc="F9A6F1F8" w:tentative="1">
       <w:start w:val="1"/>
       <w:numFmt w:val="decimal"/>
       <w:lvlText w:val="%1."/>
@@ -6934,52 +7302,52 @@
         <w:ind w:left="720" w:hanging="360"/>
       </w:pPr>
     </w:lvl>
-    <w:lvl w:ilvl="1" w:tplc="C598D09C">
-      <w:numFmt w:val="decimal"/>
-      <w:lvlText w:val=""/>
-      <w:lvlJc w:val="left"/>
-    </w:lvl>
-    <w:lvl w:ilvl="2" w:tplc="94701EE4">
-      <w:numFmt w:val="decimal"/>
-      <w:lvlText w:val=""/>
-      <w:lvlJc w:val="left"/>
-    </w:lvl>
-    <w:lvl w:ilvl="3" w:tplc="933CE892">
-      <w:numFmt w:val="decimal"/>
-      <w:lvlText w:val=""/>
-      <w:lvlJc w:val="left"/>
-    </w:lvl>
-    <w:lvl w:ilvl="4" w:tplc="B12A450E">
-      <w:numFmt w:val="decimal"/>
-      <w:lvlText w:val=""/>
-      <w:lvlJc w:val="left"/>
-    </w:lvl>
-    <w:lvl w:ilvl="5" w:tplc="841A5CE0">
-      <w:numFmt w:val="decimal"/>
-      <w:lvlText w:val=""/>
-      <w:lvlJc w:val="left"/>
-    </w:lvl>
-    <w:lvl w:ilvl="6" w:tplc="9ADED706">
-      <w:numFmt w:val="decimal"/>
-      <w:lvlText w:val=""/>
-      <w:lvlJc w:val="left"/>
-    </w:lvl>
-    <w:lvl w:ilvl="7" w:tplc="85EC284E">
-      <w:numFmt w:val="decimal"/>
-      <w:lvlText w:val=""/>
-      <w:lvlJc w:val="left"/>
-    </w:lvl>
-    <w:lvl w:ilvl="8" w:tplc="9C8E938A">
+    <w:lvl w:ilvl="1" w:tplc="44C80192">
+      <w:numFmt w:val="decimal"/>
+      <w:lvlText w:val=""/>
+      <w:lvlJc w:val="left"/>
+    </w:lvl>
+    <w:lvl w:ilvl="2" w:tplc="8A1E13D4">
+      <w:numFmt w:val="decimal"/>
+      <w:lvlText w:val=""/>
+      <w:lvlJc w:val="left"/>
+    </w:lvl>
+    <w:lvl w:ilvl="3" w:tplc="13923380">
+      <w:numFmt w:val="decimal"/>
+      <w:lvlText w:val=""/>
+      <w:lvlJc w:val="left"/>
+    </w:lvl>
+    <w:lvl w:ilvl="4" w:tplc="40EAD568">
+      <w:numFmt w:val="decimal"/>
+      <w:lvlText w:val=""/>
+      <w:lvlJc w:val="left"/>
+    </w:lvl>
+    <w:lvl w:ilvl="5" w:tplc="78442E22">
+      <w:numFmt w:val="decimal"/>
+      <w:lvlText w:val=""/>
+      <w:lvlJc w:val="left"/>
+    </w:lvl>
+    <w:lvl w:ilvl="6" w:tplc="5E289EEE">
+      <w:numFmt w:val="decimal"/>
+      <w:lvlText w:val=""/>
+      <w:lvlJc w:val="left"/>
+    </w:lvl>
+    <w:lvl w:ilvl="7" w:tplc="7C205160">
+      <w:numFmt w:val="decimal"/>
+      <w:lvlText w:val=""/>
+      <w:lvlJc w:val="left"/>
+    </w:lvl>
+    <w:lvl w:ilvl="8" w:tplc="4C56DC96">
       <w:numFmt w:val="decimal"/>
       <w:lvlText w:val=""/>
       <w:lvlJc w:val="left"/>
     </w:lvl>
   </w:abstractNum>
   <w:abstractNum w:abstractNumId="52" w15:restartNumberingAfterBreak="0">
-    <w:nsid w:val="6754550D"/>
+    <w:nsid w:val="6C7A5045"/>
     <w:multiLevelType w:val="hybridMultilevel"/>
-    <w:tmpl w:val="42C00E52"/>
-    <w:lvl w:ilvl="0" w:tplc="BDB44D78" w:tentative="1">
+    <w:tmpl w:val="4416694A"/>
+    <w:lvl w:ilvl="0" w:tplc="B7222832" w:tentative="1">
       <w:start w:val="1"/>
       <w:numFmt w:val="decimal"/>
       <w:lvlText w:val="%1."/>
@@ -6988,52 +7356,52 @@
         <w:ind w:left="720" w:hanging="360"/>
       </w:pPr>
     </w:lvl>
-    <w:lvl w:ilvl="1" w:tplc="7BF4B590">
-      <w:numFmt w:val="decimal"/>
-      <w:lvlText w:val=""/>
-      <w:lvlJc w:val="left"/>
-    </w:lvl>
-    <w:lvl w:ilvl="2" w:tplc="06262E8A">
-      <w:numFmt w:val="decimal"/>
-      <w:lvlText w:val=""/>
-      <w:lvlJc w:val="left"/>
-    </w:lvl>
-    <w:lvl w:ilvl="3" w:tplc="E0FA998E">
-      <w:numFmt w:val="decimal"/>
-      <w:lvlText w:val=""/>
-      <w:lvlJc w:val="left"/>
-    </w:lvl>
-    <w:lvl w:ilvl="4" w:tplc="44AAB806">
-      <w:numFmt w:val="decimal"/>
-      <w:lvlText w:val=""/>
-      <w:lvlJc w:val="left"/>
-    </w:lvl>
-    <w:lvl w:ilvl="5" w:tplc="56486F06">
-      <w:numFmt w:val="decimal"/>
-      <w:lvlText w:val=""/>
-      <w:lvlJc w:val="left"/>
-    </w:lvl>
-    <w:lvl w:ilvl="6" w:tplc="C602C70E">
-      <w:numFmt w:val="decimal"/>
-      <w:lvlText w:val=""/>
-      <w:lvlJc w:val="left"/>
-    </w:lvl>
-    <w:lvl w:ilvl="7" w:tplc="18B2DA90">
-      <w:numFmt w:val="decimal"/>
-      <w:lvlText w:val=""/>
-      <w:lvlJc w:val="left"/>
-    </w:lvl>
-    <w:lvl w:ilvl="8" w:tplc="5386AF30">
+    <w:lvl w:ilvl="1" w:tplc="5E8EF5DC">
+      <w:numFmt w:val="decimal"/>
+      <w:lvlText w:val=""/>
+      <w:lvlJc w:val="left"/>
+    </w:lvl>
+    <w:lvl w:ilvl="2" w:tplc="BE8A5C96">
+      <w:numFmt w:val="decimal"/>
+      <w:lvlText w:val=""/>
+      <w:lvlJc w:val="left"/>
+    </w:lvl>
+    <w:lvl w:ilvl="3" w:tplc="56A6874C">
+      <w:numFmt w:val="decimal"/>
+      <w:lvlText w:val=""/>
+      <w:lvlJc w:val="left"/>
+    </w:lvl>
+    <w:lvl w:ilvl="4" w:tplc="EF4250FC">
+      <w:numFmt w:val="decimal"/>
+      <w:lvlText w:val=""/>
+      <w:lvlJc w:val="left"/>
+    </w:lvl>
+    <w:lvl w:ilvl="5" w:tplc="59AA5442">
+      <w:numFmt w:val="decimal"/>
+      <w:lvlText w:val=""/>
+      <w:lvlJc w:val="left"/>
+    </w:lvl>
+    <w:lvl w:ilvl="6" w:tplc="E5A0B4AE">
+      <w:numFmt w:val="decimal"/>
+      <w:lvlText w:val=""/>
+      <w:lvlJc w:val="left"/>
+    </w:lvl>
+    <w:lvl w:ilvl="7" w:tplc="25C8E85C">
+      <w:numFmt w:val="decimal"/>
+      <w:lvlText w:val=""/>
+      <w:lvlJc w:val="left"/>
+    </w:lvl>
+    <w:lvl w:ilvl="8" w:tplc="9E58479A">
       <w:numFmt w:val="decimal"/>
       <w:lvlText w:val=""/>
       <w:lvlJc w:val="left"/>
     </w:lvl>
   </w:abstractNum>
   <w:abstractNum w:abstractNumId="53" w15:restartNumberingAfterBreak="0">
-    <w:nsid w:val="68392DCD"/>
+    <w:nsid w:val="6F387F88"/>
     <w:multiLevelType w:val="hybridMultilevel"/>
-    <w:tmpl w:val="99BC5E26"/>
-    <w:lvl w:ilvl="0" w:tplc="5F3C0CA8" w:tentative="1">
+    <w:tmpl w:val="C65C35A8"/>
+    <w:lvl w:ilvl="0" w:tplc="FD16F11C" w:tentative="1">
       <w:start w:val="1"/>
       <w:numFmt w:val="decimal"/>
       <w:lvlText w:val="%1."/>
@@ -7042,52 +7410,52 @@
         <w:ind w:left="720" w:hanging="360"/>
       </w:pPr>
     </w:lvl>
-    <w:lvl w:ilvl="1" w:tplc="FE384590">
-      <w:numFmt w:val="decimal"/>
-      <w:lvlText w:val=""/>
-      <w:lvlJc w:val="left"/>
-    </w:lvl>
-    <w:lvl w:ilvl="2" w:tplc="FC167D06">
-      <w:numFmt w:val="decimal"/>
-      <w:lvlText w:val=""/>
-      <w:lvlJc w:val="left"/>
-    </w:lvl>
-    <w:lvl w:ilvl="3" w:tplc="D260371A">
-      <w:numFmt w:val="decimal"/>
-      <w:lvlText w:val=""/>
-      <w:lvlJc w:val="left"/>
-    </w:lvl>
-    <w:lvl w:ilvl="4" w:tplc="6AD295FE">
-      <w:numFmt w:val="decimal"/>
-      <w:lvlText w:val=""/>
-      <w:lvlJc w:val="left"/>
-    </w:lvl>
-    <w:lvl w:ilvl="5" w:tplc="C8785EC2">
-      <w:numFmt w:val="decimal"/>
-      <w:lvlText w:val=""/>
-      <w:lvlJc w:val="left"/>
-    </w:lvl>
-    <w:lvl w:ilvl="6" w:tplc="B76E9C0C">
-      <w:numFmt w:val="decimal"/>
-      <w:lvlText w:val=""/>
-      <w:lvlJc w:val="left"/>
-    </w:lvl>
-    <w:lvl w:ilvl="7" w:tplc="F816276A">
-      <w:numFmt w:val="decimal"/>
-      <w:lvlText w:val=""/>
-      <w:lvlJc w:val="left"/>
-    </w:lvl>
-    <w:lvl w:ilvl="8" w:tplc="4F6A13FE">
+    <w:lvl w:ilvl="1" w:tplc="584491A2">
+      <w:numFmt w:val="decimal"/>
+      <w:lvlText w:val=""/>
+      <w:lvlJc w:val="left"/>
+    </w:lvl>
+    <w:lvl w:ilvl="2" w:tplc="6DB2B654">
+      <w:numFmt w:val="decimal"/>
+      <w:lvlText w:val=""/>
+      <w:lvlJc w:val="left"/>
+    </w:lvl>
+    <w:lvl w:ilvl="3" w:tplc="2924C4DE">
+      <w:numFmt w:val="decimal"/>
+      <w:lvlText w:val=""/>
+      <w:lvlJc w:val="left"/>
+    </w:lvl>
+    <w:lvl w:ilvl="4" w:tplc="12A499DC">
+      <w:numFmt w:val="decimal"/>
+      <w:lvlText w:val=""/>
+      <w:lvlJc w:val="left"/>
+    </w:lvl>
+    <w:lvl w:ilvl="5" w:tplc="3C76D87A">
+      <w:numFmt w:val="decimal"/>
+      <w:lvlText w:val=""/>
+      <w:lvlJc w:val="left"/>
+    </w:lvl>
+    <w:lvl w:ilvl="6" w:tplc="7AF813D6">
+      <w:numFmt w:val="decimal"/>
+      <w:lvlText w:val=""/>
+      <w:lvlJc w:val="left"/>
+    </w:lvl>
+    <w:lvl w:ilvl="7" w:tplc="6CA0CADA">
+      <w:numFmt w:val="decimal"/>
+      <w:lvlText w:val=""/>
+      <w:lvlJc w:val="left"/>
+    </w:lvl>
+    <w:lvl w:ilvl="8" w:tplc="B1A0D394">
       <w:numFmt w:val="decimal"/>
       <w:lvlText w:val=""/>
       <w:lvlJc w:val="left"/>
     </w:lvl>
   </w:abstractNum>
   <w:abstractNum w:abstractNumId="54" w15:restartNumberingAfterBreak="0">
-    <w:nsid w:val="69315553"/>
+    <w:nsid w:val="720155DB"/>
     <w:multiLevelType w:val="hybridMultilevel"/>
-    <w:tmpl w:val="10805A04"/>
-    <w:lvl w:ilvl="0" w:tplc="9E4E9CF2" w:tentative="1">
+    <w:tmpl w:val="F57C23DE"/>
+    <w:lvl w:ilvl="0" w:tplc="57501496" w:tentative="1">
       <w:start w:val="1"/>
       <w:numFmt w:val="decimal"/>
       <w:lvlText w:val="%1."/>
@@ -7096,52 +7464,52 @@
         <w:ind w:left="720" w:hanging="360"/>
       </w:pPr>
     </w:lvl>
-    <w:lvl w:ilvl="1" w:tplc="7D64DFBE">
-      <w:numFmt w:val="decimal"/>
-      <w:lvlText w:val=""/>
-      <w:lvlJc w:val="left"/>
-    </w:lvl>
-    <w:lvl w:ilvl="2" w:tplc="156E84FE">
-      <w:numFmt w:val="decimal"/>
-      <w:lvlText w:val=""/>
-      <w:lvlJc w:val="left"/>
-    </w:lvl>
-    <w:lvl w:ilvl="3" w:tplc="7C9C057E">
-      <w:numFmt w:val="decimal"/>
-      <w:lvlText w:val=""/>
-      <w:lvlJc w:val="left"/>
-    </w:lvl>
-    <w:lvl w:ilvl="4" w:tplc="EB1411E8">
-      <w:numFmt w:val="decimal"/>
-      <w:lvlText w:val=""/>
-      <w:lvlJc w:val="left"/>
-    </w:lvl>
-    <w:lvl w:ilvl="5" w:tplc="489CE042">
-      <w:numFmt w:val="decimal"/>
-      <w:lvlText w:val=""/>
-      <w:lvlJc w:val="left"/>
-    </w:lvl>
-    <w:lvl w:ilvl="6" w:tplc="C310F7A0">
-      <w:numFmt w:val="decimal"/>
-      <w:lvlText w:val=""/>
-      <w:lvlJc w:val="left"/>
-    </w:lvl>
-    <w:lvl w:ilvl="7" w:tplc="7B68BEEC">
-      <w:numFmt w:val="decimal"/>
-      <w:lvlText w:val=""/>
-      <w:lvlJc w:val="left"/>
-    </w:lvl>
-    <w:lvl w:ilvl="8" w:tplc="0A2A67D8">
+    <w:lvl w:ilvl="1" w:tplc="3CF291D8">
+      <w:numFmt w:val="decimal"/>
+      <w:lvlText w:val=""/>
+      <w:lvlJc w:val="left"/>
+    </w:lvl>
+    <w:lvl w:ilvl="2" w:tplc="78606A16">
+      <w:numFmt w:val="decimal"/>
+      <w:lvlText w:val=""/>
+      <w:lvlJc w:val="left"/>
+    </w:lvl>
+    <w:lvl w:ilvl="3" w:tplc="283A8DCC">
+      <w:numFmt w:val="decimal"/>
+      <w:lvlText w:val=""/>
+      <w:lvlJc w:val="left"/>
+    </w:lvl>
+    <w:lvl w:ilvl="4" w:tplc="49C0A3B4">
+      <w:numFmt w:val="decimal"/>
+      <w:lvlText w:val=""/>
+      <w:lvlJc w:val="left"/>
+    </w:lvl>
+    <w:lvl w:ilvl="5" w:tplc="D6AAE4B6">
+      <w:numFmt w:val="decimal"/>
+      <w:lvlText w:val=""/>
+      <w:lvlJc w:val="left"/>
+    </w:lvl>
+    <w:lvl w:ilvl="6" w:tplc="B7A8586E">
+      <w:numFmt w:val="decimal"/>
+      <w:lvlText w:val=""/>
+      <w:lvlJc w:val="left"/>
+    </w:lvl>
+    <w:lvl w:ilvl="7" w:tplc="DE8899B4">
+      <w:numFmt w:val="decimal"/>
+      <w:lvlText w:val=""/>
+      <w:lvlJc w:val="left"/>
+    </w:lvl>
+    <w:lvl w:ilvl="8" w:tplc="07F24824">
       <w:numFmt w:val="decimal"/>
       <w:lvlText w:val=""/>
       <w:lvlJc w:val="left"/>
     </w:lvl>
   </w:abstractNum>
   <w:abstractNum w:abstractNumId="55" w15:restartNumberingAfterBreak="0">
-    <w:nsid w:val="6B992616"/>
+    <w:nsid w:val="75D06F49"/>
     <w:multiLevelType w:val="hybridMultilevel"/>
-    <w:tmpl w:val="B346FDF2"/>
-    <w:lvl w:ilvl="0" w:tplc="FA4E161A" w:tentative="1">
+    <w:tmpl w:val="435A30FC"/>
+    <w:lvl w:ilvl="0" w:tplc="AB78A072" w:tentative="1">
       <w:start w:val="1"/>
       <w:numFmt w:val="decimal"/>
       <w:lvlText w:val="%1."/>
@@ -7150,52 +7518,52 @@
         <w:ind w:left="720" w:hanging="360"/>
       </w:pPr>
     </w:lvl>
-    <w:lvl w:ilvl="1" w:tplc="34EC8E0A">
-      <w:numFmt w:val="decimal"/>
-      <w:lvlText w:val=""/>
-      <w:lvlJc w:val="left"/>
-    </w:lvl>
-    <w:lvl w:ilvl="2" w:tplc="96967D40">
-      <w:numFmt w:val="decimal"/>
-      <w:lvlText w:val=""/>
-      <w:lvlJc w:val="left"/>
-    </w:lvl>
-    <w:lvl w:ilvl="3" w:tplc="630632E4">
-      <w:numFmt w:val="decimal"/>
-      <w:lvlText w:val=""/>
-      <w:lvlJc w:val="left"/>
-    </w:lvl>
-    <w:lvl w:ilvl="4" w:tplc="D0C6E822">
-      <w:numFmt w:val="decimal"/>
-      <w:lvlText w:val=""/>
-      <w:lvlJc w:val="left"/>
-    </w:lvl>
-    <w:lvl w:ilvl="5" w:tplc="0DF84D36">
-      <w:numFmt w:val="decimal"/>
-      <w:lvlText w:val=""/>
-      <w:lvlJc w:val="left"/>
-    </w:lvl>
-    <w:lvl w:ilvl="6" w:tplc="8D0A1D14">
-      <w:numFmt w:val="decimal"/>
-      <w:lvlText w:val=""/>
-      <w:lvlJc w:val="left"/>
-    </w:lvl>
-    <w:lvl w:ilvl="7" w:tplc="F8C67C0A">
-      <w:numFmt w:val="decimal"/>
-      <w:lvlText w:val=""/>
-      <w:lvlJc w:val="left"/>
-    </w:lvl>
-    <w:lvl w:ilvl="8" w:tplc="FCF871DE">
+    <w:lvl w:ilvl="1" w:tplc="D976279E">
+      <w:numFmt w:val="decimal"/>
+      <w:lvlText w:val=""/>
+      <w:lvlJc w:val="left"/>
+    </w:lvl>
+    <w:lvl w:ilvl="2" w:tplc="620E070C">
+      <w:numFmt w:val="decimal"/>
+      <w:lvlText w:val=""/>
+      <w:lvlJc w:val="left"/>
+    </w:lvl>
+    <w:lvl w:ilvl="3" w:tplc="D42070AC">
+      <w:numFmt w:val="decimal"/>
+      <w:lvlText w:val=""/>
+      <w:lvlJc w:val="left"/>
+    </w:lvl>
+    <w:lvl w:ilvl="4" w:tplc="EC344F46">
+      <w:numFmt w:val="decimal"/>
+      <w:lvlText w:val=""/>
+      <w:lvlJc w:val="left"/>
+    </w:lvl>
+    <w:lvl w:ilvl="5" w:tplc="9022D93C">
+      <w:numFmt w:val="decimal"/>
+      <w:lvlText w:val=""/>
+      <w:lvlJc w:val="left"/>
+    </w:lvl>
+    <w:lvl w:ilvl="6" w:tplc="4B4ACD9E">
+      <w:numFmt w:val="decimal"/>
+      <w:lvlText w:val=""/>
+      <w:lvlJc w:val="left"/>
+    </w:lvl>
+    <w:lvl w:ilvl="7" w:tplc="9FE45E3E">
+      <w:numFmt w:val="decimal"/>
+      <w:lvlText w:val=""/>
+      <w:lvlJc w:val="left"/>
+    </w:lvl>
+    <w:lvl w:ilvl="8" w:tplc="05CA5774">
       <w:numFmt w:val="decimal"/>
       <w:lvlText w:val=""/>
       <w:lvlJc w:val="left"/>
     </w:lvl>
   </w:abstractNum>
   <w:abstractNum w:abstractNumId="56" w15:restartNumberingAfterBreak="0">
-    <w:nsid w:val="6C4437C6"/>
+    <w:nsid w:val="75F7576A"/>
     <w:multiLevelType w:val="hybridMultilevel"/>
-    <w:tmpl w:val="D450B55E"/>
-    <w:lvl w:ilvl="0" w:tplc="5336BC7E" w:tentative="1">
+    <w:tmpl w:val="AA46DFFA"/>
+    <w:lvl w:ilvl="0" w:tplc="21AE9274" w:tentative="1">
       <w:start w:val="1"/>
       <w:numFmt w:val="decimal"/>
       <w:lvlText w:val="%1."/>
@@ -7204,52 +7572,52 @@
         <w:ind w:left="720" w:hanging="360"/>
       </w:pPr>
     </w:lvl>
-    <w:lvl w:ilvl="1" w:tplc="D3E24164">
-      <w:numFmt w:val="decimal"/>
-      <w:lvlText w:val=""/>
-      <w:lvlJc w:val="left"/>
-    </w:lvl>
-    <w:lvl w:ilvl="2" w:tplc="F5BCBDF6">
-      <w:numFmt w:val="decimal"/>
-      <w:lvlText w:val=""/>
-      <w:lvlJc w:val="left"/>
-    </w:lvl>
-    <w:lvl w:ilvl="3" w:tplc="1DF0E10E">
-      <w:numFmt w:val="decimal"/>
-      <w:lvlText w:val=""/>
-      <w:lvlJc w:val="left"/>
-    </w:lvl>
-    <w:lvl w:ilvl="4" w:tplc="631E06D4">
-      <w:numFmt w:val="decimal"/>
-      <w:lvlText w:val=""/>
-      <w:lvlJc w:val="left"/>
-    </w:lvl>
-    <w:lvl w:ilvl="5" w:tplc="36282AB2">
-      <w:numFmt w:val="decimal"/>
-      <w:lvlText w:val=""/>
-      <w:lvlJc w:val="left"/>
-    </w:lvl>
-    <w:lvl w:ilvl="6" w:tplc="63B8FB94">
-      <w:numFmt w:val="decimal"/>
-      <w:lvlText w:val=""/>
-      <w:lvlJc w:val="left"/>
-    </w:lvl>
-    <w:lvl w:ilvl="7" w:tplc="1EF4E19E">
-      <w:numFmt w:val="decimal"/>
-      <w:lvlText w:val=""/>
-      <w:lvlJc w:val="left"/>
-    </w:lvl>
-    <w:lvl w:ilvl="8" w:tplc="EB64228E">
+    <w:lvl w:ilvl="1" w:tplc="10225EEC">
+      <w:numFmt w:val="decimal"/>
+      <w:lvlText w:val=""/>
+      <w:lvlJc w:val="left"/>
+    </w:lvl>
+    <w:lvl w:ilvl="2" w:tplc="14EE5672">
+      <w:numFmt w:val="decimal"/>
+      <w:lvlText w:val=""/>
+      <w:lvlJc w:val="left"/>
+    </w:lvl>
+    <w:lvl w:ilvl="3" w:tplc="D70441F4">
+      <w:numFmt w:val="decimal"/>
+      <w:lvlText w:val=""/>
+      <w:lvlJc w:val="left"/>
+    </w:lvl>
+    <w:lvl w:ilvl="4" w:tplc="BBD20A7E">
+      <w:numFmt w:val="decimal"/>
+      <w:lvlText w:val=""/>
+      <w:lvlJc w:val="left"/>
+    </w:lvl>
+    <w:lvl w:ilvl="5" w:tplc="CFEAD780">
+      <w:numFmt w:val="decimal"/>
+      <w:lvlText w:val=""/>
+      <w:lvlJc w:val="left"/>
+    </w:lvl>
+    <w:lvl w:ilvl="6" w:tplc="DDE40F18">
+      <w:numFmt w:val="decimal"/>
+      <w:lvlText w:val=""/>
+      <w:lvlJc w:val="left"/>
+    </w:lvl>
+    <w:lvl w:ilvl="7" w:tplc="7F2EA308">
+      <w:numFmt w:val="decimal"/>
+      <w:lvlText w:val=""/>
+      <w:lvlJc w:val="left"/>
+    </w:lvl>
+    <w:lvl w:ilvl="8" w:tplc="E2A44314">
       <w:numFmt w:val="decimal"/>
       <w:lvlText w:val=""/>
       <w:lvlJc w:val="left"/>
     </w:lvl>
   </w:abstractNum>
   <w:abstractNum w:abstractNumId="57" w15:restartNumberingAfterBreak="0">
-    <w:nsid w:val="78035A64"/>
+    <w:nsid w:val="78F5177F"/>
     <w:multiLevelType w:val="hybridMultilevel"/>
-    <w:tmpl w:val="FE583E32"/>
-    <w:lvl w:ilvl="0" w:tplc="920AF912" w:tentative="1">
+    <w:tmpl w:val="55B221CA"/>
+    <w:lvl w:ilvl="0" w:tplc="87506868" w:tentative="1">
       <w:start w:val="1"/>
       <w:numFmt w:val="decimal"/>
       <w:lvlText w:val="%1."/>
@@ -7258,52 +7626,52 @@
         <w:ind w:left="720" w:hanging="360"/>
       </w:pPr>
     </w:lvl>
-    <w:lvl w:ilvl="1" w:tplc="E5160858">
-      <w:numFmt w:val="decimal"/>
-      <w:lvlText w:val=""/>
-      <w:lvlJc w:val="left"/>
-    </w:lvl>
-    <w:lvl w:ilvl="2" w:tplc="9064E6F2">
-      <w:numFmt w:val="decimal"/>
-      <w:lvlText w:val=""/>
-      <w:lvlJc w:val="left"/>
-    </w:lvl>
-    <w:lvl w:ilvl="3" w:tplc="5E82F4F6">
-      <w:numFmt w:val="decimal"/>
-      <w:lvlText w:val=""/>
-      <w:lvlJc w:val="left"/>
-    </w:lvl>
-    <w:lvl w:ilvl="4" w:tplc="4D3EA34E">
-      <w:numFmt w:val="decimal"/>
-      <w:lvlText w:val=""/>
-      <w:lvlJc w:val="left"/>
-    </w:lvl>
-    <w:lvl w:ilvl="5" w:tplc="7CEA8EF2">
-      <w:numFmt w:val="decimal"/>
-      <w:lvlText w:val=""/>
-      <w:lvlJc w:val="left"/>
-    </w:lvl>
-    <w:lvl w:ilvl="6" w:tplc="5CF6B7C2">
-      <w:numFmt w:val="decimal"/>
-      <w:lvlText w:val=""/>
-      <w:lvlJc w:val="left"/>
-    </w:lvl>
-    <w:lvl w:ilvl="7" w:tplc="08249836">
-      <w:numFmt w:val="decimal"/>
-      <w:lvlText w:val=""/>
-      <w:lvlJc w:val="left"/>
-    </w:lvl>
-    <w:lvl w:ilvl="8" w:tplc="F3663A76">
+    <w:lvl w:ilvl="1" w:tplc="B8320FC6">
+      <w:numFmt w:val="decimal"/>
+      <w:lvlText w:val=""/>
+      <w:lvlJc w:val="left"/>
+    </w:lvl>
+    <w:lvl w:ilvl="2" w:tplc="8CE6C72C">
+      <w:numFmt w:val="decimal"/>
+      <w:lvlText w:val=""/>
+      <w:lvlJc w:val="left"/>
+    </w:lvl>
+    <w:lvl w:ilvl="3" w:tplc="5D18BBF0">
+      <w:numFmt w:val="decimal"/>
+      <w:lvlText w:val=""/>
+      <w:lvlJc w:val="left"/>
+    </w:lvl>
+    <w:lvl w:ilvl="4" w:tplc="69DA63A2">
+      <w:numFmt w:val="decimal"/>
+      <w:lvlText w:val=""/>
+      <w:lvlJc w:val="left"/>
+    </w:lvl>
+    <w:lvl w:ilvl="5" w:tplc="A092AB98">
+      <w:numFmt w:val="decimal"/>
+      <w:lvlText w:val=""/>
+      <w:lvlJc w:val="left"/>
+    </w:lvl>
+    <w:lvl w:ilvl="6" w:tplc="82A689EA">
+      <w:numFmt w:val="decimal"/>
+      <w:lvlText w:val=""/>
+      <w:lvlJc w:val="left"/>
+    </w:lvl>
+    <w:lvl w:ilvl="7" w:tplc="7DD6F430">
+      <w:numFmt w:val="decimal"/>
+      <w:lvlText w:val=""/>
+      <w:lvlJc w:val="left"/>
+    </w:lvl>
+    <w:lvl w:ilvl="8" w:tplc="946695F6">
       <w:numFmt w:val="decimal"/>
       <w:lvlText w:val=""/>
       <w:lvlJc w:val="left"/>
     </w:lvl>
   </w:abstractNum>
   <w:abstractNum w:abstractNumId="58" w15:restartNumberingAfterBreak="0">
-    <w:nsid w:val="792F4DDC"/>
+    <w:nsid w:val="79662006"/>
     <w:multiLevelType w:val="hybridMultilevel"/>
-    <w:tmpl w:val="6692547E"/>
-    <w:lvl w:ilvl="0" w:tplc="CC42A0D8" w:tentative="1">
+    <w:tmpl w:val="7F02DA0E"/>
+    <w:lvl w:ilvl="0" w:tplc="CBECB4DE" w:tentative="1">
       <w:start w:val="1"/>
       <w:numFmt w:val="decimal"/>
       <w:lvlText w:val="%1."/>
@@ -7312,52 +7680,52 @@
         <w:ind w:left="720" w:hanging="360"/>
       </w:pPr>
     </w:lvl>
-    <w:lvl w:ilvl="1" w:tplc="1DD4B75C">
-      <w:numFmt w:val="decimal"/>
-      <w:lvlText w:val=""/>
-      <w:lvlJc w:val="left"/>
-    </w:lvl>
-    <w:lvl w:ilvl="2" w:tplc="D0D64A5E">
-      <w:numFmt w:val="decimal"/>
-      <w:lvlText w:val=""/>
-      <w:lvlJc w:val="left"/>
-    </w:lvl>
-    <w:lvl w:ilvl="3" w:tplc="7A383286">
-      <w:numFmt w:val="decimal"/>
-      <w:lvlText w:val=""/>
-      <w:lvlJc w:val="left"/>
-    </w:lvl>
-    <w:lvl w:ilvl="4" w:tplc="BE44B25C">
-      <w:numFmt w:val="decimal"/>
-      <w:lvlText w:val=""/>
-      <w:lvlJc w:val="left"/>
-    </w:lvl>
-    <w:lvl w:ilvl="5" w:tplc="23361526">
-      <w:numFmt w:val="decimal"/>
-      <w:lvlText w:val=""/>
-      <w:lvlJc w:val="left"/>
-    </w:lvl>
-    <w:lvl w:ilvl="6" w:tplc="93A82854">
-      <w:numFmt w:val="decimal"/>
-      <w:lvlText w:val=""/>
-      <w:lvlJc w:val="left"/>
-    </w:lvl>
-    <w:lvl w:ilvl="7" w:tplc="69A8E358">
-      <w:numFmt w:val="decimal"/>
-      <w:lvlText w:val=""/>
-      <w:lvlJc w:val="left"/>
-    </w:lvl>
-    <w:lvl w:ilvl="8" w:tplc="2660BADC">
+    <w:lvl w:ilvl="1" w:tplc="417476B2">
+      <w:numFmt w:val="decimal"/>
+      <w:lvlText w:val=""/>
+      <w:lvlJc w:val="left"/>
+    </w:lvl>
+    <w:lvl w:ilvl="2" w:tplc="FD684390">
+      <w:numFmt w:val="decimal"/>
+      <w:lvlText w:val=""/>
+      <w:lvlJc w:val="left"/>
+    </w:lvl>
+    <w:lvl w:ilvl="3" w:tplc="62D04B68">
+      <w:numFmt w:val="decimal"/>
+      <w:lvlText w:val=""/>
+      <w:lvlJc w:val="left"/>
+    </w:lvl>
+    <w:lvl w:ilvl="4" w:tplc="455A0BC8">
+      <w:numFmt w:val="decimal"/>
+      <w:lvlText w:val=""/>
+      <w:lvlJc w:val="left"/>
+    </w:lvl>
+    <w:lvl w:ilvl="5" w:tplc="5F34C1B8">
+      <w:numFmt w:val="decimal"/>
+      <w:lvlText w:val=""/>
+      <w:lvlJc w:val="left"/>
+    </w:lvl>
+    <w:lvl w:ilvl="6" w:tplc="3E2800CA">
+      <w:numFmt w:val="decimal"/>
+      <w:lvlText w:val=""/>
+      <w:lvlJc w:val="left"/>
+    </w:lvl>
+    <w:lvl w:ilvl="7" w:tplc="9426E50E">
+      <w:numFmt w:val="decimal"/>
+      <w:lvlText w:val=""/>
+      <w:lvlJc w:val="left"/>
+    </w:lvl>
+    <w:lvl w:ilvl="8" w:tplc="FBB266EA">
       <w:numFmt w:val="decimal"/>
       <w:lvlText w:val=""/>
       <w:lvlJc w:val="left"/>
     </w:lvl>
   </w:abstractNum>
   <w:abstractNum w:abstractNumId="59" w15:restartNumberingAfterBreak="0">
-    <w:nsid w:val="7C5A5985"/>
+    <w:nsid w:val="79BD079E"/>
     <w:multiLevelType w:val="hybridMultilevel"/>
-    <w:tmpl w:val="1212B710"/>
-    <w:lvl w:ilvl="0" w:tplc="5282987E" w:tentative="1">
+    <w:tmpl w:val="AC2813AE"/>
+    <w:lvl w:ilvl="0" w:tplc="468CF0F6" w:tentative="1">
       <w:start w:val="1"/>
       <w:numFmt w:val="decimal"/>
       <w:lvlText w:val="%1."/>
@@ -7366,52 +7734,52 @@
         <w:ind w:left="720" w:hanging="360"/>
       </w:pPr>
     </w:lvl>
-    <w:lvl w:ilvl="1" w:tplc="C7E4F0C6">
-      <w:numFmt w:val="decimal"/>
-      <w:lvlText w:val=""/>
-      <w:lvlJc w:val="left"/>
-    </w:lvl>
-    <w:lvl w:ilvl="2" w:tplc="8AC8B48A">
-      <w:numFmt w:val="decimal"/>
-      <w:lvlText w:val=""/>
-      <w:lvlJc w:val="left"/>
-    </w:lvl>
-    <w:lvl w:ilvl="3" w:tplc="B2784042">
-      <w:numFmt w:val="decimal"/>
-      <w:lvlText w:val=""/>
-      <w:lvlJc w:val="left"/>
-    </w:lvl>
-    <w:lvl w:ilvl="4" w:tplc="7818C106">
-      <w:numFmt w:val="decimal"/>
-      <w:lvlText w:val=""/>
-      <w:lvlJc w:val="left"/>
-    </w:lvl>
-    <w:lvl w:ilvl="5" w:tplc="942856BC">
-      <w:numFmt w:val="decimal"/>
-      <w:lvlText w:val=""/>
-      <w:lvlJc w:val="left"/>
-    </w:lvl>
-    <w:lvl w:ilvl="6" w:tplc="BABE99DA">
-      <w:numFmt w:val="decimal"/>
-      <w:lvlText w:val=""/>
-      <w:lvlJc w:val="left"/>
-    </w:lvl>
-    <w:lvl w:ilvl="7" w:tplc="BE1257B2">
-      <w:numFmt w:val="decimal"/>
-      <w:lvlText w:val=""/>
-      <w:lvlJc w:val="left"/>
-    </w:lvl>
-    <w:lvl w:ilvl="8" w:tplc="B00EA0CE">
+    <w:lvl w:ilvl="1" w:tplc="D046A53A">
+      <w:numFmt w:val="decimal"/>
+      <w:lvlText w:val=""/>
+      <w:lvlJc w:val="left"/>
+    </w:lvl>
+    <w:lvl w:ilvl="2" w:tplc="15B04320">
+      <w:numFmt w:val="decimal"/>
+      <w:lvlText w:val=""/>
+      <w:lvlJc w:val="left"/>
+    </w:lvl>
+    <w:lvl w:ilvl="3" w:tplc="A3D0E9E6">
+      <w:numFmt w:val="decimal"/>
+      <w:lvlText w:val=""/>
+      <w:lvlJc w:val="left"/>
+    </w:lvl>
+    <w:lvl w:ilvl="4" w:tplc="A888DB78">
+      <w:numFmt w:val="decimal"/>
+      <w:lvlText w:val=""/>
+      <w:lvlJc w:val="left"/>
+    </w:lvl>
+    <w:lvl w:ilvl="5" w:tplc="46DE3BA4">
+      <w:numFmt w:val="decimal"/>
+      <w:lvlText w:val=""/>
+      <w:lvlJc w:val="left"/>
+    </w:lvl>
+    <w:lvl w:ilvl="6" w:tplc="69067822">
+      <w:numFmt w:val="decimal"/>
+      <w:lvlText w:val=""/>
+      <w:lvlJc w:val="left"/>
+    </w:lvl>
+    <w:lvl w:ilvl="7" w:tplc="1042FA20">
+      <w:numFmt w:val="decimal"/>
+      <w:lvlText w:val=""/>
+      <w:lvlJc w:val="left"/>
+    </w:lvl>
+    <w:lvl w:ilvl="8" w:tplc="5FCC8616">
       <w:numFmt w:val="decimal"/>
       <w:lvlText w:val=""/>
       <w:lvlJc w:val="left"/>
     </w:lvl>
   </w:abstractNum>
   <w:abstractNum w:abstractNumId="60" w15:restartNumberingAfterBreak="0">
-    <w:nsid w:val="7C9079C2"/>
+    <w:nsid w:val="7E1426D7"/>
     <w:multiLevelType w:val="hybridMultilevel"/>
-    <w:tmpl w:val="A9C6959A"/>
-    <w:lvl w:ilvl="0" w:tplc="A97EBFDC" w:tentative="1">
+    <w:tmpl w:val="6F78B660"/>
+    <w:lvl w:ilvl="0" w:tplc="164823D2" w:tentative="1">
       <w:start w:val="1"/>
       <w:numFmt w:val="decimal"/>
       <w:lvlText w:val="%1."/>
@@ -7420,52 +7788,52 @@
         <w:ind w:left="720" w:hanging="360"/>
       </w:pPr>
     </w:lvl>
-    <w:lvl w:ilvl="1" w:tplc="D242C104">
-      <w:numFmt w:val="decimal"/>
-      <w:lvlText w:val=""/>
-      <w:lvlJc w:val="left"/>
-    </w:lvl>
-    <w:lvl w:ilvl="2" w:tplc="2CB689CE">
-      <w:numFmt w:val="decimal"/>
-      <w:lvlText w:val=""/>
-      <w:lvlJc w:val="left"/>
-    </w:lvl>
-    <w:lvl w:ilvl="3" w:tplc="4A9A816C">
-      <w:numFmt w:val="decimal"/>
-      <w:lvlText w:val=""/>
-      <w:lvlJc w:val="left"/>
-    </w:lvl>
-    <w:lvl w:ilvl="4" w:tplc="8E305BE0">
-      <w:numFmt w:val="decimal"/>
-      <w:lvlText w:val=""/>
-      <w:lvlJc w:val="left"/>
-    </w:lvl>
-    <w:lvl w:ilvl="5" w:tplc="F73E9A28">
-      <w:numFmt w:val="decimal"/>
-      <w:lvlText w:val=""/>
-      <w:lvlJc w:val="left"/>
-    </w:lvl>
-    <w:lvl w:ilvl="6" w:tplc="762E34AC">
-      <w:numFmt w:val="decimal"/>
-      <w:lvlText w:val=""/>
-      <w:lvlJc w:val="left"/>
-    </w:lvl>
-    <w:lvl w:ilvl="7" w:tplc="3B42B8CA">
-      <w:numFmt w:val="decimal"/>
-      <w:lvlText w:val=""/>
-      <w:lvlJc w:val="left"/>
-    </w:lvl>
-    <w:lvl w:ilvl="8" w:tplc="BDF4B7CC">
+    <w:lvl w:ilvl="1" w:tplc="B9D83CD6">
+      <w:numFmt w:val="decimal"/>
+      <w:lvlText w:val=""/>
+      <w:lvlJc w:val="left"/>
+    </w:lvl>
+    <w:lvl w:ilvl="2" w:tplc="3B0219DE">
+      <w:numFmt w:val="decimal"/>
+      <w:lvlText w:val=""/>
+      <w:lvlJc w:val="left"/>
+    </w:lvl>
+    <w:lvl w:ilvl="3" w:tplc="B9C2BC3C">
+      <w:numFmt w:val="decimal"/>
+      <w:lvlText w:val=""/>
+      <w:lvlJc w:val="left"/>
+    </w:lvl>
+    <w:lvl w:ilvl="4" w:tplc="F5008D1A">
+      <w:numFmt w:val="decimal"/>
+      <w:lvlText w:val=""/>
+      <w:lvlJc w:val="left"/>
+    </w:lvl>
+    <w:lvl w:ilvl="5" w:tplc="C66A86B6">
+      <w:numFmt w:val="decimal"/>
+      <w:lvlText w:val=""/>
+      <w:lvlJc w:val="left"/>
+    </w:lvl>
+    <w:lvl w:ilvl="6" w:tplc="6B60CE6C">
+      <w:numFmt w:val="decimal"/>
+      <w:lvlText w:val=""/>
+      <w:lvlJc w:val="left"/>
+    </w:lvl>
+    <w:lvl w:ilvl="7" w:tplc="910ACFCC">
+      <w:numFmt w:val="decimal"/>
+      <w:lvlText w:val=""/>
+      <w:lvlJc w:val="left"/>
+    </w:lvl>
+    <w:lvl w:ilvl="8" w:tplc="47389608">
       <w:numFmt w:val="decimal"/>
       <w:lvlText w:val=""/>
       <w:lvlJc w:val="left"/>
     </w:lvl>
   </w:abstractNum>
   <w:abstractNum w:abstractNumId="61" w15:restartNumberingAfterBreak="0">
-    <w:nsid w:val="7EFF3F6C"/>
+    <w:nsid w:val="7E2058D7"/>
     <w:multiLevelType w:val="hybridMultilevel"/>
-    <w:tmpl w:val="B412C1A8"/>
-    <w:lvl w:ilvl="0" w:tplc="DE587848" w:tentative="1">
+    <w:tmpl w:val="E6C4A5BC"/>
+    <w:lvl w:ilvl="0" w:tplc="96D4B118" w:tentative="1">
       <w:start w:val="1"/>
       <w:numFmt w:val="decimal"/>
       <w:lvlText w:val="%1."/>
@@ -7474,55 +7842,55 @@
         <w:ind w:left="720" w:hanging="360"/>
       </w:pPr>
     </w:lvl>
-    <w:lvl w:ilvl="1" w:tplc="03BECAAC">
-      <w:numFmt w:val="decimal"/>
-      <w:lvlText w:val=""/>
-      <w:lvlJc w:val="left"/>
-    </w:lvl>
-    <w:lvl w:ilvl="2" w:tplc="E6223564">
-      <w:numFmt w:val="decimal"/>
-      <w:lvlText w:val=""/>
-      <w:lvlJc w:val="left"/>
-    </w:lvl>
-    <w:lvl w:ilvl="3" w:tplc="BB06467E">
-      <w:numFmt w:val="decimal"/>
-      <w:lvlText w:val=""/>
-      <w:lvlJc w:val="left"/>
-    </w:lvl>
-    <w:lvl w:ilvl="4" w:tplc="E682C53A">
-      <w:numFmt w:val="decimal"/>
-      <w:lvlText w:val=""/>
-      <w:lvlJc w:val="left"/>
-    </w:lvl>
-    <w:lvl w:ilvl="5" w:tplc="EC5C31B2">
-      <w:numFmt w:val="decimal"/>
-      <w:lvlText w:val=""/>
-      <w:lvlJc w:val="left"/>
-    </w:lvl>
-    <w:lvl w:ilvl="6" w:tplc="D2720CAA">
-      <w:numFmt w:val="decimal"/>
-      <w:lvlText w:val=""/>
-      <w:lvlJc w:val="left"/>
-    </w:lvl>
-    <w:lvl w:ilvl="7" w:tplc="1E38B3DC">
-      <w:numFmt w:val="decimal"/>
-      <w:lvlText w:val=""/>
-      <w:lvlJc w:val="left"/>
-    </w:lvl>
-    <w:lvl w:ilvl="8" w:tplc="8ABA9A3A">
+    <w:lvl w:ilvl="1" w:tplc="7EA056CA">
+      <w:numFmt w:val="decimal"/>
+      <w:lvlText w:val=""/>
+      <w:lvlJc w:val="left"/>
+    </w:lvl>
+    <w:lvl w:ilvl="2" w:tplc="E1F8A55C">
+      <w:numFmt w:val="decimal"/>
+      <w:lvlText w:val=""/>
+      <w:lvlJc w:val="left"/>
+    </w:lvl>
+    <w:lvl w:ilvl="3" w:tplc="38CA0C48">
+      <w:numFmt w:val="decimal"/>
+      <w:lvlText w:val=""/>
+      <w:lvlJc w:val="left"/>
+    </w:lvl>
+    <w:lvl w:ilvl="4" w:tplc="9FA611DC">
+      <w:numFmt w:val="decimal"/>
+      <w:lvlText w:val=""/>
+      <w:lvlJc w:val="left"/>
+    </w:lvl>
+    <w:lvl w:ilvl="5" w:tplc="8D72C2C2">
+      <w:numFmt w:val="decimal"/>
+      <w:lvlText w:val=""/>
+      <w:lvlJc w:val="left"/>
+    </w:lvl>
+    <w:lvl w:ilvl="6" w:tplc="19F2C9E8">
+      <w:numFmt w:val="decimal"/>
+      <w:lvlText w:val=""/>
+      <w:lvlJc w:val="left"/>
+    </w:lvl>
+    <w:lvl w:ilvl="7" w:tplc="84483CCA">
+      <w:numFmt w:val="decimal"/>
+      <w:lvlText w:val=""/>
+      <w:lvlJc w:val="left"/>
+    </w:lvl>
+    <w:lvl w:ilvl="8" w:tplc="99F0219A">
       <w:numFmt w:val="decimal"/>
       <w:lvlText w:val=""/>
       <w:lvlJc w:val="left"/>
     </w:lvl>
   </w:abstractNum>
   <w:num w:numId="1">
-    <w:abstractNumId w:val="36"/>
+    <w:abstractNumId w:val="40"/>
     <w:lvlOverride w:ilvl="0">
       <w:startOverride w:val="1"/>
     </w:lvlOverride>
   </w:num>
   <w:num w:numId="2">
-    <w:abstractNumId w:val="26"/>
+    <w:abstractNumId w:val="8"/>
     <w:lvlOverride w:ilvl="0">
       <w:startOverride w:val="1"/>
     </w:lvlOverride>
@@ -7542,7 +7910,7 @@
         <w:color w:val="24292F"/>
         <w:sz w:val="21"/>
         <w:szCs w:val="21"/>
-        <w:lang w:val="es-PE" w:eastAsia="es-PE" w:bidi="ar-SA"/>
+        <w:lang w:val="es-PE" w:eastAsia="ja-JP" w:bidi="ar-SA"/>
       </w:rPr>
     </w:rPrDefault>
     <w:pPrDefault/>
